--- a/docs/tecnicos/MODULO_AVANZADO_Y_DASHBOARD.docx
+++ b/docs/tecnicos/MODULO_AVANZADO_Y_DASHBOARD.docx
@@ -1,202 +1,219 @@
 
 <file path=word/document.xml><?xml version="1.0" encoding="utf-8"?>
-<w:document xmlns:w="http://schemas.openxmlformats.org/wordprocessingml/2006/main" xmlns:m="http://schemas.openxmlformats.org/officeDocument/2006/math" xmlns:r="http://schemas.openxmlformats.org/officeDocument/2006/relationships" xmlns:o="urn:schemas-microsoft-com:office:office" xmlns:v="urn:schemas-microsoft-com:vml" xmlns:w10="urn:schemas-microsoft-com:office:word" xmlns:a="http://schemas.openxmlformats.org/drawingml/2006/main" xmlns:pic="http://schemas.openxmlformats.org/drawingml/2006/picture" xmlns:wp="http://schemas.openxmlformats.org/drawingml/2006/wordprocessingDrawing">
+<w:document xmlns:wpc="http://schemas.microsoft.com/office/word/2010/wordprocessingCanvas" xmlns:cx="http://schemas.microsoft.com/office/drawing/2014/chartex" xmlns:cx1="http://schemas.microsoft.com/office/drawing/2015/9/8/chartex" xmlns:cx2="http://schemas.microsoft.com/office/drawing/2015/10/21/chartex" xmlns:cx3="http://schemas.microsoft.com/office/drawing/2016/5/9/chartex" xmlns:cx4="http://schemas.microsoft.com/office/drawing/2016/5/10/chartex" xmlns:cx5="http://schemas.microsoft.com/office/drawing/2016/5/11/chartex" xmlns:cx6="http://schemas.microsoft.com/office/drawing/2016/5/12/chartex" xmlns:cx7="http://schemas.microsoft.com/office/drawing/2016/5/13/chartex" xmlns:cx8="http://schemas.microsoft.com/office/drawing/2016/5/14/chartex" xmlns:mc="http://schemas.openxmlformats.org/markup-compatibility/2006" xmlns:aink="http://schemas.microsoft.com/office/drawing/2016/ink" xmlns:am3d="http://schemas.microsoft.com/office/drawing/2017/model3d" xmlns:o="urn:schemas-microsoft-com:office:office" xmlns:r="http://schemas.openxmlformats.org/officeDocument/2006/relationships" xmlns:m="http://schemas.openxmlformats.org/officeDocument/2006/math" xmlns:v="urn:schemas-microsoft-com:vml" xmlns:wp14="http://schemas.microsoft.com/office/word/2010/wordprocessingDrawing" xmlns:wp="http://schemas.openxmlformats.org/drawingml/2006/wordprocessingDrawing" xmlns:w10="urn:schemas-microsoft-com:office:word" xmlns:w="http://schemas.openxmlformats.org/wordprocessingml/2006/main" xmlns:w14="http://schemas.microsoft.com/office/word/2010/wordml" xmlns:w15="http://schemas.microsoft.com/office/word/2012/wordml" xmlns:w16cex="http://schemas.microsoft.com/office/word/2018/wordml/cex" xmlns:w16cid="http://schemas.microsoft.com/office/word/2016/wordml/cid" xmlns:w16="http://schemas.microsoft.com/office/word/2018/wordml" xmlns:w16sdtdh="http://schemas.microsoft.com/office/word/2020/wordml/sdtdatahash" xmlns:w16se="http://schemas.microsoft.com/office/word/2015/wordml/symex" xmlns:wpg="http://schemas.microsoft.com/office/word/2010/wordprocessingGroup" xmlns:wpi="http://schemas.microsoft.com/office/word/2010/wordprocessingInk" xmlns:wne="http://schemas.microsoft.com/office/word/2006/wordml" xmlns:wps="http://schemas.microsoft.com/office/word/2010/wordprocessingShape" mc:Ignorable="w14 w15 w16se w16cid w16 w16cex w16sdtdh wp14">
   <w:body>
-    <w:bookmarkStart w:id="16" w:name="Xc6c3b0a3c420ea1013738774e800d052f8408e4"/>
     <w:p>
       <w:pPr>
-        <w:pStyle w:val="Heading1"/>
-      </w:pPr>
-      <w:r>
-        <w:t xml:space="preserve">Módulo Avanzado: race, any, máquina de estados, videos, reportes y dashboard</w:t>
+        <w:pStyle w:val="Ttulo1"/>
+        <w:rPr>
+          <w:lang w:val="es-CO"/>
+        </w:rPr>
+      </w:pPr>
+      <w:bookmarkStart w:id="0" w:name="Xc6c3b0a3c420ea1013738774e800d052f8408e4"/>
+      <w:r>
+        <w:rPr>
+          <w:lang w:val="es-CO"/>
+        </w:rPr>
+        <w:t>Módulo Avanzado: race, any, máquina de estados, videos, reportes y dashboard</w:t>
       </w:r>
     </w:p>
     <w:p>
       <w:pPr>
         <w:pStyle w:val="FirstParagraph"/>
-      </w:pPr>
-      <w:r>
-        <w:t xml:space="preserve">Documento técnico de la rama</w:t>
-      </w:r>
-      <w:r>
-        <w:t xml:space="preserve"> </w:t>
-      </w:r>
-      <w:r>
-        <w:rPr>
-          <w:rStyle w:val="VerbatimChar"/>
-        </w:rPr>
-        <w:t xml:space="preserve">manrique</w:t>
-      </w:r>
-      <w:r>
-        <w:t xml:space="preserve"> </w:t>
-      </w:r>
-      <w:r>
-        <w:t xml:space="preserve">(ManriBOT). Complementa a</w:t>
-      </w:r>
-      <w:r>
-        <w:t xml:space="preserve"> </w:t>
-      </w:r>
-      <w:r>
-        <w:rPr>
-          <w:rStyle w:val="VerbatimChar"/>
-        </w:rPr>
-        <w:t xml:space="preserve">PARADIGMA_FUNCIONAL.md</w:t>
-      </w:r>
-      <w:r>
-        <w:t xml:space="preserve"> </w:t>
-      </w:r>
-      <w:r>
-        <w:t xml:space="preserve">y</w:t>
-      </w:r>
-      <w:r>
-        <w:t xml:space="preserve"> </w:t>
-      </w:r>
-      <w:r>
-        <w:rPr>
-          <w:rStyle w:val="VerbatimChar"/>
-        </w:rPr>
-        <w:t xml:space="preserve">ARQUITECTURA_C4.md</w:t>
-      </w:r>
-      <w:r>
-        <w:t xml:space="preserve"> </w:t>
-      </w:r>
-      <w:r>
-        <w:t xml:space="preserve">(rama</w:t>
-      </w:r>
-      <w:r>
-        <w:t xml:space="preserve"> </w:t>
-      </w:r>
-      <w:r>
-        <w:rPr>
-          <w:rStyle w:val="VerbatimChar"/>
-        </w:rPr>
-        <w:t xml:space="preserve">jose</w:t>
-      </w:r>
-      <w:r>
-        <w:t xml:space="preserve">) documentando</w:t>
-      </w:r>
-      <w:r>
-        <w:t xml:space="preserve"> </w:t>
-      </w:r>
-      <w:r>
-        <w:t xml:space="preserve">el módulo avanzado y el desafío final del taller con enfoque de</w:t>
-      </w:r>
-      <w:r>
-        <w:t xml:space="preserve"> </w:t>
+        <w:rPr>
+          <w:lang w:val="es-CO"/>
+        </w:rPr>
+      </w:pPr>
+      <w:r>
+        <w:rPr>
+          <w:lang w:val="es-CO"/>
+        </w:rPr>
+        <w:t xml:space="preserve">Documento técnico de la rama </w:t>
+      </w:r>
+      <w:r>
+        <w:rPr>
+          <w:rStyle w:val="VerbatimChar"/>
+          <w:lang w:val="es-CO"/>
+        </w:rPr>
+        <w:t>manrique</w:t>
+      </w:r>
+      <w:r>
+        <w:rPr>
+          <w:lang w:val="es-CO"/>
+        </w:rPr>
+        <w:t xml:space="preserve"> (ManriBOT). Complementa a </w:t>
+      </w:r>
+      <w:r>
+        <w:rPr>
+          <w:rStyle w:val="VerbatimChar"/>
+          <w:lang w:val="es-CO"/>
+        </w:rPr>
+        <w:t>PARADIGMA_FUNCIONAL.md</w:t>
+      </w:r>
+      <w:r>
+        <w:rPr>
+          <w:lang w:val="es-CO"/>
+        </w:rPr>
+        <w:t xml:space="preserve"> y </w:t>
+      </w:r>
+      <w:r>
+        <w:rPr>
+          <w:rStyle w:val="VerbatimChar"/>
+          <w:lang w:val="es-CO"/>
+        </w:rPr>
+        <w:t>ARQUITECTURA_C4.md</w:t>
+      </w:r>
+      <w:r>
+        <w:rPr>
+          <w:lang w:val="es-CO"/>
+        </w:rPr>
+        <w:t xml:space="preserve"> (rama </w:t>
+      </w:r>
+      <w:r>
+        <w:rPr>
+          <w:rStyle w:val="VerbatimChar"/>
+          <w:lang w:val="es-CO"/>
+        </w:rPr>
+        <w:t>jose</w:t>
+      </w:r>
+      <w:r>
+        <w:rPr>
+          <w:lang w:val="es-CO"/>
+        </w:rPr>
+        <w:t xml:space="preserve">) documentando </w:t>
+      </w:r>
+      <w:r>
+        <w:rPr>
+          <w:lang w:val="es-CO"/>
+        </w:rPr>
+        <w:t xml:space="preserve">el módulo avanzado y el desafío final del taller con enfoque de </w:t>
       </w:r>
       <w:r>
         <w:rPr>
           <w:b/>
           <w:bCs/>
-        </w:rPr>
-        <w:t xml:space="preserve">Programación Funcional</w:t>
-      </w:r>
-      <w:r>
-        <w:t xml:space="preserve"> </w:t>
-      </w:r>
-      <w:r>
-        <w:t xml:space="preserve">y</w:t>
-      </w:r>
-      <w:r>
-        <w:t xml:space="preserve"> </w:t>
+          <w:lang w:val="es-CO"/>
+        </w:rPr>
+        <w:t>Programación Funcional</w:t>
+      </w:r>
+      <w:r>
+        <w:rPr>
+          <w:lang w:val="es-CO"/>
+        </w:rPr>
+        <w:t xml:space="preserve"> y </w:t>
       </w:r>
       <w:r>
         <w:rPr>
           <w:b/>
           <w:bCs/>
-        </w:rPr>
-        <w:t xml:space="preserve">Clean Code</w:t>
-      </w:r>
-      <w:r>
-        <w:t xml:space="preserve">.</w:t>
+          <w:lang w:val="es-CO"/>
+        </w:rPr>
+        <w:t>Clean Code</w:t>
+      </w:r>
+      <w:r>
+        <w:rPr>
+          <w:lang w:val="es-CO"/>
+        </w:rPr>
+        <w:t>.</w:t>
       </w:r>
     </w:p>
-    <w:bookmarkStart w:id="11" w:name="promesas-de-selección-race-y-any"/>
     <w:p>
       <w:pPr>
-        <w:pStyle w:val="Heading2"/>
-      </w:pPr>
-      <w:r>
-        <w:t xml:space="preserve">1. Promesas de selección:</w:t>
-      </w:r>
-      <w:r>
-        <w:t xml:space="preserve"> </w:t>
-      </w:r>
-      <w:r>
-        <w:rPr>
-          <w:rStyle w:val="VerbatimChar"/>
-        </w:rPr>
-        <w:t xml:space="preserve">race</w:t>
-      </w:r>
-      <w:r>
-        <w:t xml:space="preserve"> </w:t>
-      </w:r>
-      <w:r>
-        <w:t xml:space="preserve">y</w:t>
-      </w:r>
-      <w:r>
-        <w:t xml:space="preserve"> </w:t>
-      </w:r>
-      <w:r>
-        <w:rPr>
-          <w:rStyle w:val="VerbatimChar"/>
-        </w:rPr>
-        <w:t xml:space="preserve">any</w:t>
+        <w:pStyle w:val="Ttulo2"/>
+        <w:rPr>
+          <w:lang w:val="es-CO"/>
+        </w:rPr>
+      </w:pPr>
+      <w:bookmarkStart w:id="1" w:name="promesas-de-selección-race-y-any"/>
+      <w:r>
+        <w:rPr>
+          <w:lang w:val="es-CO"/>
+        </w:rPr>
+        <w:t xml:space="preserve">1. Promesas de selección: </w:t>
+      </w:r>
+      <w:r>
+        <w:rPr>
+          <w:rStyle w:val="VerbatimChar"/>
+          <w:lang w:val="es-CO"/>
+        </w:rPr>
+        <w:t>race</w:t>
+      </w:r>
+      <w:r>
+        <w:rPr>
+          <w:lang w:val="es-CO"/>
+        </w:rPr>
+        <w:t xml:space="preserve"> y </w:t>
+      </w:r>
+      <w:r>
+        <w:rPr>
+          <w:rStyle w:val="VerbatimChar"/>
+          <w:lang w:val="es-CO"/>
+        </w:rPr>
+        <w:t>any</w:t>
       </w:r>
     </w:p>
     <w:tbl>
       <w:tblPr>
         <w:tblStyle w:val="Table"/>
-        <w:tblW w:type="pct" w:w="5000"/>
+        <w:tblW w:w="5000" w:type="pct"/>
         <w:tblLayout w:type="fixed"/>
-        <w:tblLook w:firstRow="1" w:lastRow="0" w:firstColumn="0" w:lastColumn="0" w:noHBand="0" w:noVBand="0" w:val="0020"/>
+        <w:tblLook w:val="0020" w:firstRow="1" w:lastRow="0" w:firstColumn="0" w:lastColumn="0" w:noHBand="0" w:noVBand="0"/>
       </w:tblPr>
       <w:tblGrid>
-        <w:gridCol w:w="2043"/>
-        <w:gridCol w:w="2043"/>
-        <w:gridCol w:w="3832"/>
+        <w:gridCol w:w="2336"/>
+        <w:gridCol w:w="2336"/>
+        <w:gridCol w:w="4382"/>
       </w:tblGrid>
       <w:tr>
         <w:trPr>
-          <w:tblHeader w:val="on"/>
+          <w:cnfStyle w:val="100000000000" w:firstRow="1" w:lastRow="0" w:firstColumn="0" w:lastColumn="0" w:oddVBand="0" w:evenVBand="0" w:oddHBand="0" w:evenHBand="0" w:firstRowFirstColumn="0" w:firstRowLastColumn="0" w:lastRowFirstColumn="0" w:lastRowLastColumn="0"/>
+          <w:tblHeader/>
         </w:trPr>
         <w:tc>
-          <w:tcPr/>
+          <w:tcPr>
+            <w:tcW w:w="2043" w:type="dxa"/>
+          </w:tcPr>
           <w:p>
             <w:pPr>
               <w:pStyle w:val="Compact"/>
             </w:pPr>
             <w:r>
-              <w:t xml:space="preserve">Método</w:t>
+              <w:t>Método</w:t>
             </w:r>
           </w:p>
         </w:tc>
         <w:tc>
-          <w:tcPr/>
+          <w:tcPr>
+            <w:tcW w:w="2043" w:type="dxa"/>
+          </w:tcPr>
           <w:p>
             <w:pPr>
               <w:pStyle w:val="Compact"/>
             </w:pPr>
             <w:r>
-              <w:t xml:space="preserve">Módulo</w:t>
+              <w:t>Módulo</w:t>
             </w:r>
           </w:p>
         </w:tc>
         <w:tc>
-          <w:tcPr/>
+          <w:tcPr>
+            <w:tcW w:w="3832" w:type="dxa"/>
+          </w:tcPr>
           <w:p>
             <w:pPr>
               <w:pStyle w:val="Compact"/>
             </w:pPr>
             <w:r>
-              <w:t xml:space="preserve">Cuándo elegir</w:t>
+              <w:t>Cuándo elegir</w:t>
             </w:r>
           </w:p>
         </w:tc>
       </w:tr>
       <w:tr>
         <w:tc>
-          <w:tcPr/>
+          <w:tcPr>
+            <w:tcW w:w="2043" w:type="dxa"/>
+          </w:tcPr>
           <w:p>
             <w:pPr>
               <w:pStyle w:val="Compact"/>
@@ -205,12 +222,14 @@
               <w:rPr>
                 <w:rStyle w:val="VerbatimChar"/>
               </w:rPr>
-              <w:t xml:space="preserve">Promise.race()</w:t>
+              <w:t>Promise.race()</w:t>
             </w:r>
           </w:p>
         </w:tc>
         <w:tc>
-          <w:tcPr/>
+          <w:tcPr>
+            <w:tcW w:w="2043" w:type="dxa"/>
+          </w:tcPr>
           <w:p>
             <w:pPr>
               <w:pStyle w:val="Compact"/>
@@ -219,50 +238,55 @@
               <w:rPr>
                 <w:rStyle w:val="VerbatimChar"/>
               </w:rPr>
-              <w:t xml:space="preserve">loadRaceResult()</w:t>
+              <w:t>loadRaceResult()</w:t>
             </w:r>
           </w:p>
         </w:tc>
         <w:tc>
-          <w:tcPr/>
+          <w:tcPr>
+            <w:tcW w:w="3832" w:type="dxa"/>
+          </w:tcPr>
           <w:p>
             <w:pPr>
               <w:pStyle w:val="Compact"/>
+              <w:rPr>
+                <w:lang w:val="es-CO"/>
+              </w:rPr>
             </w:pPr>
             <w:r>
-              <w:t xml:space="preserve">La</w:t>
-            </w:r>
-            <w:r>
-              <w:t xml:space="preserve"> </w:t>
+              <w:rPr>
+                <w:lang w:val="es-CO"/>
+              </w:rPr>
+              <w:t xml:space="preserve">La </w:t>
             </w:r>
             <w:r>
               <w:rPr>
                 <w:b/>
                 <w:bCs/>
+                <w:lang w:val="es-CO"/>
               </w:rPr>
-              <w:t xml:space="preserve">primera</w:t>
+              <w:t>primera</w:t>
             </w:r>
             <w:r>
-              <w:t xml:space="preserve"> </w:t>
+              <w:rPr>
+                <w:lang w:val="es-CO"/>
+              </w:rPr>
+              <w:t xml:space="preserve"> promesa en terminar define el resultado (timeo</w:t>
             </w:r>
             <w:r>
-              <w:t xml:space="preserve">promesa en terminar define el resultado (timeout,</w:t>
-            </w:r>
-            <w:r>
-              <w:t xml:space="preserve"> </w:t>
-            </w:r>
-            <w:r>
-              <w:t xml:space="preserve">“primer en cruzar la meta”</w:t>
-            </w:r>
-            <w:r>
-              <w:t xml:space="preserve">)</w:t>
+              <w:rPr>
+                <w:lang w:val="es-CO"/>
+              </w:rPr>
+              <w:t>ut, “primer en cruzar la meta”)</w:t>
             </w:r>
           </w:p>
         </w:tc>
       </w:tr>
       <w:tr>
         <w:tc>
-          <w:tcPr/>
+          <w:tcPr>
+            <w:tcW w:w="2043" w:type="dxa"/>
+          </w:tcPr>
           <w:p>
             <w:pPr>
               <w:pStyle w:val="Compact"/>
@@ -271,12 +295,14 @@
               <w:rPr>
                 <w:rStyle w:val="VerbatimChar"/>
               </w:rPr>
-              <w:t xml:space="preserve">Promise.any()</w:t>
+              <w:t>Promise.any()</w:t>
             </w:r>
           </w:p>
         </w:tc>
         <w:tc>
-          <w:tcPr/>
+          <w:tcPr>
+            <w:tcW w:w="2043" w:type="dxa"/>
+          </w:tcPr>
           <w:p>
             <w:pPr>
               <w:pStyle w:val="Compact"/>
@@ -285,52 +311,58 @@
               <w:rPr>
                 <w:rStyle w:val="VerbatimChar"/>
               </w:rPr>
-              <w:t xml:space="preserve">loadAnyResult()</w:t>
+              <w:t>loadAnyResult()</w:t>
             </w:r>
           </w:p>
         </w:tc>
         <w:tc>
-          <w:tcPr/>
+          <w:tcPr>
+            <w:tcW w:w="3832" w:type="dxa"/>
+          </w:tcPr>
           <w:p>
             <w:pPr>
               <w:pStyle w:val="Compact"/>
+              <w:rPr>
+                <w:lang w:val="es-CO"/>
+              </w:rPr>
             </w:pPr>
             <w:r>
-              <w:t xml:space="preserve">Interesa la</w:t>
-            </w:r>
-            <w:r>
-              <w:t xml:space="preserve"> </w:t>
+              <w:rPr>
+                <w:lang w:val="es-CO"/>
+              </w:rPr>
+              <w:t xml:space="preserve">Interesa la </w:t>
             </w:r>
             <w:r>
               <w:rPr>
                 <w:b/>
                 <w:bCs/>
+                <w:lang w:val="es-CO"/>
               </w:rPr>
-              <w:t xml:space="preserve">primera que tenga éxito</w:t>
+              <w:t>primera que tenga éxito</w:t>
             </w:r>
             <w:r>
-              <w:t xml:space="preserve">; rechaza solo si todas fallan</w:t>
+              <w:rPr>
+                <w:lang w:val="es-CO"/>
+              </w:rPr>
+              <w:t>; rechaza solo si todas fallan</w:t>
             </w:r>
           </w:p>
         </w:tc>
       </w:tr>
     </w:tbl>
-    <w:bookmarkStart w:id="9" w:name="promise.race-timeout-funcional"/>
     <w:p>
       <w:pPr>
-        <w:pStyle w:val="Heading3"/>
-      </w:pPr>
-      <w:r>
-        <w:rPr>
-          <w:rStyle w:val="VerbatimChar"/>
-        </w:rPr>
-        <w:t xml:space="preserve">Promise.race</w:t>
-      </w:r>
-      <w:r>
-        <w:t xml:space="preserve"> </w:t>
-      </w:r>
-      <w:r>
-        <w:t xml:space="preserve">— timeout funcional</w:t>
+        <w:pStyle w:val="Ttulo3"/>
+      </w:pPr>
+      <w:bookmarkStart w:id="2" w:name="promise.race-timeout-funcional"/>
+      <w:r>
+        <w:rPr>
+          <w:rStyle w:val="VerbatimChar"/>
+        </w:rPr>
+        <w:t>Promise.race</w:t>
+      </w:r>
+      <w:r>
+        <w:t xml:space="preserve"> — timeout funcional</w:t>
       </w:r>
     </w:p>
     <w:p>
@@ -341,7 +373,7 @@
         <w:rPr>
           <w:rStyle w:val="KeywordTok"/>
         </w:rPr>
-        <w:t xml:space="preserve">const</w:t>
+        <w:t>const</w:t>
       </w:r>
       <w:r>
         <w:rPr>
@@ -353,7 +385,7 @@
         <w:rPr>
           <w:rStyle w:val="OperatorTok"/>
         </w:rPr>
-        <w:t xml:space="preserve">=</w:t>
+        <w:t>=</w:t>
       </w:r>
       <w:r>
         <w:rPr>
@@ -365,7 +397,7 @@
         <w:rPr>
           <w:rStyle w:val="KeywordTok"/>
         </w:rPr>
-        <w:t xml:space="preserve">new</w:t>
+        <w:t>new</w:t>
       </w:r>
       <w:r>
         <w:rPr>
@@ -377,19 +409,19 @@
         <w:rPr>
           <w:rStyle w:val="BuiltInTok"/>
         </w:rPr>
-        <w:t xml:space="preserve">Promise</w:t>
-      </w:r>
-      <w:r>
-        <w:rPr>
-          <w:rStyle w:val="NormalTok"/>
-        </w:rPr>
-        <w:t xml:space="preserve">((_</w:t>
+        <w:t>Promise</w:t>
+      </w:r>
+      <w:r>
+        <w:rPr>
+          <w:rStyle w:val="NormalTok"/>
+        </w:rPr>
+        <w:t>((_</w:t>
       </w:r>
       <w:r>
         <w:rPr>
           <w:rStyle w:val="OperatorTok"/>
         </w:rPr>
-        <w:t xml:space="preserve">,</w:t>
+        <w:t>,</w:t>
       </w:r>
       <w:r>
         <w:rPr>
@@ -401,7 +433,7 @@
         <w:rPr>
           <w:rStyle w:val="KeywordTok"/>
         </w:rPr>
-        <w:t xml:space="preserve">=&gt;</w:t>
+        <w:t>=&gt;</w:t>
       </w:r>
       <w:r>
         <w:br/>
@@ -416,7 +448,7 @@
         <w:rPr>
           <w:rStyle w:val="PreprocessorTok"/>
         </w:rPr>
-        <w:t xml:space="preserve">setTimeout</w:t>
+        <w:t>setTimeout</w:t>
       </w:r>
       <w:r>
         <w:rPr>
@@ -428,7 +460,7 @@
         <w:rPr>
           <w:rStyle w:val="KeywordTok"/>
         </w:rPr>
-        <w:t xml:space="preserve">=&gt;</w:t>
+        <w:t>=&gt;</w:t>
       </w:r>
       <w:r>
         <w:rPr>
@@ -440,19 +472,19 @@
         <w:rPr>
           <w:rStyle w:val="FunctionTok"/>
         </w:rPr>
-        <w:t xml:space="preserve">reject</w:t>
-      </w:r>
-      <w:r>
-        <w:rPr>
-          <w:rStyle w:val="NormalTok"/>
-        </w:rPr>
-        <w:t xml:space="preserve">(</w:t>
+        <w:t>reject</w:t>
+      </w:r>
+      <w:r>
+        <w:rPr>
+          <w:rStyle w:val="NormalTok"/>
+        </w:rPr>
+        <w:t>(</w:t>
       </w:r>
       <w:r>
         <w:rPr>
           <w:rStyle w:val="KeywordTok"/>
         </w:rPr>
-        <w:t xml:space="preserve">new</w:t>
+        <w:t>new</w:t>
       </w:r>
       <w:r>
         <w:rPr>
@@ -464,31 +496,37 @@
         <w:rPr>
           <w:rStyle w:val="BuiltInTok"/>
         </w:rPr>
-        <w:t xml:space="preserve">Error</w:t>
-      </w:r>
-      <w:r>
-        <w:rPr>
-          <w:rStyle w:val="NormalTok"/>
-        </w:rPr>
-        <w:t xml:space="preserve">(</w:t>
+        <w:t>Error</w:t>
+      </w:r>
+      <w:r>
+        <w:rPr>
+          <w:rStyle w:val="NormalTok"/>
+        </w:rPr>
+        <w:t>(</w:t>
       </w:r>
       <w:r>
         <w:rPr>
           <w:rStyle w:val="StringTok"/>
         </w:rPr>
-        <w:t xml:space="preserve">'⏱ ¡Ganó el temporizador!'</w:t>
-      </w:r>
-      <w:r>
-        <w:rPr>
-          <w:rStyle w:val="NormalTok"/>
-        </w:rPr>
-        <w:t xml:space="preserve">))</w:t>
+        <w:t>'⏱ ¡Ganó el te</w:t>
+      </w:r>
+      <w:r>
+        <w:rPr>
+          <w:rStyle w:val="StringTok"/>
+        </w:rPr>
+        <w:t>mporizador!'</w:t>
+      </w:r>
+      <w:r>
+        <w:rPr>
+          <w:rStyle w:val="NormalTok"/>
+        </w:rPr>
+        <w:t>))</w:t>
       </w:r>
       <w:r>
         <w:rPr>
           <w:rStyle w:val="OperatorTok"/>
         </w:rPr>
-        <w:t xml:space="preserve">,</w:t>
+        <w:t>,</w:t>
       </w:r>
       <w:r>
         <w:rPr>
@@ -500,13 +538,13 @@
         <w:rPr>
           <w:rStyle w:val="DecValTok"/>
         </w:rPr>
-        <w:t xml:space="preserve">2000</w:t>
-      </w:r>
-      <w:r>
-        <w:rPr>
-          <w:rStyle w:val="NormalTok"/>
-        </w:rPr>
-        <w:t xml:space="preserve">)</w:t>
+        <w:t>2000</w:t>
+      </w:r>
+      <w:r>
+        <w:rPr>
+          <w:rStyle w:val="NormalTok"/>
+        </w:rPr>
+        <w:t>)</w:t>
       </w:r>
       <w:r>
         <w:br/>
@@ -515,13 +553,13 @@
         <w:rPr>
           <w:rStyle w:val="NormalTok"/>
         </w:rPr>
-        <w:t xml:space="preserve">)</w:t>
+        <w:t>)</w:t>
       </w:r>
       <w:r>
         <w:rPr>
           <w:rStyle w:val="OperatorTok"/>
         </w:rPr>
-        <w:t xml:space="preserve">;</w:t>
+        <w:t>;</w:t>
       </w:r>
       <w:r>
         <w:br/>
@@ -530,31 +568,31 @@
         <w:rPr>
           <w:rStyle w:val="BuiltInTok"/>
         </w:rPr>
-        <w:t xml:space="preserve">Promise</w:t>
+        <w:t>Promise</w:t>
       </w:r>
       <w:r>
         <w:rPr>
           <w:rStyle w:val="OperatorTok"/>
         </w:rPr>
-        <w:t xml:space="preserve">.</w:t>
+        <w:t>.</w:t>
       </w:r>
       <w:r>
         <w:rPr>
           <w:rStyle w:val="FunctionTok"/>
         </w:rPr>
-        <w:t xml:space="preserve">race</w:t>
-      </w:r>
-      <w:r>
-        <w:rPr>
-          <w:rStyle w:val="NormalTok"/>
-        </w:rPr>
-        <w:t xml:space="preserve">([apiRequest</w:t>
+        <w:t>race</w:t>
+      </w:r>
+      <w:r>
+        <w:rPr>
+          <w:rStyle w:val="NormalTok"/>
+        </w:rPr>
+        <w:t>([apiRequest</w:t>
       </w:r>
       <w:r>
         <w:rPr>
           <w:rStyle w:val="OperatorTok"/>
         </w:rPr>
-        <w:t xml:space="preserve">,</w:t>
+        <w:t>,</w:t>
       </w:r>
       <w:r>
         <w:rPr>
@@ -575,13 +613,13 @@
         <w:rPr>
           <w:rStyle w:val="OperatorTok"/>
         </w:rPr>
-        <w:t xml:space="preserve">.</w:t>
+        <w:t>.</w:t>
       </w:r>
       <w:r>
         <w:rPr>
           <w:rStyle w:val="FunctionTok"/>
         </w:rPr>
-        <w:t xml:space="preserve">then</w:t>
+        <w:t>then</w:t>
       </w:r>
       <w:r>
         <w:rPr>
@@ -593,7 +631,7 @@
         <w:rPr>
           <w:rStyle w:val="KeywordTok"/>
         </w:rPr>
-        <w:t xml:space="preserve">=&gt;</w:t>
+        <w:t>=&gt;</w:t>
       </w:r>
       <w:r>
         <w:rPr>
@@ -605,13 +643,13 @@
         <w:rPr>
           <w:rStyle w:val="FunctionTok"/>
         </w:rPr>
-        <w:t xml:space="preserve">renderPost</w:t>
-      </w:r>
-      <w:r>
-        <w:rPr>
-          <w:rStyle w:val="NormalTok"/>
-        </w:rPr>
-        <w:t xml:space="preserve">(post))</w:t>
+        <w:t>renderPost</w:t>
+      </w:r>
+      <w:r>
+        <w:rPr>
+          <w:rStyle w:val="NormalTok"/>
+        </w:rPr>
+        <w:t>(post))</w:t>
       </w:r>
       <w:r>
         <w:br/>
@@ -626,13 +664,13 @@
         <w:rPr>
           <w:rStyle w:val="OperatorTok"/>
         </w:rPr>
-        <w:t xml:space="preserve">.</w:t>
+        <w:t>.</w:t>
       </w:r>
       <w:r>
         <w:rPr>
           <w:rStyle w:val="FunctionTok"/>
         </w:rPr>
-        <w:t xml:space="preserve">catch</w:t>
+        <w:t>catch</w:t>
       </w:r>
       <w:r>
         <w:rPr>
@@ -644,7 +682,7 @@
         <w:rPr>
           <w:rStyle w:val="KeywordTok"/>
         </w:rPr>
-        <w:t xml:space="preserve">=&gt;</w:t>
+        <w:t>=&gt;</w:t>
       </w:r>
       <w:r>
         <w:rPr>
@@ -656,19 +694,19 @@
         <w:rPr>
           <w:rStyle w:val="FunctionTok"/>
         </w:rPr>
-        <w:t xml:space="preserve">renderError</w:t>
-      </w:r>
-      <w:r>
-        <w:rPr>
-          <w:rStyle w:val="NormalTok"/>
-        </w:rPr>
-        <w:t xml:space="preserve">(error))</w:t>
+        <w:t>renderError</w:t>
+      </w:r>
+      <w:r>
+        <w:rPr>
+          <w:rStyle w:val="NormalTok"/>
+        </w:rPr>
+        <w:t>(error))</w:t>
       </w:r>
       <w:r>
         <w:rPr>
           <w:rStyle w:val="OperatorTok"/>
         </w:rPr>
-        <w:t xml:space="preserve">;</w:t>
+        <w:t>;</w:t>
       </w:r>
     </w:p>
     <w:p>
@@ -676,39 +714,44 @@
         <w:pStyle w:val="Compact"/>
         <w:numPr>
           <w:ilvl w:val="0"/>
-          <w:numId w:val="1001"/>
+          <w:numId w:val="2"/>
         </w:numPr>
-      </w:pPr>
-      <w:r>
-        <w:t xml:space="preserve">El temporizador es una</w:t>
-      </w:r>
-      <w:r>
-        <w:t xml:space="preserve"> </w:t>
+        <w:rPr>
+          <w:lang w:val="es-CO"/>
+        </w:rPr>
+      </w:pPr>
+      <w:r>
+        <w:rPr>
+          <w:lang w:val="es-CO"/>
+        </w:rPr>
+        <w:t xml:space="preserve">El temporizador es una </w:t>
       </w:r>
       <w:r>
         <w:rPr>
           <w:b/>
           <w:bCs/>
-        </w:rPr>
-        <w:t xml:space="preserve">fábrica de rechazo</w:t>
-      </w:r>
-      <w:r>
-        <w:t xml:space="preserve"> </w:t>
-      </w:r>
-      <w:r>
-        <w:t xml:space="preserve">integrable en cualquier</w:t>
-      </w:r>
-      <w:r>
-        <w:t xml:space="preserve"> </w:t>
-      </w:r>
-      <w:r>
-        <w:rPr>
-          <w:rStyle w:val="VerbatimChar"/>
-        </w:rPr>
-        <w:t xml:space="preserve">race</w:t>
-      </w:r>
-      <w:r>
-        <w:t xml:space="preserve">.</w:t>
+          <w:lang w:val="es-CO"/>
+        </w:rPr>
+        <w:t>fábrica de rechazo</w:t>
+      </w:r>
+      <w:r>
+        <w:rPr>
+          <w:lang w:val="es-CO"/>
+        </w:rPr>
+        <w:t xml:space="preserve"> integrable en cualquier </w:t>
+      </w:r>
+      <w:r>
+        <w:rPr>
+          <w:rStyle w:val="VerbatimChar"/>
+          <w:lang w:val="es-CO"/>
+        </w:rPr>
+        <w:t>race</w:t>
+      </w:r>
+      <w:r>
+        <w:rPr>
+          <w:lang w:val="es-CO"/>
+        </w:rPr>
+        <w:t>.</w:t>
       </w:r>
     </w:p>
     <w:p>
@@ -716,41 +759,44 @@
         <w:pStyle w:val="Compact"/>
         <w:numPr>
           <w:ilvl w:val="0"/>
-          <w:numId w:val="1001"/>
+          <w:numId w:val="2"/>
         </w:numPr>
-      </w:pPr>
-      <w:r>
-        <w:t xml:space="preserve">Se compone con la petición sin mutar el estado: cada uno es un valor.</w:t>
-      </w:r>
-    </w:p>
-    <w:bookmarkEnd w:id="9"/>
-    <w:bookmarkStart w:id="10" w:name="promise.any-primer-éxito"/>
-    <w:p>
-      <w:pPr>
-        <w:pStyle w:val="Heading3"/>
-      </w:pPr>
-      <w:r>
-        <w:rPr>
-          <w:rStyle w:val="VerbatimChar"/>
-        </w:rPr>
-        <w:t xml:space="preserve">Promise.any</w:t>
-      </w:r>
-      <w:r>
-        <w:t xml:space="preserve"> </w:t>
-      </w:r>
-      <w:r>
-        <w:t xml:space="preserve">— primer éxito</w:t>
+        <w:rPr>
+          <w:lang w:val="es-CO"/>
+        </w:rPr>
+      </w:pPr>
+      <w:r>
+        <w:rPr>
+          <w:lang w:val="es-CO"/>
+        </w:rPr>
+        <w:t>Se compone con la petición sin mutar el estado: cada uno es un valor.</w:t>
       </w:r>
     </w:p>
     <w:p>
       <w:pPr>
+        <w:pStyle w:val="Ttulo3"/>
+      </w:pPr>
+      <w:bookmarkStart w:id="3" w:name="promise.any-primer-éxito"/>
+      <w:bookmarkEnd w:id="2"/>
+      <w:r>
+        <w:rPr>
+          <w:rStyle w:val="VerbatimChar"/>
+        </w:rPr>
+        <w:t>Promise.any</w:t>
+      </w:r>
+      <w:r>
+        <w:t xml:space="preserve"> — primer éxito</w:t>
+      </w:r>
+    </w:p>
+    <w:p>
+      <w:pPr>
         <w:pStyle w:val="SourceCode"/>
       </w:pPr>
       <w:r>
         <w:rPr>
           <w:rStyle w:val="KeywordTok"/>
         </w:rPr>
-        <w:t xml:space="preserve">const</w:t>
+        <w:t>const</w:t>
       </w:r>
       <w:r>
         <w:rPr>
@@ -762,7 +808,7 @@
         <w:rPr>
           <w:rStyle w:val="OperatorTok"/>
         </w:rPr>
-        <w:t xml:space="preserve">=</w:t>
+        <w:t>=</w:t>
       </w:r>
       <w:r>
         <w:rPr>
@@ -774,7 +820,7 @@
         <w:rPr>
           <w:rStyle w:val="OperatorTok"/>
         </w:rPr>
-        <w:t xml:space="preserve">,</w:t>
+        <w:t>,</w:t>
       </w:r>
       <w:r>
         <w:rPr>
@@ -786,7 +832,7 @@
         <w:rPr>
           <w:rStyle w:val="OperatorTok"/>
         </w:rPr>
-        <w:t xml:space="preserve">,</w:t>
+        <w:t>,</w:t>
       </w:r>
       <w:r>
         <w:rPr>
@@ -798,13 +844,13 @@
         <w:rPr>
           <w:rStyle w:val="OperatorTok"/>
         </w:rPr>
-        <w:t xml:space="preserve">.</w:t>
+        <w:t>.</w:t>
       </w:r>
       <w:r>
         <w:rPr>
           <w:rStyle w:val="FunctionTok"/>
         </w:rPr>
-        <w:t xml:space="preserve">map</w:t>
+        <w:t>map</w:t>
       </w:r>
       <w:r>
         <w:rPr>
@@ -816,7 +862,7 @@
         <w:rPr>
           <w:rStyle w:val="KeywordTok"/>
         </w:rPr>
-        <w:t xml:space="preserve">=&gt;</w:t>
+        <w:t>=&gt;</w:t>
       </w:r>
       <w:r>
         <w:rPr>
@@ -828,37 +874,37 @@
         <w:rPr>
           <w:rStyle w:val="FunctionTok"/>
         </w:rPr>
-        <w:t xml:space="preserve">fetch</w:t>
-      </w:r>
-      <w:r>
-        <w:rPr>
-          <w:rStyle w:val="NormalTok"/>
-        </w:rPr>
-        <w:t xml:space="preserve">(url)</w:t>
+        <w:t>fetch</w:t>
+      </w:r>
+      <w:r>
+        <w:rPr>
+          <w:rStyle w:val="NormalTok"/>
+        </w:rPr>
+        <w:t>(url)</w:t>
       </w:r>
       <w:r>
         <w:rPr>
           <w:rStyle w:val="OperatorTok"/>
         </w:rPr>
-        <w:t xml:space="preserve">.</w:t>
+        <w:t>.</w:t>
       </w:r>
       <w:r>
         <w:rPr>
           <w:rStyle w:val="FunctionTok"/>
         </w:rPr>
-        <w:t xml:space="preserve">then</w:t>
-      </w:r>
-      <w:r>
-        <w:rPr>
-          <w:rStyle w:val="NormalTok"/>
-        </w:rPr>
-        <w:t xml:space="preserve">(parseIfOk))</w:t>
+        <w:t>then</w:t>
+      </w:r>
+      <w:r>
+        <w:rPr>
+          <w:rStyle w:val="NormalTok"/>
+        </w:rPr>
+        <w:t>(parseIfOk))</w:t>
       </w:r>
       <w:r>
         <w:rPr>
           <w:rStyle w:val="OperatorTok"/>
         </w:rPr>
-        <w:t xml:space="preserve">;</w:t>
+        <w:t>;</w:t>
       </w:r>
       <w:r>
         <w:br/>
@@ -867,25 +913,25 @@
         <w:rPr>
           <w:rStyle w:val="BuiltInTok"/>
         </w:rPr>
-        <w:t xml:space="preserve">Promise</w:t>
+        <w:t>Promise</w:t>
       </w:r>
       <w:r>
         <w:rPr>
           <w:rStyle w:val="OperatorTok"/>
         </w:rPr>
-        <w:t xml:space="preserve">.</w:t>
+        <w:t>.</w:t>
       </w:r>
       <w:r>
         <w:rPr>
           <w:rStyle w:val="FunctionTok"/>
         </w:rPr>
-        <w:t xml:space="preserve">any</w:t>
-      </w:r>
-      <w:r>
-        <w:rPr>
-          <w:rStyle w:val="NormalTok"/>
-        </w:rPr>
-        <w:t xml:space="preserve">(attempts)</w:t>
+        <w:t>any</w:t>
+      </w:r>
+      <w:r>
+        <w:rPr>
+          <w:rStyle w:val="NormalTok"/>
+        </w:rPr>
+        <w:t>(attempts)</w:t>
       </w:r>
       <w:r>
         <w:br/>
@@ -900,13 +946,13 @@
         <w:rPr>
           <w:rStyle w:val="OperatorTok"/>
         </w:rPr>
-        <w:t xml:space="preserve">.</w:t>
+        <w:t>.</w:t>
       </w:r>
       <w:r>
         <w:rPr>
           <w:rStyle w:val="FunctionTok"/>
         </w:rPr>
-        <w:t xml:space="preserve">then</w:t>
+        <w:t>then</w:t>
       </w:r>
       <w:r>
         <w:rPr>
@@ -918,7 +964,7 @@
         <w:rPr>
           <w:rStyle w:val="KeywordTok"/>
         </w:rPr>
-        <w:t xml:space="preserve">=&gt;</w:t>
+        <w:t>=&gt;</w:t>
       </w:r>
       <w:r>
         <w:rPr>
@@ -930,13 +976,13 @@
         <w:rPr>
           <w:rStyle w:val="FunctionTok"/>
         </w:rPr>
-        <w:t xml:space="preserve">renderPost</w:t>
-      </w:r>
-      <w:r>
-        <w:rPr>
-          <w:rStyle w:val="NormalTok"/>
-        </w:rPr>
-        <w:t xml:space="preserve">(firstOk))</w:t>
+        <w:t>renderPost</w:t>
+      </w:r>
+      <w:r>
+        <w:rPr>
+          <w:rStyle w:val="NormalTok"/>
+        </w:rPr>
+        <w:t>(firstOk))</w:t>
       </w:r>
       <w:r>
         <w:br/>
@@ -951,13 +997,13 @@
         <w:rPr>
           <w:rStyle w:val="OperatorTok"/>
         </w:rPr>
-        <w:t xml:space="preserve">.</w:t>
+        <w:t>.</w:t>
       </w:r>
       <w:r>
         <w:rPr>
           <w:rStyle w:val="FunctionTok"/>
         </w:rPr>
-        <w:t xml:space="preserve">catch</w:t>
+        <w:t>catch</w:t>
       </w:r>
       <w:r>
         <w:rPr>
@@ -969,7 +1015,7 @@
         <w:rPr>
           <w:rStyle w:val="KeywordTok"/>
         </w:rPr>
-        <w:t xml:space="preserve">=&gt;</w:t>
+        <w:t>=&gt;</w:t>
       </w:r>
       <w:r>
         <w:rPr>
@@ -981,19 +1027,25 @@
         <w:rPr>
           <w:rStyle w:val="FunctionTok"/>
         </w:rPr>
-        <w:t xml:space="preserve">renderAllFailed</w:t>
-      </w:r>
-      <w:r>
-        <w:rPr>
-          <w:rStyle w:val="NormalTok"/>
-        </w:rPr>
-        <w:t xml:space="preserve">(error))</w:t>
+        <w:t>ren</w:t>
+      </w:r>
+      <w:r>
+        <w:rPr>
+          <w:rStyle w:val="FunctionTok"/>
+        </w:rPr>
+        <w:t>derAllFailed</w:t>
+      </w:r>
+      <w:r>
+        <w:rPr>
+          <w:rStyle w:val="NormalTok"/>
+        </w:rPr>
+        <w:t>(error))</w:t>
       </w:r>
       <w:r>
         <w:rPr>
           <w:rStyle w:val="OperatorTok"/>
         </w:rPr>
-        <w:t xml:space="preserve">;</w:t>
+        <w:t>;</w:t>
       </w:r>
       <w:r>
         <w:rPr>
@@ -1005,7 +1057,7 @@
         <w:rPr>
           <w:rStyle w:val="CommentTok"/>
         </w:rPr>
-        <w:t xml:space="preserve">// AggregateError</w:t>
+        <w:t>// AggregateError</w:t>
       </w:r>
     </w:p>
     <w:p>
@@ -1013,20 +1065,24 @@
         <w:pStyle w:val="Compact"/>
         <w:numPr>
           <w:ilvl w:val="0"/>
-          <w:numId w:val="1002"/>
+          <w:numId w:val="3"/>
         </w:numPr>
-      </w:pPr>
-      <w:r>
-        <w:rPr>
-          <w:rStyle w:val="VerbatimChar"/>
-        </w:rPr>
-        <w:t xml:space="preserve">.map()</w:t>
-      </w:r>
-      <w:r>
-        <w:t xml:space="preserve"> </w:t>
-      </w:r>
-      <w:r>
-        <w:t xml:space="preserve">transforma el arreglo de URLs en arreglo de Promesas (HOF).</w:t>
+        <w:rPr>
+          <w:lang w:val="es-CO"/>
+        </w:rPr>
+      </w:pPr>
+      <w:r>
+        <w:rPr>
+          <w:rStyle w:val="VerbatimChar"/>
+          <w:lang w:val="es-CO"/>
+        </w:rPr>
+        <w:t>.map()</w:t>
+      </w:r>
+      <w:r>
+        <w:rPr>
+          <w:lang w:val="es-CO"/>
+        </w:rPr>
+        <w:t xml:space="preserve"> transforma el arreglo de URLs en arreglo de Promesas (HOF).</w:t>
       </w:r>
     </w:p>
     <w:p>
@@ -1034,97 +1090,108 @@
         <w:pStyle w:val="Compact"/>
         <w:numPr>
           <w:ilvl w:val="0"/>
-          <w:numId w:val="1002"/>
+          <w:numId w:val="3"/>
         </w:numPr>
-      </w:pPr>
-      <w:r>
-        <w:t xml:space="preserve">Si todas fallan,</w:t>
-      </w:r>
-      <w:r>
-        <w:t xml:space="preserve"> </w:t>
-      </w:r>
-      <w:r>
-        <w:rPr>
-          <w:rStyle w:val="VerbatimChar"/>
-        </w:rPr>
-        <w:t xml:space="preserve">any</w:t>
-      </w:r>
-      <w:r>
-        <w:t xml:space="preserve"> </w:t>
-      </w:r>
-      <w:r>
-        <w:t xml:space="preserve">rechaza con</w:t>
-      </w:r>
-      <w:r>
-        <w:t xml:space="preserve"> </w:t>
-      </w:r>
-      <w:r>
-        <w:rPr>
-          <w:rStyle w:val="VerbatimChar"/>
-        </w:rPr>
-        <w:t xml:space="preserve">AggregateError</w:t>
-      </w:r>
-      <w:r>
-        <w:t xml:space="preserve"> </w:t>
-      </w:r>
-      <w:r>
-        <w:t xml:space="preserve">(manejo de errores agregado).</w:t>
-      </w:r>
-    </w:p>
-    <w:bookmarkEnd w:id="10"/>
-    <w:bookmarkEnd w:id="11"/>
-    <w:bookmarkStart w:id="12" w:name="máquina-de-estados-initsearchifneeded"/>
-    <w:p>
-      <w:pPr>
-        <w:pStyle w:val="Heading2"/>
-      </w:pPr>
-      <w:r>
-        <w:t xml:space="preserve">2. Máquina de estados</w:t>
-      </w:r>
-      <w:r>
-        <w:t xml:space="preserve"> </w:t>
-      </w:r>
-      <w:r>
-        <w:rPr>
-          <w:rStyle w:val="VerbatimChar"/>
-        </w:rPr>
-        <w:t xml:space="preserve">initSearchIfNeeded</w:t>
+        <w:rPr>
+          <w:lang w:val="es-CO"/>
+        </w:rPr>
+      </w:pPr>
+      <w:r>
+        <w:rPr>
+          <w:lang w:val="es-CO"/>
+        </w:rPr>
+        <w:t xml:space="preserve">Si todas fallan, </w:t>
+      </w:r>
+      <w:r>
+        <w:rPr>
+          <w:rStyle w:val="VerbatimChar"/>
+          <w:lang w:val="es-CO"/>
+        </w:rPr>
+        <w:t>any</w:t>
+      </w:r>
+      <w:r>
+        <w:rPr>
+          <w:lang w:val="es-CO"/>
+        </w:rPr>
+        <w:t xml:space="preserve"> rechaza con </w:t>
+      </w:r>
+      <w:r>
+        <w:rPr>
+          <w:rStyle w:val="VerbatimChar"/>
+          <w:lang w:val="es-CO"/>
+        </w:rPr>
+        <w:t>AggregateError</w:t>
+      </w:r>
+      <w:r>
+        <w:rPr>
+          <w:lang w:val="es-CO"/>
+        </w:rPr>
+        <w:t xml:space="preserve"> (manejo de errores agregado).</w:t>
       </w:r>
     </w:p>
     <w:p>
       <w:pPr>
+        <w:pStyle w:val="Ttulo2"/>
+        <w:rPr>
+          <w:lang w:val="es-CO"/>
+        </w:rPr>
+      </w:pPr>
+      <w:bookmarkStart w:id="4" w:name="máquina-de-estados-initsearchifneeded"/>
+      <w:bookmarkEnd w:id="1"/>
+      <w:bookmarkEnd w:id="3"/>
+      <w:r>
+        <w:rPr>
+          <w:lang w:val="es-CO"/>
+        </w:rPr>
+        <w:t xml:space="preserve">2. Máquina de estados </w:t>
+      </w:r>
+      <w:r>
+        <w:rPr>
+          <w:rStyle w:val="VerbatimChar"/>
+          <w:lang w:val="es-CO"/>
+        </w:rPr>
+        <w:t>initSearchIfNeeded</w:t>
+      </w:r>
+    </w:p>
+    <w:p>
+      <w:pPr>
         <w:pStyle w:val="FirstParagraph"/>
-      </w:pPr>
-      <w:r>
-        <w:t xml:space="preserve">Estados</w:t>
-      </w:r>
-      <w:r>
-        <w:t xml:space="preserve"> </w:t>
+        <w:rPr>
+          <w:lang w:val="es-CO"/>
+        </w:rPr>
+      </w:pPr>
+      <w:r>
+        <w:rPr>
+          <w:lang w:val="es-CO"/>
+        </w:rPr>
+        <w:t xml:space="preserve">Estados </w:t>
       </w:r>
       <w:r>
         <w:rPr>
           <w:b/>
           <w:bCs/>
-        </w:rPr>
-        <w:t xml:space="preserve">inmutables</w:t>
-      </w:r>
-      <w:r>
-        <w:t xml:space="preserve"> </w:t>
-      </w:r>
-      <w:r>
-        <w:t xml:space="preserve">con</w:t>
-      </w:r>
-      <w:r>
-        <w:t xml:space="preserve"> </w:t>
-      </w:r>
-      <w:r>
-        <w:rPr>
-          <w:rStyle w:val="VerbatimChar"/>
-        </w:rPr>
-        <w:t xml:space="preserve">Object.freeze</w:t>
-      </w:r>
-      <w:r>
-        <w:t xml:space="preserve">:</w:t>
+          <w:lang w:val="es-CO"/>
+        </w:rPr>
+        <w:t>inmutables</w:t>
+      </w:r>
+      <w:r>
+        <w:rPr>
+          <w:lang w:val="es-CO"/>
+        </w:rPr>
+        <w:t xml:space="preserve"> con </w:t>
+      </w:r>
+      <w:r>
+        <w:rPr>
+          <w:rStyle w:val="VerbatimChar"/>
+          <w:lang w:val="es-CO"/>
+        </w:rPr>
+        <w:t>Object.freeze</w:t>
+      </w:r>
+      <w:r>
+        <w:rPr>
+          <w:lang w:val="es-CO"/>
+        </w:rPr>
+        <w:t>:</w:t>
       </w:r>
     </w:p>
     <w:p>
@@ -1135,7 +1202,7 @@
         <w:rPr>
           <w:rStyle w:val="KeywordTok"/>
         </w:rPr>
-        <w:t xml:space="preserve">const</w:t>
+        <w:t>const</w:t>
       </w:r>
       <w:r>
         <w:rPr>
@@ -1147,7 +1214,7 @@
         <w:rPr>
           <w:rStyle w:val="OperatorTok"/>
         </w:rPr>
-        <w:t xml:space="preserve">=</w:t>
+        <w:t>=</w:t>
       </w:r>
       <w:r>
         <w:rPr>
@@ -1159,25 +1226,25 @@
         <w:rPr>
           <w:rStyle w:val="BuiltInTok"/>
         </w:rPr>
-        <w:t xml:space="preserve">Object</w:t>
+        <w:t>Object</w:t>
       </w:r>
       <w:r>
         <w:rPr>
           <w:rStyle w:val="OperatorTok"/>
         </w:rPr>
-        <w:t xml:space="preserve">.</w:t>
+        <w:t>.</w:t>
       </w:r>
       <w:r>
         <w:rPr>
           <w:rStyle w:val="FunctionTok"/>
         </w:rPr>
-        <w:t xml:space="preserve">freeze</w:t>
-      </w:r>
-      <w:r>
-        <w:rPr>
-          <w:rStyle w:val="NormalTok"/>
-        </w:rPr>
-        <w:t xml:space="preserve">({</w:t>
+        <w:t>freeze</w:t>
+      </w:r>
+      <w:r>
+        <w:rPr>
+          <w:rStyle w:val="NormalTok"/>
+        </w:rPr>
+        <w:t>({</w:t>
       </w:r>
       <w:r>
         <w:br/>
@@ -1192,13 +1259,13 @@
         <w:rPr>
           <w:rStyle w:val="DataTypeTok"/>
         </w:rPr>
-        <w:t xml:space="preserve">IDLE</w:t>
+        <w:t>IDLE</w:t>
       </w:r>
       <w:r>
         <w:rPr>
           <w:rStyle w:val="OperatorTok"/>
         </w:rPr>
-        <w:t xml:space="preserve">:</w:t>
+        <w:t>:</w:t>
       </w:r>
       <w:r>
         <w:rPr>
@@ -1210,13 +1277,13 @@
         <w:rPr>
           <w:rStyle w:val="StringTok"/>
         </w:rPr>
-        <w:t xml:space="preserve">'IDLE'</w:t>
+        <w:t>'IDLE'</w:t>
       </w:r>
       <w:r>
         <w:rPr>
           <w:rStyle w:val="OperatorTok"/>
         </w:rPr>
-        <w:t xml:space="preserve">,</w:t>
+        <w:t>,</w:t>
       </w:r>
       <w:r>
         <w:br/>
@@ -1225,19 +1292,20 @@
         <w:rPr>
           <w:rStyle w:val="NormalTok"/>
         </w:rPr>
+        <w:lastRenderedPageBreak/>
         <w:t xml:space="preserve">  </w:t>
       </w:r>
       <w:r>
         <w:rPr>
           <w:rStyle w:val="DataTypeTok"/>
         </w:rPr>
-        <w:t xml:space="preserve">PENDING</w:t>
+        <w:t>PENDING</w:t>
       </w:r>
       <w:r>
         <w:rPr>
           <w:rStyle w:val="OperatorTok"/>
         </w:rPr>
-        <w:t xml:space="preserve">:</w:t>
+        <w:t>:</w:t>
       </w:r>
       <w:r>
         <w:rPr>
@@ -1249,13 +1317,13 @@
         <w:rPr>
           <w:rStyle w:val="StringTok"/>
         </w:rPr>
-        <w:t xml:space="preserve">'PENDING'</w:t>
+        <w:t>'PENDING'</w:t>
       </w:r>
       <w:r>
         <w:rPr>
           <w:rStyle w:val="OperatorTok"/>
         </w:rPr>
-        <w:t xml:space="preserve">,</w:t>
+        <w:t>,</w:t>
       </w:r>
       <w:r>
         <w:br/>
@@ -1270,13 +1338,13 @@
         <w:rPr>
           <w:rStyle w:val="DataTypeTok"/>
         </w:rPr>
-        <w:t xml:space="preserve">FULFILLED</w:t>
+        <w:t>FULFILLED</w:t>
       </w:r>
       <w:r>
         <w:rPr>
           <w:rStyle w:val="OperatorTok"/>
         </w:rPr>
-        <w:t xml:space="preserve">:</w:t>
+        <w:t>:</w:t>
       </w:r>
       <w:r>
         <w:rPr>
@@ -1288,13 +1356,13 @@
         <w:rPr>
           <w:rStyle w:val="StringTok"/>
         </w:rPr>
-        <w:t xml:space="preserve">'FULFILLED'</w:t>
+        <w:t>'FULFILLED'</w:t>
       </w:r>
       <w:r>
         <w:rPr>
           <w:rStyle w:val="OperatorTok"/>
         </w:rPr>
-        <w:t xml:space="preserve">,</w:t>
+        <w:t>,</w:t>
       </w:r>
       <w:r>
         <w:br/>
@@ -1309,13 +1377,13 @@
         <w:rPr>
           <w:rStyle w:val="DataTypeTok"/>
         </w:rPr>
-        <w:t xml:space="preserve">REJECTED</w:t>
+        <w:t>REJECTED</w:t>
       </w:r>
       <w:r>
         <w:rPr>
           <w:rStyle w:val="OperatorTok"/>
         </w:rPr>
-        <w:t xml:space="preserve">:</w:t>
+        <w:t>:</w:t>
       </w:r>
       <w:r>
         <w:rPr>
@@ -1327,7 +1395,7 @@
         <w:rPr>
           <w:rStyle w:val="StringTok"/>
         </w:rPr>
-        <w:t xml:space="preserve">'REJECTED'</w:t>
+        <w:t>'REJECTED'</w:t>
       </w:r>
       <w:r>
         <w:br/>
@@ -1336,483 +1404,828 @@
         <w:rPr>
           <w:rStyle w:val="NormalTok"/>
         </w:rPr>
-        <w:t xml:space="preserve">})</w:t>
+        <w:t>})</w:t>
       </w:r>
       <w:r>
         <w:rPr>
           <w:rStyle w:val="OperatorTok"/>
         </w:rPr>
-        <w:t xml:space="preserve">;</w:t>
+        <w:t>;</w:t>
       </w:r>
     </w:p>
     <w:p>
       <w:pPr>
         <w:pStyle w:val="FirstParagraph"/>
-      </w:pPr>
-      <w:r>
-        <w:t xml:space="preserve">Transición de estados en la UI (diagrama de flujo Mermaid):</w:t>
+        <w:rPr>
+          <w:lang w:val="es-CO"/>
+        </w:rPr>
+      </w:pPr>
+      <w:r>
+        <w:rPr>
+          <w:lang w:val="es-CO"/>
+        </w:rPr>
+        <w:t>Transición de estados en la UI (diagrama de flujo Mermaid):</w:t>
       </w:r>
     </w:p>
     <w:p>
       <w:pPr>
         <w:pStyle w:val="SourceCode"/>
-      </w:pPr>
-      <w:r>
-        <w:rPr>
-          <w:rStyle w:val="VerbatimChar"/>
-        </w:rPr>
-        <w:t xml:space="preserve">stateDiagram-v2</w:t>
-      </w:r>
-      <w:r>
+        <w:spacing w:after="0"/>
+        <w:rPr>
+          <w:rStyle w:val="VerbatimChar"/>
+          <w:lang w:val="es-CO"/>
+        </w:rPr>
+      </w:pPr>
+      <w:r>
+        <w:rPr>
+          <w:rStyle w:val="VerbatimChar"/>
+          <w:lang w:val="es-CO"/>
+        </w:rPr>
+        <w:t>stateDiagram-v2</w:t>
+      </w:r>
+      <w:r>
+        <w:rPr>
+          <w:lang w:val="es-CO"/>
+        </w:rPr>
         <w:br/>
       </w:r>
       <w:r>
         <w:rPr>
           <w:rStyle w:val="VerbatimChar"/>
+          <w:lang w:val="es-CO"/>
         </w:rPr>
         <w:t xml:space="preserve">    [*] --&gt; IDLE</w:t>
       </w:r>
       <w:r>
+        <w:rPr>
+          <w:lang w:val="es-CO"/>
+        </w:rPr>
         <w:br/>
       </w:r>
       <w:r>
         <w:rPr>
           <w:rStyle w:val="VerbatimChar"/>
-        </w:rPr>
-        <w:t xml:space="preserve">    IDLE --&gt; PENDING: pulsar Buscar / Enter</w:t>
-      </w:r>
-      <w:r>
+          <w:lang w:val="es-CO"/>
+        </w:rPr>
+        <w:t xml:space="preserve">    IDLE --&gt; PENDING: pu</w:t>
+      </w:r>
+      <w:r>
+        <w:rPr>
+          <w:rStyle w:val="VerbatimChar"/>
+          <w:lang w:val="es-CO"/>
+        </w:rPr>
+        <w:t>lsar Buscar / Enter</w:t>
+      </w:r>
+      <w:r>
+        <w:rPr>
+          <w:lang w:val="es-CO"/>
+        </w:rPr>
         <w:br/>
       </w:r>
       <w:r>
         <w:rPr>
           <w:rStyle w:val="VerbatimChar"/>
+          <w:lang w:val="es-CO"/>
         </w:rPr>
         <w:t xml:space="preserve">    PENDING --&gt; FULFILLED: respuesta OK</w:t>
       </w:r>
       <w:r>
+        <w:rPr>
+          <w:lang w:val="es-CO"/>
+        </w:rPr>
         <w:br/>
       </w:r>
       <w:r>
         <w:rPr>
           <w:rStyle w:val="VerbatimChar"/>
+          <w:lang w:val="es-CO"/>
         </w:rPr>
         <w:t xml:space="preserve">    PENDING --&gt; REJECTED: error o ID inválido</w:t>
       </w:r>
       <w:r>
+        <w:rPr>
+          <w:lang w:val="es-CO"/>
+        </w:rPr>
         <w:br/>
       </w:r>
       <w:r>
         <w:rPr>
           <w:rStyle w:val="VerbatimChar"/>
+          <w:lang w:val="es-CO"/>
         </w:rPr>
         <w:t xml:space="preserve">    FULFILLED --&gt; IDLE: otra búsqueda</w:t>
       </w:r>
       <w:r>
+        <w:rPr>
+          <w:lang w:val="es-CO"/>
+        </w:rPr>
         <w:br/>
       </w:r>
       <w:r>
         <w:rPr>
           <w:rStyle w:val="VerbatimChar"/>
+          <w:lang w:val="es-CO"/>
         </w:rPr>
         <w:t xml:space="preserve">    REJECTED --&gt; IDLE: otra búsqueda</w:t>
       </w:r>
     </w:p>
     <w:p>
       <w:pPr>
+        <w:pStyle w:val="SourceCode"/>
+        <w:spacing w:after="0"/>
+        <w:rPr>
+          <w:lang w:val="es-CO"/>
+        </w:rPr>
+      </w:pPr>
+      <w:r>
+        <w:rPr>
+          <w:lang w:val="es-CO"/>
+        </w:rPr>
+        <w:drawing>
+          <wp:inline distT="0" distB="0" distL="0" distR="0" wp14:anchorId="703398E3" wp14:editId="73809071">
+            <wp:extent cx="4076700" cy="3295650"/>
+            <wp:effectExtent l="0" t="0" r="0" b="0"/>
+            <wp:docPr id="1" name="Imagen 1"/>
+            <wp:cNvGraphicFramePr>
+              <a:graphicFrameLocks xmlns:a="http://schemas.openxmlformats.org/drawingml/2006/main" noChangeAspect="1"/>
+            </wp:cNvGraphicFramePr>
+            <a:graphic xmlns:a="http://schemas.openxmlformats.org/drawingml/2006/main">
+              <a:graphicData uri="http://schemas.openxmlformats.org/drawingml/2006/picture">
+                <pic:pic xmlns:pic="http://schemas.openxmlformats.org/drawingml/2006/picture">
+                  <pic:nvPicPr>
+                    <pic:cNvPr id="1" name=""/>
+                    <pic:cNvPicPr/>
+                  </pic:nvPicPr>
+                  <pic:blipFill rotWithShape="1">
+                    <a:blip r:embed="rId5"/>
+                    <a:srcRect t="2536"/>
+                    <a:stretch/>
+                  </pic:blipFill>
+                  <pic:spPr bwMode="auto">
+                    <a:xfrm>
+                      <a:off x="0" y="0"/>
+                      <a:ext cx="4077269" cy="3296110"/>
+                    </a:xfrm>
+                    <a:prstGeom prst="rect">
+                      <a:avLst/>
+                    </a:prstGeom>
+                    <a:ln>
+                      <a:noFill/>
+                    </a:ln>
+                    <a:extLst>
+                      <a:ext uri="{53640926-AAD7-44D8-BBD7-CCE9431645EC}">
+                        <a14:shadowObscured xmlns:a14="http://schemas.microsoft.com/office/drawing/2010/main"/>
+                      </a:ext>
+                    </a:extLst>
+                  </pic:spPr>
+                </pic:pic>
+              </a:graphicData>
+            </a:graphic>
+          </wp:inline>
+        </w:drawing>
+      </w:r>
+    </w:p>
+    <w:p>
+      <w:pPr>
         <w:pStyle w:val="FirstParagraph"/>
-      </w:pPr>
-      <w:r>
-        <w:t xml:space="preserve">El renderizado de cada estado es una</w:t>
-      </w:r>
-      <w:r>
-        <w:t xml:space="preserve"> </w:t>
+        <w:rPr>
+          <w:lang w:val="es-CO"/>
+        </w:rPr>
+      </w:pPr>
+      <w:r>
+        <w:rPr>
+          <w:lang w:val="es-CO"/>
+        </w:rPr>
+        <w:t xml:space="preserve">El renderizado de cada estado es una </w:t>
       </w:r>
       <w:r>
         <w:rPr>
           <w:b/>
           <w:bCs/>
-        </w:rPr>
-        <w:t xml:space="preserve">función pura</w:t>
-      </w:r>
-      <w:r>
+          <w:lang w:val="es-CO"/>
+        </w:rPr>
+        <w:t>función pura</w:t>
+      </w:r>
+      <w:r>
+        <w:rPr>
+          <w:lang w:val="es-CO"/>
+        </w:rPr>
         <w:t xml:space="preserve"> </w:t>
       </w:r>
       <w:r>
         <w:rPr>
           <w:rStyle w:val="VerbatimChar"/>
-        </w:rPr>
-        <w:t xml:space="preserve">setUI(state, message)</w:t>
-      </w:r>
-      <w:r>
-        <w:t xml:space="preserve"> </w:t>
-      </w:r>
-      <w:r>
-        <w:t xml:space="preserve">que aplica clases CSS y texto según un mapa de estilos (declarativo).</w:t>
-      </w:r>
-    </w:p>
-    <w:bookmarkEnd w:id="12"/>
-    <w:bookmarkStart w:id="13" w:name="X4274536ef37b5f80d7a6dca53ba87a160e19630"/>
-    <w:p>
-      <w:pPr>
-        <w:pStyle w:val="Heading2"/>
-      </w:pPr>
-      <w:r>
-        <w:t xml:space="preserve">3.</w:t>
-      </w:r>
-      <w:r>
-        <w:t xml:space="preserve"> </w:t>
-      </w:r>
-      <w:r>
-        <w:rPr>
-          <w:rStyle w:val="VerbatimChar"/>
-        </w:rPr>
-        <w:t xml:space="preserve">loadUserWithTodos</w:t>
-      </w:r>
-      <w:r>
-        <w:t xml:space="preserve"> </w:t>
-      </w:r>
-      <w:r>
-        <w:t xml:space="preserve">— combinación con timeout</w:t>
+          <w:lang w:val="es-CO"/>
+        </w:rPr>
+        <w:t>setUI(state, message)</w:t>
+      </w:r>
+      <w:r>
+        <w:rPr>
+          <w:lang w:val="es-CO"/>
+        </w:rPr>
+        <w:t xml:space="preserve"> que</w:t>
+      </w:r>
+      <w:r>
+        <w:rPr>
+          <w:lang w:val="es-CO"/>
+        </w:rPr>
+        <w:t xml:space="preserve"> aplica clases CSS y texto según un mapa de estilos (declarativo).</w:t>
       </w:r>
     </w:p>
     <w:p>
       <w:pPr>
-        <w:pStyle w:val="SourceCode"/>
-      </w:pPr>
-      <w:r>
-        <w:rPr>
-          <w:rStyle w:val="VerbatimChar"/>
-        </w:rPr>
-        <w:t xml:space="preserve">sequenceDiagram</w:t>
-      </w:r>
-      <w:r>
-        <w:br/>
-      </w:r>
-      <w:r>
-        <w:rPr>
-          <w:rStyle w:val="VerbatimChar"/>
-        </w:rPr>
-        <w:t xml:space="preserve">    participant U as Usuario</w:t>
-      </w:r>
-      <w:r>
-        <w:br/>
-      </w:r>
-      <w:r>
-        <w:rPr>
-          <w:rStyle w:val="VerbatimChar"/>
-        </w:rPr>
-        <w:t xml:space="preserve">    participant JS as app.js (loadUserWithTodos)</w:t>
-      </w:r>
-      <w:r>
-        <w:br/>
-      </w:r>
-      <w:r>
-        <w:rPr>
-          <w:rStyle w:val="VerbatimChar"/>
-        </w:rPr>
-        <w:t xml:space="preserve">    participant API as JSONPlaceholder</w:t>
-      </w:r>
-      <w:r>
-        <w:br/>
-      </w:r>
-      <w:r>
-        <w:rPr>
-          <w:rStyle w:val="VerbatimChar"/>
-        </w:rPr>
-        <w:t xml:space="preserve">    U-&gt;&gt;JS: ID de usuario</w:t>
-      </w:r>
-      <w:r>
-        <w:br/>
-      </w:r>
-      <w:r>
-        <w:rPr>
-          <w:rStyle w:val="VerbatimChar"/>
-        </w:rPr>
-        <w:t xml:space="preserve">    JS-&gt;&gt;API: GET /users/:id</w:t>
-      </w:r>
-      <w:r>
-        <w:br/>
-      </w:r>
-      <w:r>
-        <w:rPr>
-          <w:rStyle w:val="VerbatimChar"/>
-        </w:rPr>
-        <w:t xml:space="preserve">    JS-&gt;&gt;API: GET /users/:id/todos</w:t>
-      </w:r>
-      <w:r>
-        <w:br/>
-      </w:r>
-      <w:r>
-        <w:rPr>
-          <w:rStyle w:val="VerbatimChar"/>
-        </w:rPr>
-        <w:t xml:space="preserve">    API--&gt;&gt;JS: user + todos (Promise.all)</w:t>
-      </w:r>
-      <w:r>
-        <w:br/>
-      </w:r>
-      <w:r>
-        <w:rPr>
-          <w:rStyle w:val="VerbatimChar"/>
-        </w:rPr>
-        <w:t xml:space="preserve">    Note over JS: Promise.race([api, timeout 3s])</w:t>
-      </w:r>
-      <w:r>
-        <w:br/>
-      </w:r>
-      <w:r>
-        <w:rPr>
-          <w:rStyle w:val="VerbatimChar"/>
-        </w:rPr>
-        <w:t xml:space="preserve">    alt API gana</w:t>
-      </w:r>
-      <w:r>
-        <w:br/>
-      </w:r>
-      <w:r>
-        <w:rPr>
-          <w:rStyle w:val="VerbatimChar"/>
-        </w:rPr>
-        <w:t xml:space="preserve">        JS--&gt;&gt;U: resumen (email, completadas, pendientes, total)</w:t>
-      </w:r>
-      <w:r>
-        <w:br/>
-      </w:r>
-      <w:r>
-        <w:rPr>
-          <w:rStyle w:val="VerbatimChar"/>
-        </w:rPr>
-        <w:t xml:space="preserve">    else timeout gana</w:t>
-      </w:r>
-      <w:r>
-        <w:br/>
-      </w:r>
-      <w:r>
-        <w:rPr>
-          <w:rStyle w:val="VerbatimChar"/>
-        </w:rPr>
-        <w:t xml:space="preserve">        JS--&gt;&gt;U: "Tiempo agotado (3s)"</w:t>
-      </w:r>
-      <w:r>
-        <w:br/>
-      </w:r>
-      <w:r>
-        <w:rPr>
-          <w:rStyle w:val="VerbatimChar"/>
-        </w:rPr>
-        <w:t xml:space="preserve">    end</w:t>
+        <w:pStyle w:val="Ttulo2"/>
+        <w:rPr>
+          <w:lang w:val="es-CO"/>
+        </w:rPr>
+      </w:pPr>
+      <w:bookmarkStart w:id="5" w:name="X4274536ef37b5f80d7a6dca53ba87a160e19630"/>
+      <w:bookmarkEnd w:id="4"/>
+      <w:r>
+        <w:rPr>
+          <w:lang w:val="es-CO"/>
+        </w:rPr>
+        <w:t xml:space="preserve">3. </w:t>
+      </w:r>
+      <w:r>
+        <w:rPr>
+          <w:rStyle w:val="VerbatimChar"/>
+          <w:lang w:val="es-CO"/>
+        </w:rPr>
+        <w:t>loadUserWithTodos</w:t>
+      </w:r>
+      <w:r>
+        <w:rPr>
+          <w:lang w:val="es-CO"/>
+        </w:rPr>
+        <w:t xml:space="preserve"> — combinación con timeout</w:t>
       </w:r>
     </w:p>
     <w:p>
       <w:pPr>
-        <w:pStyle w:val="FirstParagraph"/>
-      </w:pPr>
-      <w:r>
-        <w:t xml:space="preserve">Se usa</w:t>
-      </w:r>
-      <w:r>
-        <w:t xml:space="preserve"> </w:t>
-      </w:r>
-      <w:r>
-        <w:rPr>
-          <w:rStyle w:val="VerbatimChar"/>
-        </w:rPr>
-        <w:t xml:space="preserve">reducer()</w:t>
-      </w:r>
-      <w:r>
-        <w:t xml:space="preserve"> </w:t>
-      </w:r>
-      <w:r>
-        <w:t xml:space="preserve">funcional:</w:t>
-      </w:r>
-      <w:r>
-        <w:t xml:space="preserve"> </w:t>
-      </w:r>
-      <w:r>
-        <w:rPr>
-          <w:rStyle w:val="VerbatimChar"/>
-        </w:rPr>
-        <w:t xml:space="preserve">todos.filter(t =&gt; t.completed).length</w:t>
-      </w:r>
-      <w:r>
-        <w:t xml:space="preserve"> </w:t>
-      </w:r>
-      <w:r>
-        <w:t xml:space="preserve">para</w:t>
-      </w:r>
-      <w:r>
-        <w:t xml:space="preserve"> </w:t>
-      </w:r>
-      <w:r>
-        <w:t xml:space="preserve">contar completadas.</w:t>
-      </w:r>
-    </w:p>
-    <w:bookmarkEnd w:id="13"/>
-    <w:bookmarkStart w:id="14" w:name="reportes-con-csv-initreports"/>
-    <w:p>
-      <w:pPr>
-        <w:pStyle w:val="Heading2"/>
-      </w:pPr>
-      <w:r>
-        <w:t xml:space="preserve">4. Reportes con CSV (</w:t>
-      </w:r>
-      <w:r>
-        <w:rPr>
-          <w:rStyle w:val="VerbatimChar"/>
-        </w:rPr>
-        <w:t xml:space="preserve">initReports</w:t>
-      </w:r>
-      <w:r>
-        <w:t xml:space="preserve">)</w:t>
+        <w:pStyle w:val="SourceCode"/>
+        <w:spacing w:after="0"/>
+        <w:rPr>
+          <w:rStyle w:val="VerbatimChar"/>
+          <w:lang w:val="es-CO"/>
+        </w:rPr>
+      </w:pPr>
+      <w:r>
+        <w:rPr>
+          <w:rStyle w:val="VerbatimChar"/>
+          <w:lang w:val="es-CO"/>
+        </w:rPr>
+        <w:t>sequenceDiagram</w:t>
+      </w:r>
+      <w:r>
+        <w:rPr>
+          <w:lang w:val="es-CO"/>
+        </w:rPr>
+        <w:br/>
+      </w:r>
+      <w:r>
+        <w:rPr>
+          <w:rStyle w:val="VerbatimChar"/>
+          <w:lang w:val="es-CO"/>
+        </w:rPr>
+        <w:t xml:space="preserve">    participant U as Usuario</w:t>
+      </w:r>
+      <w:r>
+        <w:rPr>
+          <w:lang w:val="es-CO"/>
+        </w:rPr>
+        <w:br/>
+      </w:r>
+      <w:r>
+        <w:rPr>
+          <w:rStyle w:val="VerbatimChar"/>
+          <w:lang w:val="es-CO"/>
+        </w:rPr>
+        <w:t xml:space="preserve">    participant JS as app.js (loadUserWithTodos)</w:t>
+      </w:r>
+      <w:r>
+        <w:rPr>
+          <w:lang w:val="es-CO"/>
+        </w:rPr>
+        <w:br/>
+      </w:r>
+      <w:r>
+        <w:rPr>
+          <w:rStyle w:val="VerbatimChar"/>
+          <w:lang w:val="es-CO"/>
+        </w:rPr>
+        <w:t xml:space="preserve">    participant API as JSONPlaceholder</w:t>
+      </w:r>
+      <w:r>
+        <w:rPr>
+          <w:lang w:val="es-CO"/>
+        </w:rPr>
+        <w:br/>
+      </w:r>
+      <w:r>
+        <w:rPr>
+          <w:rStyle w:val="VerbatimChar"/>
+          <w:lang w:val="es-CO"/>
+        </w:rPr>
+        <w:t xml:space="preserve">    U-&gt;&gt;J</w:t>
+      </w:r>
+      <w:r>
+        <w:rPr>
+          <w:rStyle w:val="VerbatimChar"/>
+          <w:lang w:val="es-CO"/>
+        </w:rPr>
+        <w:t>S: ID de usuario</w:t>
+      </w:r>
+      <w:r>
+        <w:rPr>
+          <w:lang w:val="es-CO"/>
+        </w:rPr>
+        <w:br/>
+      </w:r>
+      <w:r>
+        <w:rPr>
+          <w:rStyle w:val="VerbatimChar"/>
+          <w:lang w:val="es-CO"/>
+        </w:rPr>
+        <w:t xml:space="preserve">    JS-&gt;&gt;API: GET /users/:id</w:t>
+      </w:r>
+      <w:r>
+        <w:rPr>
+          <w:lang w:val="es-CO"/>
+        </w:rPr>
+        <w:br/>
+      </w:r>
+      <w:r>
+        <w:rPr>
+          <w:rStyle w:val="VerbatimChar"/>
+          <w:lang w:val="es-CO"/>
+        </w:rPr>
+        <w:t xml:space="preserve">    JS-&gt;&gt;API: GET /users/:id/todos</w:t>
+      </w:r>
+      <w:r>
+        <w:rPr>
+          <w:lang w:val="es-CO"/>
+        </w:rPr>
+        <w:br/>
+      </w:r>
+      <w:r>
+        <w:rPr>
+          <w:rStyle w:val="VerbatimChar"/>
+          <w:lang w:val="es-CO"/>
+        </w:rPr>
+        <w:t xml:space="preserve">    API--&gt;&gt;JS: user + todos (Promise.all)</w:t>
+      </w:r>
+      <w:r>
+        <w:rPr>
+          <w:lang w:val="es-CO"/>
+        </w:rPr>
+        <w:br/>
+      </w:r>
+      <w:r>
+        <w:rPr>
+          <w:rStyle w:val="VerbatimChar"/>
+          <w:lang w:val="es-CO"/>
+        </w:rPr>
+        <w:t xml:space="preserve">    Note over JS: Promise.race([api, timeout 3s])</w:t>
+      </w:r>
+      <w:r>
+        <w:rPr>
+          <w:lang w:val="es-CO"/>
+        </w:rPr>
+        <w:br/>
+      </w:r>
+      <w:r>
+        <w:rPr>
+          <w:rStyle w:val="VerbatimChar"/>
+          <w:lang w:val="es-CO"/>
+        </w:rPr>
+        <w:t xml:space="preserve">    alt API gana</w:t>
+      </w:r>
+      <w:r>
+        <w:rPr>
+          <w:lang w:val="es-CO"/>
+        </w:rPr>
+        <w:br/>
+      </w:r>
+      <w:r>
+        <w:rPr>
+          <w:rStyle w:val="VerbatimChar"/>
+          <w:lang w:val="es-CO"/>
+        </w:rPr>
+        <w:t xml:space="preserve">        JS--&gt;&gt;U: resumen (email, completadas, pendientes, total)</w:t>
+      </w:r>
+      <w:r>
+        <w:rPr>
+          <w:lang w:val="es-CO"/>
+        </w:rPr>
+        <w:br/>
+      </w:r>
+      <w:r>
+        <w:rPr>
+          <w:rStyle w:val="VerbatimChar"/>
+          <w:lang w:val="es-CO"/>
+        </w:rPr>
+        <w:lastRenderedPageBreak/>
+        <w:t xml:space="preserve">    else timeout gana</w:t>
+      </w:r>
+      <w:r>
+        <w:rPr>
+          <w:lang w:val="es-CO"/>
+        </w:rPr>
+        <w:br/>
+      </w:r>
+      <w:r>
+        <w:rPr>
+          <w:rStyle w:val="VerbatimChar"/>
+          <w:lang w:val="es-CO"/>
+        </w:rPr>
+        <w:t xml:space="preserve">        JS--&gt;&gt;U: "Tiempo agotado (3s)"</w:t>
+      </w:r>
+      <w:r>
+        <w:rPr>
+          <w:lang w:val="es-CO"/>
+        </w:rPr>
+        <w:br/>
+      </w:r>
+      <w:r>
+        <w:rPr>
+          <w:rStyle w:val="VerbatimChar"/>
+          <w:lang w:val="es-CO"/>
+        </w:rPr>
+        <w:t xml:space="preserve">    end</w:t>
       </w:r>
     </w:p>
     <w:p>
       <w:pPr>
-        <w:pStyle w:val="FirstParagraph"/>
-      </w:pPr>
-      <w:r>
-        <w:t xml:space="preserve">Pipeline funcional de los datos:</w:t>
+        <w:pStyle w:val="SourceCode"/>
+        <w:spacing w:after="0"/>
+        <w:rPr>
+          <w:lang w:val="es-CO"/>
+        </w:rPr>
+      </w:pPr>
+      <w:r>
+        <w:rPr>
+          <w:lang w:val="es-CO"/>
+        </w:rPr>
+        <w:drawing>
+          <wp:inline distT="0" distB="0" distL="0" distR="0" wp14:anchorId="20B2B8C3" wp14:editId="5C5C9E64">
+            <wp:extent cx="5612130" cy="3928745"/>
+            <wp:effectExtent l="0" t="0" r="0" b="0"/>
+            <wp:docPr id="2" name="Imagen 2"/>
+            <wp:cNvGraphicFramePr>
+              <a:graphicFrameLocks xmlns:a="http://schemas.openxmlformats.org/drawingml/2006/main" noChangeAspect="1"/>
+            </wp:cNvGraphicFramePr>
+            <a:graphic xmlns:a="http://schemas.openxmlformats.org/drawingml/2006/main">
+              <a:graphicData uri="http://schemas.openxmlformats.org/drawingml/2006/picture">
+                <pic:pic xmlns:pic="http://schemas.openxmlformats.org/drawingml/2006/picture">
+                  <pic:nvPicPr>
+                    <pic:cNvPr id="1" name=""/>
+                    <pic:cNvPicPr/>
+                  </pic:nvPicPr>
+                  <pic:blipFill>
+                    <a:blip r:embed="rId6"/>
+                    <a:stretch>
+                      <a:fillRect/>
+                    </a:stretch>
+                  </pic:blipFill>
+                  <pic:spPr>
+                    <a:xfrm>
+                      <a:off x="0" y="0"/>
+                      <a:ext cx="5612130" cy="3928745"/>
+                    </a:xfrm>
+                    <a:prstGeom prst="rect">
+                      <a:avLst/>
+                    </a:prstGeom>
+                  </pic:spPr>
+                </pic:pic>
+              </a:graphicData>
+            </a:graphic>
+          </wp:inline>
+        </w:drawing>
       </w:r>
     </w:p>
     <w:p>
       <w:pPr>
-        <w:pStyle w:val="SourceCode"/>
-      </w:pPr>
-      <w:r>
-        <w:rPr>
-          <w:rStyle w:val="VerbatimChar"/>
-        </w:rPr>
-        <w:t xml:space="preserve">flowchart LR</w:t>
-      </w:r>
-      <w:r>
-        <w:br/>
-      </w:r>
-      <w:r>
-        <w:rPr>
-          <w:rStyle w:val="VerbatimChar"/>
-        </w:rPr>
-        <w:t xml:space="preserve">    API[fetch API] --&gt;|?limit=(5/10/15/20)| JSON[JSON]</w:t>
-      </w:r>
-      <w:r>
-        <w:br/>
-      </w:r>
-      <w:r>
-        <w:rPr>
-          <w:rStyle w:val="VerbatimChar"/>
-        </w:rPr>
-        <w:t xml:space="preserve">    JSON --&gt; F[filas estructuradas rows/headers]</w:t>
-      </w:r>
-      <w:r>
-        <w:br/>
-      </w:r>
-      <w:r>
-        <w:rPr>
-          <w:rStyle w:val="VerbatimChar"/>
-        </w:rPr>
-        <w:t xml:space="preserve">    F --&gt; TXT[texto plano para preview]</w:t>
-      </w:r>
-      <w:r>
-        <w:br/>
-      </w:r>
-      <w:r>
-        <w:rPr>
-          <w:rStyle w:val="VerbatimChar"/>
-        </w:rPr>
-        <w:t xml:space="preserve">    F --&gt; CSV[csvCell + rowsToCsv → Blob .csv]</w:t>
-      </w:r>
-      <w:r>
-        <w:br/>
-      </w:r>
-      <w:r>
-        <w:rPr>
-          <w:rStyle w:val="VerbatimChar"/>
-        </w:rPr>
-        <w:t xml:space="preserve">    TXT --&gt; DL[Descargar/Imprimir]</w:t>
-      </w:r>
-      <w:r>
-        <w:br/>
-      </w:r>
-      <w:r>
-        <w:rPr>
-          <w:rStyle w:val="VerbatimChar"/>
-        </w:rPr>
-        <w:t xml:space="preserve">    CSV --&gt; DL</w:t>
+        <w:pStyle w:val="FirstParagraph"/>
+        <w:rPr>
+          <w:lang w:val="es-CO"/>
+        </w:rPr>
+      </w:pPr>
+      <w:r>
+        <w:rPr>
+          <w:lang w:val="es-CO"/>
+        </w:rPr>
+        <w:t xml:space="preserve">Se usa </w:t>
+      </w:r>
+      <w:r>
+        <w:rPr>
+          <w:rStyle w:val="VerbatimChar"/>
+          <w:lang w:val="es-CO"/>
+        </w:rPr>
+        <w:t>reducer()</w:t>
+      </w:r>
+      <w:r>
+        <w:rPr>
+          <w:lang w:val="es-CO"/>
+        </w:rPr>
+        <w:t xml:space="preserve"> funcional: </w:t>
+      </w:r>
+      <w:r>
+        <w:rPr>
+          <w:rStyle w:val="VerbatimChar"/>
+          <w:lang w:val="es-CO"/>
+        </w:rPr>
+        <w:t>todos.filter(t =&gt; t.completed).length</w:t>
+      </w:r>
+      <w:r>
+        <w:rPr>
+          <w:lang w:val="es-CO"/>
+        </w:rPr>
+        <w:t xml:space="preserve"> para contar completadas.</w:t>
       </w:r>
     </w:p>
     <w:p>
       <w:pPr>
+        <w:pStyle w:val="Ttulo2"/>
+        <w:rPr>
+          <w:lang w:val="es-CO"/>
+        </w:rPr>
+      </w:pPr>
+      <w:bookmarkStart w:id="6" w:name="reportes-con-csv-initreports"/>
+      <w:bookmarkEnd w:id="5"/>
+      <w:r>
+        <w:rPr>
+          <w:lang w:val="es-CO"/>
+        </w:rPr>
+        <w:t>4. Reportes con CSV (</w:t>
+      </w:r>
+      <w:r>
+        <w:rPr>
+          <w:rStyle w:val="VerbatimChar"/>
+          <w:lang w:val="es-CO"/>
+        </w:rPr>
+        <w:t>initReports</w:t>
+      </w:r>
+      <w:r>
+        <w:rPr>
+          <w:lang w:val="es-CO"/>
+        </w:rPr>
+        <w:t>)</w:t>
+      </w:r>
+    </w:p>
+    <w:p>
+      <w:pPr>
         <w:pStyle w:val="FirstParagraph"/>
-      </w:pPr>
-      <w:r>
-        <w:t xml:space="preserve">Funciones puras clave:</w:t>
-      </w:r>
-      <w:r>
-        <w:t xml:space="preserve"> </w:t>
-      </w:r>
-      <w:r>
-        <w:rPr>
-          <w:rStyle w:val="VerbatimChar"/>
-        </w:rPr>
-        <w:t xml:space="preserve">csvCell()</w:t>
-      </w:r>
-      <w:r>
-        <w:t xml:space="preserve"> </w:t>
-      </w:r>
-      <w:r>
-        <w:t xml:space="preserve">(escapa un campo) y</w:t>
-      </w:r>
-      <w:r>
-        <w:t xml:space="preserve"> </w:t>
-      </w:r>
-      <w:r>
-        <w:rPr>
-          <w:rStyle w:val="VerbatimChar"/>
-        </w:rPr>
-        <w:t xml:space="preserve">rowsToCsv()</w:t>
-      </w:r>
-      <w:r>
-        <w:t xml:space="preserve"> </w:t>
-      </w:r>
-      <w:r>
-        <w:t xml:space="preserve">(une</w:t>
-      </w:r>
-      <w:r>
-        <w:t xml:space="preserve"> </w:t>
-      </w:r>
-      <w:r>
-        <w:t xml:space="preserve">filas con comas y saltos). El tiempo se mide con</w:t>
-      </w:r>
-      <w:r>
-        <w:t xml:space="preserve"> </w:t>
-      </w:r>
-      <w:r>
-        <w:rPr>
-          <w:rStyle w:val="VerbatimChar"/>
-        </w:rPr>
-        <w:t xml:space="preserve">performance.now()</w:t>
-      </w:r>
-      <w:r>
-        <w:t xml:space="preserve">.</w:t>
+        <w:rPr>
+          <w:lang w:val="es-CO"/>
+        </w:rPr>
+      </w:pPr>
+      <w:r>
+        <w:rPr>
+          <w:lang w:val="es-CO"/>
+        </w:rPr>
+        <w:t>Pipeline funcional de los datos:</w:t>
       </w:r>
     </w:p>
-    <w:bookmarkEnd w:id="14"/>
-    <w:bookmarkStart w:id="15" w:name="dashboard-en-vivo-loaddashboarddata"/>
     <w:p>
       <w:pPr>
-        <w:pStyle w:val="Heading2"/>
-      </w:pPr>
-      <w:r>
-        <w:t xml:space="preserve">5. Dashboard en vivo (</w:t>
-      </w:r>
-      <w:r>
-        <w:rPr>
-          <w:rStyle w:val="VerbatimChar"/>
-        </w:rPr>
-        <w:t xml:space="preserve">loadDashboardData</w:t>
-      </w:r>
-      <w:r>
-        <w:t xml:space="preserve">)</w:t>
+        <w:pStyle w:val="SourceCode"/>
+        <w:spacing w:after="0"/>
+        <w:rPr>
+          <w:rStyle w:val="VerbatimChar"/>
+          <w:lang w:val="es-CO"/>
+        </w:rPr>
+      </w:pPr>
+      <w:r>
+        <w:rPr>
+          <w:rStyle w:val="VerbatimChar"/>
+          <w:lang w:val="es-CO"/>
+        </w:rPr>
+        <w:t>flowchart LR</w:t>
+      </w:r>
+      <w:r>
+        <w:rPr>
+          <w:lang w:val="es-CO"/>
+        </w:rPr>
+        <w:br/>
+      </w:r>
+      <w:r>
+        <w:rPr>
+          <w:rStyle w:val="VerbatimChar"/>
+          <w:lang w:val="es-CO"/>
+        </w:rPr>
+        <w:t xml:space="preserve">    API[fetch AP</w:t>
+      </w:r>
+      <w:r>
+        <w:rPr>
+          <w:rStyle w:val="VerbatimChar"/>
+          <w:lang w:val="es-CO"/>
+        </w:rPr>
+        <w:t>I] --&gt;|?limit=(5/10/15/20)| JSON[JSON]</w:t>
+      </w:r>
+      <w:r>
+        <w:rPr>
+          <w:lang w:val="es-CO"/>
+        </w:rPr>
+        <w:br/>
+      </w:r>
+      <w:r>
+        <w:rPr>
+          <w:rStyle w:val="VerbatimChar"/>
+          <w:lang w:val="es-CO"/>
+        </w:rPr>
+        <w:t xml:space="preserve">    JSON --&gt; F[filas estructuradas rows/headers]</w:t>
+      </w:r>
+      <w:r>
+        <w:rPr>
+          <w:lang w:val="es-CO"/>
+        </w:rPr>
+        <w:br/>
+      </w:r>
+      <w:r>
+        <w:rPr>
+          <w:rStyle w:val="VerbatimChar"/>
+          <w:lang w:val="es-CO"/>
+        </w:rPr>
+        <w:t xml:space="preserve">    F --&gt; TXT[texto plano para preview]</w:t>
+      </w:r>
+      <w:r>
+        <w:rPr>
+          <w:lang w:val="es-CO"/>
+        </w:rPr>
+        <w:br/>
+      </w:r>
+      <w:r>
+        <w:rPr>
+          <w:rStyle w:val="VerbatimChar"/>
+          <w:lang w:val="es-CO"/>
+        </w:rPr>
+        <w:t xml:space="preserve">    F --&gt; CSV[csvCell + rowsToCsv → Blob .csv]</w:t>
+      </w:r>
+      <w:r>
+        <w:rPr>
+          <w:lang w:val="es-CO"/>
+        </w:rPr>
+        <w:br/>
+      </w:r>
+      <w:r>
+        <w:rPr>
+          <w:rStyle w:val="VerbatimChar"/>
+          <w:lang w:val="es-CO"/>
+        </w:rPr>
+        <w:t xml:space="preserve">    TXT --&gt; DL[Descargar/Imprimir]</w:t>
+      </w:r>
+      <w:r>
+        <w:rPr>
+          <w:lang w:val="es-CO"/>
+        </w:rPr>
+        <w:br/>
+      </w:r>
+      <w:r>
+        <w:rPr>
+          <w:rStyle w:val="VerbatimChar"/>
+          <w:lang w:val="es-CO"/>
+        </w:rPr>
+        <w:t xml:space="preserve">    CSV --&gt; DL</w:t>
+      </w:r>
+    </w:p>
+    <w:p>
+      <w:pPr>
+        <w:pStyle w:val="SourceCode"/>
+        <w:spacing w:after="0"/>
+        <w:rPr>
+          <w:lang w:val="es-CO"/>
+        </w:rPr>
+      </w:pPr>
+      <w:r>
+        <w:rPr>
+          <w:lang w:val="es-CO"/>
+        </w:rPr>
+        <w:drawing>
+          <wp:inline distT="0" distB="0" distL="0" distR="0" wp14:anchorId="5A2DF782" wp14:editId="51D98463">
+            <wp:extent cx="5612130" cy="920750"/>
+            <wp:effectExtent l="0" t="0" r="0" b="0"/>
+            <wp:docPr id="3" name="Imagen 3"/>
+            <wp:cNvGraphicFramePr>
+              <a:graphicFrameLocks xmlns:a="http://schemas.openxmlformats.org/drawingml/2006/main" noChangeAspect="1"/>
+            </wp:cNvGraphicFramePr>
+            <a:graphic xmlns:a="http://schemas.openxmlformats.org/drawingml/2006/main">
+              <a:graphicData uri="http://schemas.openxmlformats.org/drawingml/2006/picture">
+                <pic:pic xmlns:pic="http://schemas.openxmlformats.org/drawingml/2006/picture">
+                  <pic:nvPicPr>
+                    <pic:cNvPr id="1" name=""/>
+                    <pic:cNvPicPr/>
+                  </pic:nvPicPr>
+                  <pic:blipFill>
+                    <a:blip r:embed="rId7"/>
+                    <a:stretch>
+                      <a:fillRect/>
+                    </a:stretch>
+                  </pic:blipFill>
+                  <pic:spPr>
+                    <a:xfrm>
+                      <a:off x="0" y="0"/>
+                      <a:ext cx="5612130" cy="920750"/>
+                    </a:xfrm>
+                    <a:prstGeom prst="rect">
+                      <a:avLst/>
+                    </a:prstGeom>
+                  </pic:spPr>
+                </pic:pic>
+              </a:graphicData>
+            </a:graphic>
+          </wp:inline>
+        </w:drawing>
+      </w:r>
+    </w:p>
+    <w:p>
+      <w:pPr>
+        <w:pStyle w:val="FirstParagraph"/>
+        <w:rPr>
+          <w:lang w:val="es-CO"/>
+        </w:rPr>
+      </w:pPr>
+      <w:r>
+        <w:rPr>
+          <w:lang w:val="es-CO"/>
+        </w:rPr>
+        <w:t xml:space="preserve">Funciones puras clave: </w:t>
+      </w:r>
+      <w:r>
+        <w:rPr>
+          <w:rStyle w:val="VerbatimChar"/>
+          <w:lang w:val="es-CO"/>
+        </w:rPr>
+        <w:t>csvCell(</w:t>
+      </w:r>
+      <w:r>
+        <w:rPr>
+          <w:rStyle w:val="VerbatimChar"/>
+          <w:lang w:val="es-CO"/>
+        </w:rPr>
+        <w:t>)</w:t>
+      </w:r>
+      <w:r>
+        <w:rPr>
+          <w:lang w:val="es-CO"/>
+        </w:rPr>
+        <w:t xml:space="preserve"> (escapa un campo) y </w:t>
+      </w:r>
+      <w:r>
+        <w:rPr>
+          <w:rStyle w:val="VerbatimChar"/>
+          <w:lang w:val="es-CO"/>
+        </w:rPr>
+        <w:t>rowsToCsv()</w:t>
+      </w:r>
+      <w:r>
+        <w:rPr>
+          <w:lang w:val="es-CO"/>
+        </w:rPr>
+        <w:t xml:space="preserve"> (une filas con comas y saltos). El tiempo se mide con </w:t>
+      </w:r>
+      <w:r>
+        <w:rPr>
+          <w:rStyle w:val="VerbatimChar"/>
+          <w:lang w:val="es-CO"/>
+        </w:rPr>
+        <w:t>performance.now()</w:t>
+      </w:r>
+      <w:r>
+        <w:rPr>
+          <w:lang w:val="es-CO"/>
+        </w:rPr>
+        <w:t>.</w:t>
+      </w:r>
+    </w:p>
+    <w:p>
+      <w:pPr>
+        <w:pStyle w:val="Ttulo2"/>
+        <w:rPr>
+          <w:lang w:val="es-CO"/>
+        </w:rPr>
+      </w:pPr>
+      <w:bookmarkStart w:id="7" w:name="dashboard-en-vivo-loaddashboarddata"/>
+      <w:bookmarkEnd w:id="6"/>
+      <w:r>
+        <w:rPr>
+          <w:lang w:val="es-CO"/>
+        </w:rPr>
+        <w:lastRenderedPageBreak/>
+        <w:t>5. Dashboard en vivo (</w:t>
+      </w:r>
+      <w:r>
+        <w:rPr>
+          <w:rStyle w:val="VerbatimChar"/>
+          <w:lang w:val="es-CO"/>
+        </w:rPr>
+        <w:t>loadDashboardData</w:t>
+      </w:r>
+      <w:r>
+        <w:rPr>
+          <w:lang w:val="es-CO"/>
+        </w:rPr>
+        <w:t>)</w:t>
       </w:r>
     </w:p>
     <w:p>
@@ -1820,27 +2233,31 @@
         <w:pStyle w:val="Compact"/>
         <w:numPr>
           <w:ilvl w:val="0"/>
-          <w:numId w:val="1003"/>
+          <w:numId w:val="4"/>
         </w:numPr>
-      </w:pPr>
-      <w:r>
-        <w:t xml:space="preserve">Agrega métricas con</w:t>
-      </w:r>
-      <w:r>
-        <w:t xml:space="preserve"> </w:t>
+        <w:rPr>
+          <w:lang w:val="es-CO"/>
+        </w:rPr>
+      </w:pPr>
+      <w:r>
+        <w:rPr>
+          <w:lang w:val="es-CO"/>
+        </w:rPr>
+        <w:t xml:space="preserve">Agrega métricas con </w:t>
       </w:r>
       <w:r>
         <w:rPr>
           <w:b/>
           <w:bCs/>
-        </w:rPr>
-        <w:t xml:space="preserve">Promise.all</w:t>
-      </w:r>
-      <w:r>
-        <w:t xml:space="preserve"> </w:t>
-      </w:r>
-      <w:r>
-        <w:t xml:space="preserve">(4 peticiones en paralelo).</w:t>
+          <w:lang w:val="es-CO"/>
+        </w:rPr>
+        <w:t>Promise.all</w:t>
+      </w:r>
+      <w:r>
+        <w:rPr>
+          <w:lang w:val="es-CO"/>
+        </w:rPr>
+        <w:t xml:space="preserve"> (4 peticiones en paralelo).</w:t>
       </w:r>
     </w:p>
     <w:p>
@@ -1848,68 +2265,75 @@
         <w:pStyle w:val="Compact"/>
         <w:numPr>
           <w:ilvl w:val="0"/>
-          <w:numId w:val="1003"/>
+          <w:numId w:val="4"/>
         </w:numPr>
-      </w:pPr>
-      <w:r>
-        <w:t xml:space="preserve">Top 3 usuarios con más posts:</w:t>
-      </w:r>
-      <w:r>
-        <w:t xml:space="preserve"> </w:t>
-      </w:r>
-      <w:r>
-        <w:rPr>
-          <w:rStyle w:val="VerbatimChar"/>
-        </w:rPr>
-        <w:t xml:space="preserve">reduce()</w:t>
-      </w:r>
-      <w:r>
-        <w:t xml:space="preserve"> </w:t>
-      </w:r>
-      <w:r>
-        <w:t xml:space="preserve">para contar por</w:t>
-      </w:r>
-      <w:r>
-        <w:t xml:space="preserve"> </w:t>
-      </w:r>
-      <w:r>
-        <w:rPr>
-          <w:rStyle w:val="VerbatimChar"/>
-        </w:rPr>
-        <w:t xml:space="preserve">userId</w:t>
-      </w:r>
-      <w:r>
-        <w:t xml:space="preserve"> </w:t>
-      </w:r>
-      <w:r>
-        <w:t xml:space="preserve">+</w:t>
-      </w:r>
-      <w:r>
-        <w:t xml:space="preserve"> </w:t>
-      </w:r>
-      <w:r>
-        <w:rPr>
-          <w:rStyle w:val="VerbatimChar"/>
-        </w:rPr>
-        <w:t xml:space="preserve">sort()</w:t>
-      </w:r>
-      <w:r>
-        <w:t xml:space="preserve"> </w:t>
-      </w:r>
-      <w:r>
-        <w:t xml:space="preserve">descendente +</w:t>
-      </w:r>
-      <w:r>
-        <w:t xml:space="preserve"> </w:t>
-      </w:r>
-      <w:r>
-        <w:rPr>
-          <w:rStyle w:val="VerbatimChar"/>
-        </w:rPr>
-        <w:t xml:space="preserve">slice(0,3)</w:t>
-      </w:r>
-      <w:r>
-        <w:t xml:space="preserve">.</w:t>
+        <w:rPr>
+          <w:lang w:val="es-CO"/>
+        </w:rPr>
+      </w:pPr>
+      <w:r>
+        <w:rPr>
+          <w:lang w:val="es-CO"/>
+        </w:rPr>
+        <w:t xml:space="preserve">Top 3 usuarios con más posts: </w:t>
+      </w:r>
+      <w:r>
+        <w:rPr>
+          <w:rStyle w:val="VerbatimChar"/>
+          <w:lang w:val="es-CO"/>
+        </w:rPr>
+        <w:t>reduce()</w:t>
+      </w:r>
+      <w:r>
+        <w:rPr>
+          <w:lang w:val="es-CO"/>
+        </w:rPr>
+        <w:t xml:space="preserve"> para cont</w:t>
+      </w:r>
+      <w:r>
+        <w:rPr>
+          <w:lang w:val="es-CO"/>
+        </w:rPr>
+        <w:t xml:space="preserve">ar por </w:t>
+      </w:r>
+      <w:r>
+        <w:rPr>
+          <w:rStyle w:val="VerbatimChar"/>
+          <w:lang w:val="es-CO"/>
+        </w:rPr>
+        <w:t>userId</w:t>
+      </w:r>
+      <w:r>
+        <w:rPr>
+          <w:lang w:val="es-CO"/>
+        </w:rPr>
+        <w:t xml:space="preserve"> + </w:t>
+      </w:r>
+      <w:r>
+        <w:rPr>
+          <w:rStyle w:val="VerbatimChar"/>
+          <w:lang w:val="es-CO"/>
+        </w:rPr>
+        <w:t>sort()</w:t>
+      </w:r>
+      <w:r>
+        <w:rPr>
+          <w:lang w:val="es-CO"/>
+        </w:rPr>
+        <w:t xml:space="preserve"> descendente + </w:t>
+      </w:r>
+      <w:r>
+        <w:rPr>
+          <w:rStyle w:val="VerbatimChar"/>
+          <w:lang w:val="es-CO"/>
+        </w:rPr>
+        <w:t>slice(0,3)</w:t>
+      </w:r>
+      <w:r>
+        <w:rPr>
+          <w:lang w:val="es-CO"/>
+        </w:rPr>
+        <w:t>.</w:t>
       </w:r>
     </w:p>
     <w:p>
@@ -1917,41 +2341,43 @@
         <w:pStyle w:val="Compact"/>
         <w:numPr>
           <w:ilvl w:val="0"/>
-          <w:numId w:val="1003"/>
+          <w:numId w:val="4"/>
         </w:numPr>
-      </w:pPr>
-      <w:r>
-        <w:t xml:space="preserve">Autorefresco cada 30 s con</w:t>
-      </w:r>
-      <w:r>
-        <w:t xml:space="preserve"> </w:t>
-      </w:r>
-      <w:r>
-        <w:rPr>
-          <w:rStyle w:val="VerbatimChar"/>
-        </w:rPr>
-        <w:t xml:space="preserve">setInterval</w:t>
-      </w:r>
-      <w:r>
-        <w:t xml:space="preserve"> </w:t>
-      </w:r>
-      <w:r>
-        <w:t xml:space="preserve">guardado en</w:t>
-      </w:r>
-      <w:r>
-        <w:t xml:space="preserve"> </w:t>
-      </w:r>
-      <w:r>
-        <w:rPr>
-          <w:rStyle w:val="VerbatimChar"/>
-        </w:rPr>
-        <w:t xml:space="preserve">dashboardTimer</w:t>
-      </w:r>
-      <w:r>
-        <w:t xml:space="preserve"> </w:t>
-      </w:r>
-      <w:r>
-        <w:t xml:space="preserve">(evita intervalos duplicados).</w:t>
+        <w:rPr>
+          <w:lang w:val="es-CO"/>
+        </w:rPr>
+      </w:pPr>
+      <w:r>
+        <w:rPr>
+          <w:lang w:val="es-CO"/>
+        </w:rPr>
+        <w:t xml:space="preserve">Autorefresco cada 30 s con </w:t>
+      </w:r>
+      <w:r>
+        <w:rPr>
+          <w:rStyle w:val="VerbatimChar"/>
+          <w:lang w:val="es-CO"/>
+        </w:rPr>
+        <w:t>setInterval</w:t>
+      </w:r>
+      <w:r>
+        <w:rPr>
+          <w:lang w:val="es-CO"/>
+        </w:rPr>
+        <w:t xml:space="preserve"> guardado en </w:t>
+      </w:r>
+      <w:r>
+        <w:rPr>
+          <w:rStyle w:val="VerbatimChar"/>
+          <w:lang w:val="es-CO"/>
+        </w:rPr>
+        <w:t>dashboardTimer</w:t>
+      </w:r>
+      <w:r>
+        <w:rPr>
+          <w:lang w:val="es-CO"/>
+        </w:rPr>
+        <w:t xml:space="preserve"> (evita intervalos duplicados).</w:t>
       </w:r>
     </w:p>
     <w:p>
@@ -1959,49 +2385,44 @@
         <w:pStyle w:val="Compact"/>
         <w:numPr>
           <w:ilvl w:val="0"/>
-          <w:numId w:val="1003"/>
+          <w:numId w:val="4"/>
         </w:numPr>
       </w:pPr>
       <w:r>
-        <w:t xml:space="preserve">Estados</w:t>
-      </w:r>
-      <w:r>
-        <w:t xml:space="preserve"> </w:t>
-      </w:r>
-      <w:r>
-        <w:rPr>
-          <w:rStyle w:val="VerbatimChar"/>
-        </w:rPr>
-        <w:t xml:space="preserve">PENDING / FULFILLED / REJECTED</w:t>
-      </w:r>
-      <w:r>
-        <w:t xml:space="preserve"> </w:t>
-      </w:r>
-      <w:r>
-        <w:t xml:space="preserve">reflejados en</w:t>
-      </w:r>
-      <w:r>
-        <w:t xml:space="preserve"> </w:t>
-      </w:r>
-      <w:r>
-        <w:rPr>
-          <w:rStyle w:val="VerbatimChar"/>
-        </w:rPr>
-        <w:t xml:space="preserve">#dashboard-status</w:t>
-      </w:r>
-      <w:r>
-        <w:t xml:space="preserve">.</w:t>
+        <w:t xml:space="preserve">Estados </w:t>
+      </w:r>
+      <w:r>
+        <w:rPr>
+          <w:rStyle w:val="VerbatimChar"/>
+        </w:rPr>
+        <w:t>PENDING / FULFILLED / REJECTED</w:t>
+      </w:r>
+      <w:r>
+        <w:t xml:space="preserve"> reflejados en </w:t>
+      </w:r>
+      <w:r>
+        <w:rPr>
+          <w:rStyle w:val="VerbatimChar"/>
+        </w:rPr>
+        <w:t>#dashboard-status</w:t>
+      </w:r>
+      <w:r>
+        <w:t>.</w:t>
       </w:r>
     </w:p>
     <w:p>
       <w:pPr>
         <w:pStyle w:val="SourceCode"/>
-      </w:pPr>
-      <w:r>
-        <w:rPr>
-          <w:rStyle w:val="VerbatimChar"/>
-        </w:rPr>
-        <w:t xml:space="preserve">flowchart LR</w:t>
+        <w:spacing w:after="0"/>
+        <w:rPr>
+          <w:rStyle w:val="VerbatimChar"/>
+        </w:rPr>
+      </w:pPr>
+      <w:r>
+        <w:rPr>
+          <w:rStyle w:val="VerbatimChar"/>
+        </w:rPr>
+        <w:t>flowchart LR</w:t>
       </w:r>
       <w:r>
         <w:br/>
@@ -2010,7 +2431,13 @@
         <w:rPr>
           <w:rStyle w:val="VerbatimChar"/>
         </w:rPr>
-        <w:t xml:space="preserve">    T[setInterval 30s] --&gt; L[loadDashboardData]</w:t>
+        <w:t xml:space="preserve">    T[setInterval 30s] --</w:t>
+      </w:r>
+      <w:r>
+        <w:rPr>
+          <w:rStyle w:val="VerbatimChar"/>
+        </w:rPr>
+        <w:t>&gt; L[loadDashboardData]</w:t>
       </w:r>
       <w:r>
         <w:br/>
@@ -2050,63 +2477,99 @@
       </w:r>
     </w:p>
     <w:p>
-      <w:r>
-        <w:pict>
-          <v:rect style="width:0;height:1.5pt" o:hralign="center" o:hrstd="t" o:hr="t"/>
-        </w:pict>
+      <w:pPr>
+        <w:pStyle w:val="SourceCode"/>
+        <w:spacing w:after="0"/>
+      </w:pPr>
+      <w:r>
+        <w:drawing>
+          <wp:inline distT="0" distB="0" distL="0" distR="0" wp14:anchorId="4A6539DB" wp14:editId="667AEF9D">
+            <wp:extent cx="5612130" cy="1608455"/>
+            <wp:effectExtent l="0" t="0" r="0" b="0"/>
+            <wp:docPr id="4" name="Imagen 4"/>
+            <wp:cNvGraphicFramePr>
+              <a:graphicFrameLocks xmlns:a="http://schemas.openxmlformats.org/drawingml/2006/main" noChangeAspect="1"/>
+            </wp:cNvGraphicFramePr>
+            <a:graphic xmlns:a="http://schemas.openxmlformats.org/drawingml/2006/main">
+              <a:graphicData uri="http://schemas.openxmlformats.org/drawingml/2006/picture">
+                <pic:pic xmlns:pic="http://schemas.openxmlformats.org/drawingml/2006/picture">
+                  <pic:nvPicPr>
+                    <pic:cNvPr id="1" name=""/>
+                    <pic:cNvPicPr/>
+                  </pic:nvPicPr>
+                  <pic:blipFill>
+                    <a:blip r:embed="rId8"/>
+                    <a:stretch>
+                      <a:fillRect/>
+                    </a:stretch>
+                  </pic:blipFill>
+                  <pic:spPr>
+                    <a:xfrm>
+                      <a:off x="0" y="0"/>
+                      <a:ext cx="5612130" cy="1608455"/>
+                    </a:xfrm>
+                    <a:prstGeom prst="rect">
+                      <a:avLst/>
+                    </a:prstGeom>
+                  </pic:spPr>
+                </pic:pic>
+              </a:graphicData>
+            </a:graphic>
+          </wp:inline>
+        </w:drawing>
       </w:r>
     </w:p>
     <w:p>
+      <w:r>
+        <w:pict w14:anchorId="2CDA5DA8">
+          <v:rect id="_x0000_i1025" style="width:0;height:1.5pt" o:hralign="center" o:hrstd="t" o:hr="t"/>
+        </w:pict>
+      </w:r>
+    </w:p>
+    <w:p>
       <w:pPr>
         <w:pStyle w:val="FirstParagraph"/>
+        <w:rPr>
+          <w:lang w:val="es-CO"/>
+        </w:rPr>
       </w:pPr>
       <w:r>
         <w:rPr>
           <w:i/>
           <w:iCs/>
-        </w:rPr>
-        <w:t xml:space="preserve">Documentación técnica del módulo avanzado generada como parte del entregable (Fase 3).</w:t>
-      </w:r>
+          <w:lang w:val="es-CO"/>
+        </w:rPr>
+        <w:t>Documentación técnica del módulo avanzado generada como parte del</w:t>
+      </w:r>
+      <w:r>
+        <w:rPr>
+          <w:i/>
+          <w:iCs/>
+          <w:lang w:val="es-CO"/>
+        </w:rPr>
+        <w:t xml:space="preserve"> entregable (Fase 3).</w:t>
+      </w:r>
+      <w:bookmarkEnd w:id="0"/>
+      <w:bookmarkEnd w:id="7"/>
     </w:p>
-    <w:bookmarkEnd w:id="15"/>
-    <w:bookmarkEnd w:id="16"/>
     <w:sectPr>
       <w:footnotePr>
         <w:numRestart w:val="eachSect"/>
       </w:footnotePr>
+      <w:pgSz w:w="12240" w:h="15840"/>
+      <w:pgMar w:top="1417" w:right="1701" w:bottom="1417" w:left="1701" w:header="720" w:footer="720" w:gutter="0"/>
+      <w:cols w:space="720"/>
     </w:sectPr>
   </w:body>
 </w:document>
 </file>
 
-<file path=word/comments.xml><?xml version="1.0" encoding="utf-8"?>
-<w:comments xmlns:w="http://schemas.openxmlformats.org/wordprocessingml/2006/main" xmlns:m="http://schemas.openxmlformats.org/officeDocument/2006/math" xmlns:r="http://schemas.openxmlformats.org/officeDocument/2006/relationships" xmlns:o="urn:schemas-microsoft-com:office:office" xmlns:v="urn:schemas-microsoft-com:vml" xmlns:w10="urn:schemas-microsoft-com:office:word" xmlns:a="http://schemas.openxmlformats.org/drawingml/2006/main" xmlns:pic="http://schemas.openxmlformats.org/drawingml/2006/picture" xmlns:wp="http://schemas.openxmlformats.org/drawingml/2006/wordprocessingDrawing"/>
-</file>
-
-<file path=word/footnotes.xml><?xml version="1.0" encoding="utf-8"?>
-<w:footnotes xmlns:w="http://schemas.openxmlformats.org/wordprocessingml/2006/main" xmlns:m="http://schemas.openxmlformats.org/officeDocument/2006/math" xmlns:r="http://schemas.openxmlformats.org/officeDocument/2006/relationships" xmlns:o="urn:schemas-microsoft-com:office:office" xmlns:v="urn:schemas-microsoft-com:vml" xmlns:w10="urn:schemas-microsoft-com:office:word" xmlns:a="http://schemas.openxmlformats.org/drawingml/2006/main" xmlns:pic="http://schemas.openxmlformats.org/drawingml/2006/picture" xmlns:wp="http://schemas.openxmlformats.org/drawingml/2006/wordprocessingDrawing">
-  <w:footnote w:type="continuationSeparator" w:id="0">
-    <w:p>
-      <w:r>
-        <w:continuationSeparator/>
-      </w:r>
-    </w:p>
-  </w:footnote>
-  <w:footnote w:type="separator" w:id="-1">
-    <w:p>
-      <w:r>
-        <w:separator/>
-      </w:r>
-    </w:p>
-  </w:footnote>
-</w:footnotes>
-</file>
-
 <file path=word/numbering.xml><?xml version="1.0" encoding="utf-8"?>
-<w:numbering xmlns:w="http://schemas.openxmlformats.org/wordprocessingml/2006/main">
-  <w:abstractNum w:abstractNumId="990">
+<w:numbering xmlns:wpc="http://schemas.microsoft.com/office/word/2010/wordprocessingCanvas" xmlns:cx="http://schemas.microsoft.com/office/drawing/2014/chartex" xmlns:cx1="http://schemas.microsoft.com/office/drawing/2015/9/8/chartex" xmlns:cx2="http://schemas.microsoft.com/office/drawing/2015/10/21/chartex" xmlns:cx3="http://schemas.microsoft.com/office/drawing/2016/5/9/chartex" xmlns:cx4="http://schemas.microsoft.com/office/drawing/2016/5/10/chartex" xmlns:cx5="http://schemas.microsoft.com/office/drawing/2016/5/11/chartex" xmlns:cx6="http://schemas.microsoft.com/office/drawing/2016/5/12/chartex" xmlns:cx7="http://schemas.microsoft.com/office/drawing/2016/5/13/chartex" xmlns:cx8="http://schemas.microsoft.com/office/drawing/2016/5/14/chartex" xmlns:mc="http://schemas.openxmlformats.org/markup-compatibility/2006" xmlns:aink="http://schemas.microsoft.com/office/drawing/2016/ink" xmlns:am3d="http://schemas.microsoft.com/office/drawing/2017/model3d" xmlns:o="urn:schemas-microsoft-com:office:office" xmlns:r="http://schemas.openxmlformats.org/officeDocument/2006/relationships" xmlns:m="http://schemas.openxmlformats.org/officeDocument/2006/math" xmlns:v="urn:schemas-microsoft-com:vml" xmlns:wp14="http://schemas.microsoft.com/office/word/2010/wordprocessingDrawing" xmlns:wp="http://schemas.openxmlformats.org/drawingml/2006/wordprocessingDrawing" xmlns:w10="urn:schemas-microsoft-com:office:word" xmlns:w="http://schemas.openxmlformats.org/wordprocessingml/2006/main" xmlns:w14="http://schemas.microsoft.com/office/word/2010/wordml" xmlns:w15="http://schemas.microsoft.com/office/word/2012/wordml" xmlns:w16cex="http://schemas.microsoft.com/office/word/2018/wordml/cex" xmlns:w16cid="http://schemas.microsoft.com/office/word/2016/wordml/cid" xmlns:w16="http://schemas.microsoft.com/office/word/2018/wordml" xmlns:w16sdtdh="http://schemas.microsoft.com/office/word/2020/wordml/sdtdatahash" xmlns:w16se="http://schemas.microsoft.com/office/word/2015/wordml/symex" xmlns:wpg="http://schemas.microsoft.com/office/word/2010/wordprocessingGroup" xmlns:wpi="http://schemas.microsoft.com/office/word/2010/wordprocessingInk" xmlns:wne="http://schemas.microsoft.com/office/word/2006/wordml" xmlns:wps="http://schemas.microsoft.com/office/word/2010/wordprocessingShape" mc:Ignorable="w14 w15 w16se w16cid w16 w16cex w16sdtdh wp14">
+  <w:abstractNum w:abstractNumId="0" w15:restartNumberingAfterBreak="0">
     <w:nsid w:val="0000A990"/>
     <w:multiLevelType w:val="multilevel"/>
+    <w:tmpl w:val="6320617C"/>
     <w:lvl w:ilvl="0">
       <w:numFmt w:val="bullet"/>
       <w:lvlText w:val=" "/>
@@ -2180,9 +2643,10 @@
       </w:pPr>
     </w:lvl>
   </w:abstractNum>
-  <w:abstractNum w:abstractNumId="991">
+  <w:abstractNum w:abstractNumId="1" w15:restartNumberingAfterBreak="0">
     <w:nsid w:val="0000A991"/>
     <w:multiLevelType w:val="multilevel"/>
+    <w:tmpl w:val="46186AB4"/>
     <w:lvl w:ilvl="0">
       <w:numFmt w:val="bullet"/>
       <w:lvlText w:val=""/>
@@ -2283,30 +2747,30 @@
       </w:rPr>
     </w:lvl>
   </w:abstractNum>
-  <w:num w:numId="1000">
-    <w:abstractNumId w:val="990"/>
+  <w:num w:numId="1">
+    <w:abstractNumId w:val="0"/>
   </w:num>
-  <w:num w:numId="1001">
-    <w:abstractNumId w:val="991"/>
+  <w:num w:numId="2">
+    <w:abstractNumId w:val="1"/>
   </w:num>
-  <w:num w:numId="1002">
-    <w:abstractNumId w:val="991"/>
+  <w:num w:numId="3">
+    <w:abstractNumId w:val="1"/>
   </w:num>
-  <w:num w:numId="1003">
-    <w:abstractNumId w:val="991"/>
+  <w:num w:numId="4">
+    <w:abstractNumId w:val="1"/>
   </w:num>
 </w:numbering>
 </file>
 
 <file path=word/styles.xml><?xml version="1.0" encoding="utf-8"?>
-<w:styles xmlns:r="http://schemas.openxmlformats.org/officeDocument/2006/relationships" xmlns:w="http://schemas.openxmlformats.org/wordprocessingml/2006/main">
+<w:styles xmlns:mc="http://schemas.openxmlformats.org/markup-compatibility/2006" xmlns:r="http://schemas.openxmlformats.org/officeDocument/2006/relationships" xmlns:w="http://schemas.openxmlformats.org/wordprocessingml/2006/main" xmlns:w14="http://schemas.microsoft.com/office/word/2010/wordml" xmlns:w15="http://schemas.microsoft.com/office/word/2012/wordml" xmlns:w16cex="http://schemas.microsoft.com/office/word/2018/wordml/cex" xmlns:w16cid="http://schemas.microsoft.com/office/word/2016/wordml/cid" xmlns:w16="http://schemas.microsoft.com/office/word/2018/wordml" xmlns:w16sdtdh="http://schemas.microsoft.com/office/word/2020/wordml/sdtdatahash" xmlns:w16se="http://schemas.microsoft.com/office/word/2015/wordml/symex" mc:Ignorable="w14 w15 w16se w16cid w16 w16cex w16sdtdh">
   <w:docDefaults>
     <w:rPrDefault>
       <w:rPr>
-        <w:rFonts w:asciiTheme="minorHAnsi" w:cstheme="minorBidi" w:eastAsiaTheme="minorHAnsi" w:hAnsiTheme="minorHAnsi"/>
+        <w:rFonts w:asciiTheme="minorHAnsi" w:eastAsiaTheme="minorHAnsi" w:hAnsiTheme="minorHAnsi" w:cstheme="minorBidi"/>
         <w:sz w:val="24"/>
         <w:szCs w:val="24"/>
-        <w:lang w:bidi="ar-SA" w:eastAsia="en-US" w:val="en-US"/>
+        <w:lang w:val="en-US" w:eastAsia="en-US" w:bidi="ar-SA"/>
       </w:rPr>
     </w:rPrDefault>
     <w:pPrDefault>
@@ -2315,193 +2779,367 @@
       </w:pPr>
     </w:pPrDefault>
   </w:docDefaults>
-  <w:latentStyles w:count="276" w:defLockedState="0" w:defQFormat="0" w:defSemiHidden="0" w:defUIPriority="0" w:defUnhideWhenUsed="0"/>
-  <w:style w:default="1" w:styleId="Normal" w:type="paragraph">
+  <w:latentStyles w:defLockedState="0" w:defUIPriority="0" w:defSemiHidden="0" w:defUnhideWhenUsed="0" w:defQFormat="0" w:count="376">
+    <w:lsdException w:name="heading 5" w:semiHidden="1" w:unhideWhenUsed="1"/>
+    <w:lsdException w:name="index 2" w:semiHidden="1" w:unhideWhenUsed="1"/>
+    <w:lsdException w:name="index 3" w:semiHidden="1" w:unhideWhenUsed="1"/>
+    <w:lsdException w:name="index 4" w:semiHidden="1" w:unhideWhenUsed="1"/>
+    <w:lsdException w:name="index 5" w:semiHidden="1" w:unhideWhenUsed="1"/>
+    <w:lsdException w:name="index 6" w:semiHidden="1" w:unhideWhenUsed="1"/>
+    <w:lsdException w:name="index 7" w:semiHidden="1" w:unhideWhenUsed="1"/>
+    <w:lsdException w:name="index 8" w:semiHidden="1" w:unhideWhenUsed="1"/>
+    <w:lsdException w:name="index 9" w:semiHidden="1" w:unhideWhenUsed="1"/>
+    <w:lsdException w:name="toc 1" w:semiHidden="1" w:unhideWhenUsed="1"/>
+    <w:lsdException w:name="toc 2" w:semiHidden="1" w:unhideWhenUsed="1"/>
+    <w:lsdException w:name="toc 3" w:semiHidden="1" w:unhideWhenUsed="1"/>
+    <w:lsdException w:name="toc 4" w:semiHidden="1" w:unhideWhenUsed="1"/>
+    <w:lsdException w:name="toc 5" w:semiHidden="1" w:unhideWhenUsed="1"/>
+    <w:lsdException w:name="toc 6" w:semiHidden="1" w:unhideWhenUsed="1"/>
+    <w:lsdException w:name="toc 7" w:semiHidden="1" w:unhideWhenUsed="1"/>
+    <w:lsdException w:name="toc 8" w:semiHidden="1" w:unhideWhenUsed="1"/>
+    <w:lsdException w:name="toc 9" w:semiHidden="1" w:unhideWhenUsed="1"/>
+    <w:lsdException w:name="Normal Indent" w:semiHidden="1" w:unhideWhenUsed="1"/>
+    <w:lsdException w:name="footnote text" w:semiHidden="1" w:unhideWhenUsed="1"/>
+    <w:lsdException w:name="annotation text" w:semiHidden="1" w:unhideWhenUsed="1"/>
+    <w:lsdException w:name="header" w:semiHidden="1" w:unhideWhenUsed="1"/>
+    <w:lsdException w:name="footer" w:semiHidden="1" w:unhideWhenUsed="1"/>
+    <w:lsdException w:name="index heading" w:semiHidden="1" w:unhideWhenUsed="1"/>
+    <w:lsdException w:name="caption" w:semiHidden="1" w:unhideWhenUsed="1"/>
+    <w:lsdException w:name="table of figures" w:semiHidden="1" w:unhideWhenUsed="1"/>
+    <w:lsdException w:name="envelope address" w:semiHidden="1" w:unhideWhenUsed="1"/>
+    <w:lsdException w:name="envelope return" w:semiHidden="1" w:unhideWhenUsed="1"/>
+    <w:lsdException w:name="footnote reference" w:semiHidden="1" w:unhideWhenUsed="1"/>
+    <w:lsdException w:name="annotation reference" w:semiHidden="1" w:unhideWhenUsed="1"/>
+    <w:lsdException w:name="line number" w:semiHidden="1" w:unhideWhenUsed="1"/>
+    <w:lsdException w:name="page number" w:semiHidden="1" w:unhideWhenUsed="1"/>
+    <w:lsdException w:name="endnote reference" w:semiHidden="1" w:unhideWhenUsed="1"/>
+    <w:lsdException w:name="endnote text" w:semiHidden="1" w:unhideWhenUsed="1"/>
+    <w:lsdException w:name="table of authorities" w:semiHidden="1" w:unhideWhenUsed="1"/>
+    <w:lsdException w:name="macro" w:semiHidden="1" w:unhideWhenUsed="1"/>
+    <w:lsdException w:name="toa heading" w:semiHidden="1" w:unhideWhenUsed="1"/>
+    <w:lsdException w:name="List" w:semiHidden="1" w:unhideWhenUsed="1"/>
+    <w:lsdException w:name="List Bullet" w:semiHidden="1" w:unhideWhenUsed="1"/>
+    <w:lsdException w:name="List Number" w:semiHidden="1" w:unhideWhenUsed="1"/>
+    <w:lsdException w:name="List 2" w:semiHidden="1" w:unhideWhenUsed="1"/>
+    <w:lsdException w:name="List 3" w:semiHidden="1" w:unhideWhenUsed="1"/>
+    <w:lsdException w:name="List 4" w:semiHidden="1" w:unhideWhenUsed="1"/>
+    <w:lsdException w:name="List Bullet 2" w:semiHidden="1" w:unhideWhenUsed="1"/>
+    <w:lsdException w:name="List Bullet 3" w:semiHidden="1" w:unhideWhenUsed="1"/>
+    <w:lsdException w:name="List Number 2" w:semiHidden="1" w:unhideWhenUsed="1"/>
+    <w:lsdException w:name="List Number 3" w:semiHidden="1" w:unhideWhenUsed="1"/>
+    <w:lsdException w:name="List Number 4" w:semiHidden="1" w:unhideWhenUsed="1"/>
+    <w:lsdException w:name="List Number 5" w:semiHidden="1" w:unhideWhenUsed="1"/>
+    <w:lsdException w:name="Closing" w:semiHidden="1" w:unhideWhenUsed="1"/>
+    <w:lsdException w:name="Signature" w:semiHidden="1" w:unhideWhenUsed="1"/>
+    <w:lsdException w:name="Default Paragraph Font" w:semiHidden="1" w:unhideWhenUsed="1"/>
+    <w:lsdException w:name="Body Text" w:semiHidden="1" w:unhideWhenUsed="1"/>
+    <w:lsdException w:name="Body Text Indent" w:semiHidden="1" w:unhideWhenUsed="1"/>
+    <w:lsdException w:name="List Continue" w:semiHidden="1" w:unhideWhenUsed="1"/>
+    <w:lsdException w:name="List Continue 2" w:semiHidden="1" w:unhideWhenUsed="1"/>
+    <w:lsdException w:name="List Continue 3" w:semiHidden="1" w:unhideWhenUsed="1"/>
+    <w:lsdException w:name="List Continue 4" w:semiHidden="1" w:unhideWhenUsed="1"/>
+    <w:lsdException w:name="List Continue 5" w:semiHidden="1" w:unhideWhenUsed="1"/>
+    <w:lsdException w:name="Message Header" w:semiHidden="1" w:unhideWhenUsed="1"/>
+    <w:lsdException w:name="Salutation" w:semiHidden="1" w:unhideWhenUsed="1"/>
+    <w:lsdException w:name="Date" w:semiHidden="1" w:unhideWhenUsed="1"/>
+    <w:lsdException w:name="Body Text First Indent" w:semiHidden="1" w:unhideWhenUsed="1"/>
+    <w:lsdException w:name="Body Text Indent 2" w:semiHidden="1" w:unhideWhenUsed="1"/>
+    <w:lsdException w:name="Body Text Indent 3" w:semiHidden="1" w:unhideWhenUsed="1"/>
+    <w:lsdException w:name="Block Text" w:semiHidden="1" w:unhideWhenUsed="1"/>
+    <w:lsdException w:name="Hyperlink" w:semiHidden="1" w:unhideWhenUsed="1"/>
+    <w:lsdException w:name="FollowedHyperlink" w:semiHidden="1" w:unhideWhenUsed="1"/>
+    <w:lsdException w:name="Document Map" w:semiHidden="1" w:unhideWhenUsed="1"/>
+    <w:lsdException w:name="Plain Text" w:semiHidden="1" w:unhideWhenUsed="1"/>
+    <w:lsdException w:name="E-mail Signature" w:semiHidden="1" w:unhideWhenUsed="1"/>
+    <w:lsdException w:name="HTML Top of Form" w:semiHidden="1" w:unhideWhenUsed="1"/>
+    <w:lsdException w:name="HTML Bottom of Form" w:semiHidden="1" w:unhideWhenUsed="1"/>
+    <w:lsdException w:name="Normal (Web)" w:semiHidden="1" w:unhideWhenUsed="1"/>
+    <w:lsdException w:name="HTML Acronym" w:semiHidden="1" w:unhideWhenUsed="1"/>
+    <w:lsdException w:name="HTML Address" w:semiHidden="1" w:unhideWhenUsed="1"/>
+    <w:lsdException w:name="HTML Cite" w:semiHidden="1" w:unhideWhenUsed="1"/>
+    <w:lsdException w:name="HTML Code" w:semiHidden="1" w:unhideWhenUsed="1"/>
+    <w:lsdException w:name="HTML Definition" w:semiHidden="1" w:unhideWhenUsed="1"/>
+    <w:lsdException w:name="HTML Keyboard" w:semiHidden="1" w:unhideWhenUsed="1"/>
+    <w:lsdException w:name="HTML Preformatted" w:semiHidden="1" w:unhideWhenUsed="1"/>
+    <w:lsdException w:name="HTML Sample" w:semiHidden="1" w:unhideWhenUsed="1"/>
+    <w:lsdException w:name="HTML Typewriter" w:semiHidden="1" w:unhideWhenUsed="1"/>
+    <w:lsdException w:name="HTML Variable" w:semiHidden="1" w:unhideWhenUsed="1"/>
+    <w:lsdException w:name="Normal Table" w:semiHidden="1" w:unhideWhenUsed="1"/>
+    <w:lsdException w:name="annotation subject" w:semiHidden="1" w:unhideWhenUsed="1"/>
+    <w:lsdException w:name="No List" w:semiHidden="1" w:unhideWhenUsed="1"/>
+    <w:lsdException w:name="Outline List 1" w:semiHidden="1" w:unhideWhenUsed="1"/>
+    <w:lsdException w:name="Outline List 2" w:semiHidden="1" w:unhideWhenUsed="1"/>
+    <w:lsdException w:name="Outline List 3" w:semiHidden="1" w:unhideWhenUsed="1"/>
+    <w:lsdException w:name="Table Simple 1" w:semiHidden="1" w:unhideWhenUsed="1"/>
+    <w:lsdException w:name="Table Simple 2" w:semiHidden="1" w:unhideWhenUsed="1"/>
+    <w:lsdException w:name="Table Simple 3" w:semiHidden="1" w:unhideWhenUsed="1"/>
+    <w:lsdException w:name="Table Classic 1" w:semiHidden="1" w:unhideWhenUsed="1"/>
+    <w:lsdException w:name="Table Classic 2" w:semiHidden="1" w:unhideWhenUsed="1"/>
+    <w:lsdException w:name="Table Classic 3" w:semiHidden="1" w:unhideWhenUsed="1"/>
+    <w:lsdException w:name="Table Classic 4" w:semiHidden="1" w:unhideWhenUsed="1"/>
+    <w:lsdException w:name="Table Colorful 1" w:semiHidden="1" w:unhideWhenUsed="1"/>
+    <w:lsdException w:name="Table Colorful 2" w:semiHidden="1" w:unhideWhenUsed="1"/>
+    <w:lsdException w:name="Table Colorful 3" w:semiHidden="1" w:unhideWhenUsed="1"/>
+    <w:lsdException w:name="Table Columns 1" w:semiHidden="1" w:unhideWhenUsed="1"/>
+    <w:lsdException w:name="Table Columns 2" w:semiHidden="1" w:unhideWhenUsed="1"/>
+    <w:lsdException w:name="Table Columns 3" w:semiHidden="1" w:unhideWhenUsed="1"/>
+    <w:lsdException w:name="Table Columns 4" w:semiHidden="1" w:unhideWhenUsed="1"/>
+    <w:lsdException w:name="Table Columns 5" w:semiHidden="1" w:unhideWhenUsed="1"/>
+    <w:lsdException w:name="Table Grid 1" w:semiHidden="1" w:unhideWhenUsed="1"/>
+    <w:lsdException w:name="Table Grid 2" w:semiHidden="1" w:unhideWhenUsed="1"/>
+    <w:lsdException w:name="Table Grid 3" w:semiHidden="1" w:unhideWhenUsed="1"/>
+    <w:lsdException w:name="Table Grid 4" w:semiHidden="1" w:unhideWhenUsed="1"/>
+    <w:lsdException w:name="Table Grid 5" w:semiHidden="1" w:unhideWhenUsed="1"/>
+    <w:lsdException w:name="Table Grid 6" w:semiHidden="1" w:unhideWhenUsed="1"/>
+    <w:lsdException w:name="Table Grid 7" w:semiHidden="1" w:unhideWhenUsed="1"/>
+    <w:lsdException w:name="Table Grid 8" w:semiHidden="1" w:unhideWhenUsed="1"/>
+    <w:lsdException w:name="Table List 1" w:semiHidden="1" w:unhideWhenUsed="1"/>
+    <w:lsdException w:name="Table List 2" w:semiHidden="1" w:unhideWhenUsed="1"/>
+    <w:lsdException w:name="Table List 3" w:semiHidden="1" w:unhideWhenUsed="1"/>
+    <w:lsdException w:name="Table List 4" w:semiHidden="1" w:unhideWhenUsed="1"/>
+    <w:lsdException w:name="Table List 5" w:semiHidden="1" w:unhideWhenUsed="1"/>
+    <w:lsdException w:name="Table List 6" w:semiHidden="1" w:unhideWhenUsed="1"/>
+    <w:lsdException w:name="Table List 7" w:semiHidden="1" w:unhideWhenUsed="1"/>
+    <w:lsdException w:name="Table List 8" w:semiHidden="1" w:unhideWhenUsed="1"/>
+    <w:lsdException w:name="Table 3D effects 1" w:semiHidden="1" w:unhideWhenUsed="1"/>
+    <w:lsdException w:name="Table 3D effects 2" w:semiHidden="1" w:unhideWhenUsed="1"/>
+    <w:lsdException w:name="Table 3D effects 3" w:semiHidden="1" w:unhideWhenUsed="1"/>
+    <w:lsdException w:name="Table Contemporary" w:semiHidden="1" w:unhideWhenUsed="1"/>
+    <w:lsdException w:name="Table Elegant" w:semiHidden="1" w:unhideWhenUsed="1"/>
+    <w:lsdException w:name="Table Professional" w:semiHidden="1" w:unhideWhenUsed="1"/>
+    <w:lsdException w:name="Table Subtle 1" w:semiHidden="1" w:unhideWhenUsed="1"/>
+    <w:lsdException w:name="Table Subtle 2" w:semiHidden="1" w:unhideWhenUsed="1"/>
+    <w:lsdException w:name="Table Web 1" w:semiHidden="1" w:unhideWhenUsed="1"/>
+    <w:lsdException w:name="Table Web 2" w:semiHidden="1" w:unhideWhenUsed="1"/>
+    <w:lsdException w:name="Table Web 3" w:semiHidden="1" w:unhideWhenUsed="1"/>
+    <w:lsdException w:name="Balloon Text" w:semiHidden="1" w:unhideWhenUsed="1"/>
+    <w:lsdException w:name="Table Theme" w:semiHidden="1" w:unhideWhenUsed="1"/>
+    <w:lsdException w:name="Placeholder Text" w:semiHidden="1"/>
+    <w:lsdException w:name="Light Shading"/>
+    <w:lsdException w:name="Light List"/>
+    <w:lsdException w:name="Medium Grid 3"/>
+    <w:lsdException w:name="Dark List"/>
+    <w:lsdException w:name="Colorful Shading"/>
+    <w:lsdException w:name="Colorful List"/>
+    <w:lsdException w:name="Colorful Grid"/>
+    <w:lsdException w:name="Light Shading Accent 1"/>
+    <w:lsdException w:name="Light List Accent 1"/>
+    <w:lsdException w:name="Light Grid Accent 1"/>
+    <w:lsdException w:name="Medium Shading 1 Accent 1"/>
+    <w:lsdException w:name="Medium Shading 2 Accent 1"/>
+    <w:lsdException w:name="Medium List 1 Accent 1"/>
+    <w:lsdException w:name="Revision" w:semiHidden="1"/>
+    <w:lsdException w:name="Medium List 2 Accent 1"/>
+    <w:lsdException w:name="Medium Grid 1 Accent 1"/>
+    <w:lsdException w:name="Medium Grid 2 Accent 1"/>
+    <w:lsdException w:name="Medium Grid 3 Accent 1"/>
+    <w:lsdException w:name="Dark List Accent 1"/>
+    <w:lsdException w:name="Colorful Shading Accent 1"/>
+    <w:lsdException w:name="Colorful List Accent 1"/>
+    <w:lsdException w:name="Colorful Grid Accent 1"/>
+    <w:lsdException w:name="Light Shading Accent 2"/>
+    <w:lsdException w:name="Light List Accent 2"/>
+    <w:lsdException w:name="Light Grid Accent 2"/>
+    <w:lsdException w:name="Medium Shading 1 Accent 2"/>
+    <w:lsdException w:name="Medium Shading 2 Accent 2"/>
+    <w:lsdException w:name="Medium List 1 Accent 2"/>
+    <w:lsdException w:name="Medium List 2 Accent 2"/>
+    <w:lsdException w:name="Medium Grid 1 Accent 2"/>
+    <w:lsdException w:name="Medium Grid 2 Accent 2"/>
+    <w:lsdException w:name="Medium Grid 3 Accent 2"/>
+    <w:lsdException w:name="Dark List Accent 2"/>
+    <w:lsdException w:name="Colorful Shading Accent 2"/>
+    <w:lsdException w:name="Colorful List Accent 2"/>
+    <w:lsdException w:name="Colorful Grid Accent 2"/>
+    <w:lsdException w:name="Light Shading Accent 3"/>
+    <w:lsdException w:name="Light List Accent 3"/>
+    <w:lsdException w:name="Light Grid Accent 3"/>
+    <w:lsdException w:name="Medium Shading 1 Accent 3"/>
+    <w:lsdException w:name="Medium Shading 2 Accent 3"/>
+    <w:lsdException w:name="Medium List 1 Accent 3"/>
+    <w:lsdException w:name="Medium List 2 Accent 3"/>
+    <w:lsdException w:name="Medium Grid 1 Accent 3"/>
+    <w:lsdException w:name="Medium Grid 2 Accent 3"/>
+    <w:lsdException w:name="Medium Grid 3 Accent 3"/>
+    <w:lsdException w:name="Dark List Accent 3"/>
+    <w:lsdException w:name="Colorful Shading Accent 3"/>
+    <w:lsdException w:name="Colorful List Accent 3"/>
+    <w:lsdException w:name="Colorful Grid Accent 3"/>
+    <w:lsdException w:name="Light Shading Accent 4"/>
+    <w:lsdException w:name="Light List Accent 4"/>
+    <w:lsdException w:name="Light Grid Accent 4"/>
+    <w:lsdException w:name="Medium Shading 1 Accent 4"/>
+    <w:lsdException w:name="Medium Shading 2 Accent 4"/>
+    <w:lsdException w:name="Medium List 1 Accent 4"/>
+    <w:lsdException w:name="Medium List 2 Accent 4"/>
+    <w:lsdException w:name="Medium Grid 1 Accent 4"/>
+    <w:lsdException w:name="Medium Grid 2 Accent 4"/>
+    <w:lsdException w:name="Medium Grid 3 Accent 4"/>
+    <w:lsdException w:name="Dark List Accent 4"/>
+    <w:lsdException w:name="Colorful Shading Accent 4"/>
+    <w:lsdException w:name="Colorful List Accent 4"/>
+    <w:lsdException w:name="Colorful Grid Accent 4"/>
+    <w:lsdException w:name="Light Shading Accent 5"/>
+    <w:lsdException w:name="Light List Accent 5"/>
+    <w:lsdException w:name="Light Grid Accent 5"/>
+    <w:lsdException w:name="Medium Shading 1 Accent 5"/>
+    <w:lsdException w:name="Medium Shading 2 Accent 5"/>
+    <w:lsdException w:name="Medium List 1 Accent 5"/>
+    <w:lsdException w:name="Medium List 2 Accent 5"/>
+    <w:lsdException w:name="Medium Grid 1 Accent 5"/>
+    <w:lsdException w:name="Medium Grid 2 Accent 5"/>
+    <w:lsdException w:name="Medium Grid 3 Accent 5"/>
+    <w:lsdException w:name="Dark List Accent 5"/>
+    <w:lsdException w:name="Colorful Shading Accent 5"/>
+    <w:lsdException w:name="Colorful List Accent 5"/>
+    <w:lsdException w:name="Colorful Grid Accent 5"/>
+    <w:lsdException w:name="Light Shading Accent 6"/>
+    <w:lsdException w:name="Light List Accent 6"/>
+    <w:lsdException w:name="Light Grid Accent 6"/>
+    <w:lsdException w:name="Medium Shading 1 Accent 6"/>
+    <w:lsdException w:name="Medium Shading 2 Accent 6"/>
+    <w:lsdException w:name="Medium List 1 Accent 6"/>
+    <w:lsdException w:name="Medium List 2 Accent 6"/>
+    <w:lsdException w:name="Medium Grid 1 Accent 6"/>
+    <w:lsdException w:name="Medium Grid 2 Accent 6"/>
+    <w:lsdException w:name="Medium Grid 3 Accent 6"/>
+    <w:lsdException w:name="Dark List Accent 6"/>
+    <w:lsdException w:name="Colorful Shading Accent 6"/>
+    <w:lsdException w:name="Colorful List Accent 6"/>
+    <w:lsdException w:name="Colorful Grid Accent 6"/>
+    <w:lsdException w:name="Bibliography" w:semiHidden="1" w:unhideWhenUsed="1"/>
+    <w:lsdException w:name="TOC Heading" w:semiHidden="1" w:unhideWhenUsed="1"/>
+    <w:lsdException w:name="Grid Table 4" w:uiPriority="49"/>
+    <w:lsdException w:name="Grid Table 5 Dark" w:uiPriority="50"/>
+    <w:lsdException w:name="Grid Table 6 Colorful" w:uiPriority="51"/>
+    <w:lsdException w:name="Grid Table 7 Colorful" w:uiPriority="52"/>
+    <w:lsdException w:name="Grid Table 1 Light Accent 1" w:uiPriority="46"/>
+    <w:lsdException w:name="Grid Table 2 Accent 1" w:uiPriority="47"/>
+    <w:lsdException w:name="Grid Table 3 Accent 1" w:uiPriority="48"/>
+    <w:lsdException w:name="Grid Table 4 Accent 1" w:uiPriority="49"/>
+    <w:lsdException w:name="Grid Table 5 Dark Accent 1" w:uiPriority="50"/>
+    <w:lsdException w:name="Grid Table 6 Colorful Accent 1" w:uiPriority="51"/>
+    <w:lsdException w:name="Grid Table 7 Colorful Accent 1" w:uiPriority="52"/>
+    <w:lsdException w:name="Grid Table 1 Light Accent 2" w:uiPriority="46"/>
+    <w:lsdException w:name="Grid Table 2 Accent 2" w:uiPriority="47"/>
+    <w:lsdException w:name="Grid Table 3 Accent 2" w:uiPriority="48"/>
+    <w:lsdException w:name="Grid Table 4 Accent 2" w:uiPriority="49"/>
+    <w:lsdException w:name="Grid Table 5 Dark Accent 2" w:uiPriority="50"/>
+    <w:lsdException w:name="Grid Table 6 Colorful Accent 2" w:uiPriority="51"/>
+    <w:lsdException w:name="Grid Table 7 Colorful Accent 2" w:uiPriority="52"/>
+    <w:lsdException w:name="Grid Table 1 Light Accent 3" w:uiPriority="46"/>
+    <w:lsdException w:name="Grid Table 2 Accent 3" w:uiPriority="47"/>
+    <w:lsdException w:name="Grid Table 3 Accent 3" w:uiPriority="48"/>
+    <w:lsdException w:name="Grid Table 4 Accent 3" w:uiPriority="49"/>
+    <w:lsdException w:name="Grid Table 5 Dark Accent 3" w:uiPriority="50"/>
+    <w:lsdException w:name="Grid Table 6 Colorful Accent 3" w:uiPriority="51"/>
+    <w:lsdException w:name="Grid Table 7 Colorful Accent 3" w:uiPriority="52"/>
+    <w:lsdException w:name="Grid Table 1 Light Accent 4" w:uiPriority="46"/>
+    <w:lsdException w:name="Grid Table 2 Accent 4" w:uiPriority="47"/>
+    <w:lsdException w:name="Grid Table 3 Accent 4" w:uiPriority="48"/>
+    <w:lsdException w:name="Grid Table 4 Accent 4" w:uiPriority="49"/>
+    <w:lsdException w:name="Grid Table 5 Dark Accent 4" w:uiPriority="50"/>
+    <w:lsdException w:name="Grid Table 6 Colorful Accent 4" w:uiPriority="51"/>
+    <w:lsdException w:name="Grid Table 7 Colorful Accent 4" w:uiPriority="52"/>
+    <w:lsdException w:name="Grid Table 1 Light Accent 5" w:uiPriority="46"/>
+    <w:lsdException w:name="Grid Table 2 Accent 5" w:uiPriority="47"/>
+    <w:lsdException w:name="Grid Table 3 Accent 5" w:uiPriority="48"/>
+    <w:lsdException w:name="Grid Table 4 Accent 5" w:uiPriority="49"/>
+    <w:lsdException w:name="Grid Table 5 Dark Accent 5" w:uiPriority="50"/>
+    <w:lsdException w:name="Grid Table 6 Colorful Accent 5" w:uiPriority="51"/>
+    <w:lsdException w:name="Grid Table 7 Colorful Accent 5" w:uiPriority="52"/>
+    <w:lsdException w:name="Grid Table 1 Light Accent 6" w:uiPriority="46"/>
+    <w:lsdException w:name="Grid Table 2 Accent 6" w:uiPriority="47"/>
+    <w:lsdException w:name="Grid Table 3 Accent 6" w:uiPriority="48"/>
+    <w:lsdException w:name="Grid Table 4 Accent 6" w:uiPriority="49"/>
+    <w:lsdException w:name="Grid Table 5 Dark Accent 6" w:uiPriority="50"/>
+    <w:lsdException w:name="Grid Table 6 Colorful Accent 6" w:uiPriority="51"/>
+    <w:lsdException w:name="Grid Table 7 Colorful Accent 6" w:uiPriority="52"/>
+    <w:lsdException w:name="List Table 1 Light" w:uiPriority="46"/>
+    <w:lsdException w:name="List Table 2" w:uiPriority="47"/>
+    <w:lsdException w:name="List Table 3" w:uiPriority="48"/>
+    <w:lsdException w:name="List Table 4" w:uiPriority="49"/>
+    <w:lsdException w:name="List Table 5 Dark" w:uiPriority="50"/>
+    <w:lsdException w:name="List Table 6 Colorful" w:uiPriority="51"/>
+    <w:lsdException w:name="List Table 7 Colorful" w:uiPriority="52"/>
+    <w:lsdException w:name="List Table 1 Light Accent 1" w:uiPriority="46"/>
+    <w:lsdException w:name="List Table 2 Accent 1" w:uiPriority="47"/>
+    <w:lsdException w:name="List Table 3 Accent 1" w:uiPriority="48"/>
+    <w:lsdException w:name="List Table 4 Accent 1" w:uiPriority="49"/>
+    <w:lsdException w:name="List Table 5 Dark Accent 1" w:uiPriority="50"/>
+    <w:lsdException w:name="List Table 6 Colorful Accent 1" w:uiPriority="51"/>
+    <w:lsdException w:name="List Table 7 Colorful Accent 1" w:uiPriority="52"/>
+    <w:lsdException w:name="List Table 1 Light Accent 2" w:uiPriority="46"/>
+    <w:lsdException w:name="List Table 2 Accent 2" w:uiPriority="47"/>
+    <w:lsdException w:name="List Table 3 Accent 2" w:uiPriority="48"/>
+    <w:lsdException w:name="List Table 4 Accent 2" w:uiPriority="49"/>
+    <w:lsdException w:name="List Table 5 Dark Accent 2" w:uiPriority="50"/>
+    <w:lsdException w:name="List Table 6 Colorful Accent 2" w:uiPriority="51"/>
+    <w:lsdException w:name="List Table 7 Colorful Accent 2" w:uiPriority="52"/>
+    <w:lsdException w:name="List Table 1 Light Accent 3" w:uiPriority="46"/>
+    <w:lsdException w:name="List Table 2 Accent 3" w:uiPriority="47"/>
+    <w:lsdException w:name="List Table 3 Accent 3" w:uiPriority="48"/>
+    <w:lsdException w:name="List Table 4 Accent 3" w:uiPriority="49"/>
+    <w:lsdException w:name="List Table 5 Dark Accent 3" w:uiPriority="50"/>
+    <w:lsdException w:name="List Table 6 Colorful Accent 3" w:uiPriority="51"/>
+    <w:lsdException w:name="List Table 7 Colorful Accent 3" w:uiPriority="52"/>
+    <w:lsdException w:name="List Table 1 Light Accent 4" w:uiPriority="46"/>
+    <w:lsdException w:name="List Table 2 Accent 4" w:uiPriority="47"/>
+    <w:lsdException w:name="List Table 3 Accent 4" w:uiPriority="48"/>
+    <w:lsdException w:name="List Table 4 Accent 4" w:uiPriority="49"/>
+    <w:lsdException w:name="List Table 5 Dark Accent 4" w:uiPriority="50"/>
+    <w:lsdException w:name="List Table 6 Colorful Accent 4" w:uiPriority="51"/>
+    <w:lsdException w:name="List Table 7 Colorful Accent 4" w:uiPriority="52"/>
+    <w:lsdException w:name="List Table 1 Light Accent 5" w:uiPriority="46"/>
+    <w:lsdException w:name="List Table 2 Accent 5" w:uiPriority="47"/>
+    <w:lsdException w:name="List Table 3 Accent 5" w:uiPriority="48"/>
+    <w:lsdException w:name="List Table 4 Accent 5" w:uiPriority="49"/>
+    <w:lsdException w:name="List Table 5 Dark Accent 5" w:uiPriority="50"/>
+    <w:lsdException w:name="List Table 6 Colorful Accent 5" w:uiPriority="51"/>
+    <w:lsdException w:name="List Table 7 Colorful Accent 5" w:uiPriority="52"/>
+    <w:lsdException w:name="List Table 1 Light Accent 6" w:uiPriority="46"/>
+    <w:lsdException w:name="List Table 2 Accent 6" w:uiPriority="47"/>
+    <w:lsdException w:name="List Table 3 Accent 6" w:uiPriority="48"/>
+    <w:lsdException w:name="List Table 4 Accent 6" w:uiPriority="49"/>
+    <w:lsdException w:name="List Table 5 Dark Accent 6" w:uiPriority="50"/>
+    <w:lsdException w:name="List Table 6 Colorful Accent 6" w:uiPriority="51"/>
+    <w:lsdException w:name="List Table 7 Colorful Accent 6" w:uiPriority="52"/>
+    <w:lsdException w:name="Mention" w:semiHidden="1" w:uiPriority="99" w:unhideWhenUsed="1"/>
+    <w:lsdException w:name="Smart Hyperlink" w:semiHidden="1" w:uiPriority="99" w:unhideWhenUsed="1"/>
+    <w:lsdException w:name="Hashtag" w:semiHidden="1" w:uiPriority="99" w:unhideWhenUsed="1"/>
+    <w:lsdException w:name="Unresolved Mention" w:semiHidden="1" w:uiPriority="99" w:unhideWhenUsed="1"/>
+    <w:lsdException w:name="Smart Link" w:semiHidden="1" w:uiPriority="99" w:unhideWhenUsed="1"/>
+  </w:latentStyles>
+  <w:style w:type="paragraph" w:default="1" w:styleId="Normal">
     <w:name w:val="Normal"/>
     <w:qFormat/>
   </w:style>
-  <w:style w:styleId="BodyText" w:type="paragraph">
-    <w:name w:val="Body Text"/>
-    <w:basedOn w:val="Normal"/>
-    <w:link w:val="BodyTextChar"/>
-    <w:qFormat/>
-    <w:pPr>
-      <w:spacing w:after="180" w:before="180"/>
-    </w:pPr>
-  </w:style>
-  <w:style w:customStyle="1" w:styleId="FirstParagraph" w:type="paragraph">
-    <w:name w:val="First Paragraph"/>
-    <w:basedOn w:val="BodyText"/>
-    <w:next w:val="BodyText"/>
-    <w:qFormat/>
-  </w:style>
-  <w:style w:customStyle="1" w:styleId="Compact" w:type="paragraph">
-    <w:name w:val="Compact"/>
-    <w:basedOn w:val="BodyText"/>
-    <w:qFormat/>
-    <w:pPr>
-      <w:spacing w:after="36" w:before="36"/>
-    </w:pPr>
-  </w:style>
-  <w:style w:styleId="Title" w:type="paragraph">
-    <w:name w:val="Title"/>
-    <w:basedOn w:val="Normal"/>
-    <w:next w:val="BodyText"/>
-    <w:link w:val="TitleChar"/>
-    <w:uiPriority w:val="10"/>
-    <w:qFormat/>
-    <w:rsid w:val="00A10FD9"/>
-    <w:pPr>
-      <w:spacing w:after="80" w:line="240" w:lineRule="auto"/>
-      <w:contextualSpacing/>
-      <w:jc w:val="center"/>
-    </w:pPr>
-    <w:rPr>
-      <w:rFonts w:asciiTheme="majorHAnsi" w:cstheme="majorBidi" w:eastAsiaTheme="majorEastAsia" w:hAnsiTheme="majorHAnsi"/>
-      <w:sz w:val="56"/>
-      <w:szCs w:val="56"/>
-    </w:rPr>
-  </w:style>
-  <w:style w:customStyle="1" w:styleId="TitleChar" w:type="character">
-    <w:name w:val="Title Char"/>
-    <w:basedOn w:val="DefaultParagraphFont"/>
-    <w:link w:val="Title"/>
-    <w:uiPriority w:val="10"/>
-    <w:rsid w:val="00A10FD9"/>
-    <w:rPr>
-      <w:rFonts w:asciiTheme="majorHAnsi" w:cstheme="majorBidi" w:eastAsiaTheme="majorEastAsia" w:hAnsiTheme="majorHAnsi"/>
-      <w:sz w:val="56"/>
-      <w:szCs w:val="56"/>
-    </w:rPr>
-  </w:style>
-  <w:style w:styleId="Subtitle" w:type="paragraph">
-    <w:name w:val="Subtitle"/>
-    <w:basedOn w:val="Title"/>
-    <w:next w:val="BodyText"/>
-    <w:link w:val="SubtitleChar"/>
-    <w:uiPriority w:val="11"/>
-    <w:qFormat/>
-    <w:rsid w:val="00A10FD9"/>
-    <w:pPr>
-      <w:numPr>
-        <w:ilvl w:val="1"/>
-      </w:numPr>
-    </w:pPr>
-    <w:rPr>
-      <w:rFonts w:cstheme="majorBidi" w:eastAsiaTheme="majorEastAsia"/>
-      <w:spacing w:val="15"/>
-      <w:sz w:val="28"/>
-      <w:szCs w:val="28"/>
-    </w:rPr>
-  </w:style>
-  <w:style w:customStyle="1" w:styleId="SubtitleChar" w:type="character">
-    <w:name w:val="Subtitle Char"/>
-    <w:basedOn w:val="DefaultParagraphFont"/>
-    <w:link w:val="Subtitle"/>
-    <w:uiPriority w:val="11"/>
-    <w:rsid w:val="00A10FD9"/>
-    <w:rPr>
-      <w:rFonts w:cstheme="majorBidi" w:eastAsiaTheme="majorEastAsia"/>
-      <w:color w:themeColor="text1" w:themeTint="A6" w:val="595959"/>
-      <w:spacing w:val="15"/>
-      <w:sz w:val="28"/>
-      <w:szCs w:val="28"/>
-    </w:rPr>
-  </w:style>
-  <w:style w:customStyle="1" w:styleId="Author" w:type="paragraph">
-    <w:name w:val="Author"/>
-    <w:basedOn w:val="Title"/>
-    <w:next w:val="BodyText"/>
-    <w:qFormat/>
-    <w:pPr>
-      <w:keepNext/>
-      <w:keepLines/>
-    </w:pPr>
-    <w:rPr>
-      <w:sz w:val="24"/>
-      <w:szCs w:val="24"/>
-    </w:rPr>
-  </w:style>
-  <w:style w:styleId="Date" w:type="paragraph">
-    <w:name w:val="Date"/>
-    <w:basedOn w:val="Title"/>
-    <w:next w:val="BodyText"/>
-    <w:qFormat/>
-    <w:pPr>
-      <w:keepNext/>
-      <w:keepLines/>
-    </w:pPr>
-    <w:rPr>
-      <w:sz w:val="24"/>
-      <w:szCs w:val="24"/>
-    </w:rPr>
-  </w:style>
-  <w:style w:customStyle="1" w:styleId="AbstractTitle" w:type="paragraph">
-    <w:name w:val="Abstract Title"/>
-    <w:basedOn w:val="Normal"/>
-    <w:next w:val="Abstract"/>
-    <w:qFormat/>
-    <w:pPr>
-      <w:keepNext/>
-      <w:keepLines/>
-      <w:spacing w:after="0" w:before="300"/>
-      <w:jc w:val="center"/>
-    </w:pPr>
-    <w:rPr>
-      <w:b/>
-      <w:sz w:val="20"/>
-      <w:szCs w:val="20"/>
-    </w:rPr>
-  </w:style>
-  <w:style w:customStyle="1" w:styleId="Abstract" w:type="paragraph">
-    <w:name w:val="Abstract"/>
-    <w:basedOn w:val="Normal"/>
-    <w:next w:val="BodyText"/>
-    <w:qFormat/>
-    <w:pPr>
-      <w:keepNext/>
-      <w:keepLines/>
-      <w:spacing w:after="300" w:before="100"/>
-    </w:pPr>
-    <w:rPr>
-      <w:sz w:val="20"/>
-      <w:szCs w:val="20"/>
-    </w:rPr>
-  </w:style>
-  <w:style w:styleId="Bibliography" w:type="paragraph">
-    <w:name w:val="Bibliography"/>
-    <w:basedOn w:val="Normal"/>
-    <w:next w:val="Bibliography"/>
-    <w:qFormat/>
-    <w:pPr/>
-    <w:rPr/>
-  </w:style>
-  <w:style w:styleId="Heading1" w:type="paragraph">
+  <w:style w:type="paragraph" w:styleId="Ttulo1">
     <w:name w:val="heading 1"/>
     <w:basedOn w:val="Normal"/>
-    <w:next w:val="BodyText"/>
-    <w:link w:val="Heading1Char"/>
+    <w:next w:val="Textoindependiente"/>
+    <w:link w:val="Ttulo1Car"/>
     <w:uiPriority w:val="9"/>
     <w:qFormat/>
     <w:rsid w:val="00A10FD9"/>
     <w:pPr>
       <w:keepNext/>
       <w:keepLines/>
-      <w:spacing w:after="80" w:before="360"/>
+      <w:spacing w:before="360" w:after="80"/>
       <w:outlineLvl w:val="0"/>
     </w:pPr>
     <w:rPr>
-      <w:rFonts w:asciiTheme="majorHAnsi" w:cstheme="majorBidi" w:eastAsiaTheme="majorEastAsia" w:hAnsiTheme="majorHAnsi"/>
-      <w:color w:themeColor="accent1" w:themeShade="BF" w:val="0F4761"/>
+      <w:rFonts w:asciiTheme="majorHAnsi" w:eastAsiaTheme="majorEastAsia" w:hAnsiTheme="majorHAnsi" w:cstheme="majorBidi"/>
+      <w:color w:val="0F4761" w:themeColor="accent1" w:themeShade="BF"/>
       <w:sz w:val="40"/>
       <w:szCs w:val="40"/>
     </w:rPr>
   </w:style>
-  <w:style w:styleId="Heading2" w:type="paragraph">
+  <w:style w:type="paragraph" w:styleId="Ttulo2">
     <w:name w:val="heading 2"/>
     <w:basedOn w:val="Normal"/>
-    <w:next w:val="BodyText"/>
-    <w:link w:val="Heading2Char"/>
+    <w:next w:val="Textoindependiente"/>
+    <w:link w:val="Ttulo2Car"/>
     <w:uiPriority w:val="9"/>
     <w:semiHidden/>
     <w:unhideWhenUsed/>
@@ -2510,21 +3148,21 @@
     <w:pPr>
       <w:keepNext/>
       <w:keepLines/>
-      <w:spacing w:after="80" w:before="160"/>
+      <w:spacing w:before="160" w:after="80"/>
       <w:outlineLvl w:val="1"/>
     </w:pPr>
     <w:rPr>
-      <w:rFonts w:asciiTheme="majorHAnsi" w:cstheme="majorBidi" w:eastAsiaTheme="majorEastAsia" w:hAnsiTheme="majorHAnsi"/>
-      <w:color w:themeColor="accent1" w:themeShade="BF" w:val="0F4761"/>
+      <w:rFonts w:asciiTheme="majorHAnsi" w:eastAsiaTheme="majorEastAsia" w:hAnsiTheme="majorHAnsi" w:cstheme="majorBidi"/>
+      <w:color w:val="0F4761" w:themeColor="accent1" w:themeShade="BF"/>
       <w:sz w:val="32"/>
       <w:szCs w:val="32"/>
     </w:rPr>
   </w:style>
-  <w:style w:styleId="Heading3" w:type="paragraph">
+  <w:style w:type="paragraph" w:styleId="Ttulo3">
     <w:name w:val="heading 3"/>
     <w:basedOn w:val="Normal"/>
-    <w:next w:val="BodyText"/>
-    <w:link w:val="Heading3Char"/>
+    <w:next w:val="Textoindependiente"/>
+    <w:link w:val="Ttulo3Car"/>
     <w:uiPriority w:val="9"/>
     <w:semiHidden/>
     <w:unhideWhenUsed/>
@@ -2533,21 +3171,21 @@
     <w:pPr>
       <w:keepNext/>
       <w:keepLines/>
-      <w:spacing w:after="80" w:before="160"/>
+      <w:spacing w:before="160" w:after="80"/>
       <w:outlineLvl w:val="2"/>
     </w:pPr>
     <w:rPr>
-      <w:rFonts w:cstheme="majorBidi" w:eastAsiaTheme="majorEastAsia"/>
-      <w:color w:themeColor="accent1" w:themeShade="BF" w:val="0F4761"/>
+      <w:rFonts w:eastAsiaTheme="majorEastAsia" w:cstheme="majorBidi"/>
+      <w:color w:val="0F4761" w:themeColor="accent1" w:themeShade="BF"/>
       <w:sz w:val="28"/>
       <w:szCs w:val="28"/>
     </w:rPr>
   </w:style>
-  <w:style w:styleId="Heading4" w:type="paragraph">
+  <w:style w:type="paragraph" w:styleId="Ttulo4">
     <w:name w:val="heading 4"/>
     <w:basedOn w:val="Normal"/>
-    <w:next w:val="BodyText"/>
-    <w:link w:val="Heading4Char"/>
+    <w:next w:val="Textoindependiente"/>
+    <w:link w:val="Ttulo4Car"/>
     <w:uiPriority w:val="9"/>
     <w:semiHidden/>
     <w:unhideWhenUsed/>
@@ -2556,21 +3194,21 @@
     <w:pPr>
       <w:keepNext/>
       <w:keepLines/>
-      <w:spacing w:after="40" w:before="80"/>
+      <w:spacing w:before="80" w:after="40"/>
       <w:outlineLvl w:val="3"/>
     </w:pPr>
     <w:rPr>
-      <w:rFonts w:cstheme="majorBidi" w:eastAsiaTheme="majorEastAsia"/>
+      <w:rFonts w:eastAsiaTheme="majorEastAsia" w:cstheme="majorBidi"/>
       <w:i/>
       <w:iCs/>
-      <w:color w:themeColor="accent1" w:themeShade="BF" w:val="0F4761"/>
-    </w:rPr>
-  </w:style>
-  <w:style w:styleId="Heading5" w:type="paragraph">
+      <w:color w:val="0F4761" w:themeColor="accent1" w:themeShade="BF"/>
+    </w:rPr>
+  </w:style>
+  <w:style w:type="paragraph" w:styleId="Ttulo5">
     <w:name w:val="heading 5"/>
     <w:basedOn w:val="Normal"/>
-    <w:next w:val="BodyText"/>
-    <w:link w:val="Heading5Char"/>
+    <w:next w:val="Textoindependiente"/>
+    <w:link w:val="Ttulo5Car"/>
     <w:uiPriority w:val="9"/>
     <w:semiHidden/>
     <w:unhideWhenUsed/>
@@ -2579,19 +3217,19 @@
     <w:pPr>
       <w:keepNext/>
       <w:keepLines/>
-      <w:spacing w:after="40" w:before="80"/>
+      <w:spacing w:before="80" w:after="40"/>
       <w:outlineLvl w:val="4"/>
     </w:pPr>
     <w:rPr>
-      <w:rFonts w:cstheme="majorBidi" w:eastAsiaTheme="majorEastAsia"/>
-      <w:color w:themeColor="accent1" w:themeShade="BF" w:val="0F4761"/>
-    </w:rPr>
-  </w:style>
-  <w:style w:styleId="Heading6" w:type="paragraph">
+      <w:rFonts w:eastAsiaTheme="majorEastAsia" w:cstheme="majorBidi"/>
+      <w:color w:val="0F4761" w:themeColor="accent1" w:themeShade="BF"/>
+    </w:rPr>
+  </w:style>
+  <w:style w:type="paragraph" w:styleId="Ttulo6">
     <w:name w:val="heading 6"/>
     <w:basedOn w:val="Normal"/>
-    <w:next w:val="BodyText"/>
-    <w:link w:val="Heading6Char"/>
+    <w:next w:val="Textoindependiente"/>
+    <w:link w:val="Ttulo6Car"/>
     <w:uiPriority w:val="9"/>
     <w:semiHidden/>
     <w:unhideWhenUsed/>
@@ -2600,21 +3238,21 @@
     <w:pPr>
       <w:keepNext/>
       <w:keepLines/>
-      <w:spacing w:after="0" w:before="40"/>
+      <w:spacing w:before="40" w:after="0"/>
       <w:outlineLvl w:val="5"/>
     </w:pPr>
     <w:rPr>
-      <w:rFonts w:cstheme="majorBidi" w:eastAsiaTheme="majorEastAsia"/>
+      <w:rFonts w:eastAsiaTheme="majorEastAsia" w:cstheme="majorBidi"/>
       <w:i/>
       <w:iCs/>
-      <w:color w:themeColor="text1" w:themeTint="A6" w:val="595959"/>
-    </w:rPr>
-  </w:style>
-  <w:style w:styleId="Heading7" w:type="paragraph">
+      <w:color w:val="595959" w:themeColor="text1" w:themeTint="A6"/>
+    </w:rPr>
+  </w:style>
+  <w:style w:type="paragraph" w:styleId="Ttulo7">
     <w:name w:val="heading 7"/>
     <w:basedOn w:val="Normal"/>
-    <w:next w:val="BodyText"/>
-    <w:link w:val="Heading7Char"/>
+    <w:next w:val="Textoindependiente"/>
+    <w:link w:val="Ttulo7Car"/>
     <w:uiPriority w:val="9"/>
     <w:semiHidden/>
     <w:unhideWhenUsed/>
@@ -2623,19 +3261,19 @@
     <w:pPr>
       <w:keepNext/>
       <w:keepLines/>
-      <w:spacing w:after="0" w:before="40"/>
+      <w:spacing w:before="40" w:after="0"/>
       <w:outlineLvl w:val="6"/>
     </w:pPr>
     <w:rPr>
-      <w:rFonts w:cstheme="majorBidi" w:eastAsiaTheme="majorEastAsia"/>
-      <w:color w:themeColor="text1" w:themeTint="A6" w:val="595959"/>
-    </w:rPr>
-  </w:style>
-  <w:style w:styleId="Heading8" w:type="paragraph">
+      <w:rFonts w:eastAsiaTheme="majorEastAsia" w:cstheme="majorBidi"/>
+      <w:color w:val="595959" w:themeColor="text1" w:themeTint="A6"/>
+    </w:rPr>
+  </w:style>
+  <w:style w:type="paragraph" w:styleId="Ttulo8">
     <w:name w:val="heading 8"/>
     <w:basedOn w:val="Normal"/>
-    <w:next w:val="BodyText"/>
-    <w:link w:val="Heading8Char"/>
+    <w:next w:val="Textoindependiente"/>
+    <w:link w:val="Ttulo8Car"/>
     <w:uiPriority w:val="9"/>
     <w:semiHidden/>
     <w:unhideWhenUsed/>
@@ -2648,17 +3286,17 @@
       <w:outlineLvl w:val="7"/>
     </w:pPr>
     <w:rPr>
-      <w:rFonts w:cstheme="majorBidi" w:eastAsiaTheme="majorEastAsia"/>
+      <w:rFonts w:eastAsiaTheme="majorEastAsia" w:cstheme="majorBidi"/>
       <w:i/>
       <w:iCs/>
-      <w:color w:themeColor="text1" w:themeTint="D8" w:val="272727"/>
-    </w:rPr>
-  </w:style>
-  <w:style w:styleId="Heading9" w:type="paragraph">
+      <w:color w:val="272727" w:themeColor="text1" w:themeTint="D8"/>
+    </w:rPr>
+  </w:style>
+  <w:style w:type="paragraph" w:styleId="Ttulo9">
     <w:name w:val="heading 9"/>
     <w:basedOn w:val="Normal"/>
-    <w:next w:val="BodyText"/>
-    <w:link w:val="Heading9Char"/>
+    <w:next w:val="Textoindependiente"/>
+    <w:link w:val="Ttulo9Car"/>
     <w:uiPriority w:val="9"/>
     <w:semiHidden/>
     <w:unhideWhenUsed/>
@@ -2671,198 +3309,368 @@
       <w:outlineLvl w:val="8"/>
     </w:pPr>
     <w:rPr>
-      <w:rFonts w:cstheme="majorBidi" w:eastAsiaTheme="majorEastAsia"/>
-      <w:color w:themeColor="text1" w:themeTint="D8" w:val="272727"/>
-    </w:rPr>
-  </w:style>
-  <w:style w:customStyle="1" w:styleId="Heading1Char" w:type="character">
-    <w:name w:val="Heading 1 Char"/>
-    <w:basedOn w:val="DefaultParagraphFont"/>
-    <w:link w:val="Heading1"/>
+      <w:rFonts w:eastAsiaTheme="majorEastAsia" w:cstheme="majorBidi"/>
+      <w:color w:val="272727" w:themeColor="text1" w:themeTint="D8"/>
+    </w:rPr>
+  </w:style>
+  <w:style w:type="character" w:default="1" w:styleId="Fuentedeprrafopredeter">
+    <w:name w:val="Default Paragraph Font"/>
+    <w:uiPriority w:val="1"/>
+    <w:semiHidden/>
+    <w:unhideWhenUsed/>
+  </w:style>
+  <w:style w:type="table" w:default="1" w:styleId="Tablanormal">
+    <w:name w:val="Normal Table"/>
+    <w:uiPriority w:val="99"/>
+    <w:semiHidden/>
+    <w:unhideWhenUsed/>
+    <w:tblPr>
+      <w:tblInd w:w="0" w:type="dxa"/>
+      <w:tblCellMar>
+        <w:top w:w="0" w:type="dxa"/>
+        <w:left w:w="108" w:type="dxa"/>
+        <w:bottom w:w="0" w:type="dxa"/>
+        <w:right w:w="108" w:type="dxa"/>
+      </w:tblCellMar>
+    </w:tblPr>
+  </w:style>
+  <w:style w:type="numbering" w:default="1" w:styleId="Sinlista">
+    <w:name w:val="No List"/>
+    <w:uiPriority w:val="99"/>
+    <w:semiHidden/>
+    <w:unhideWhenUsed/>
+  </w:style>
+  <w:style w:type="paragraph" w:styleId="Textoindependiente">
+    <w:name w:val="Body Text"/>
+    <w:basedOn w:val="Normal"/>
+    <w:qFormat/>
+    <w:pPr>
+      <w:spacing w:before="180" w:after="180"/>
+    </w:pPr>
+  </w:style>
+  <w:style w:type="paragraph" w:customStyle="1" w:styleId="FirstParagraph">
+    <w:name w:val="First Paragraph"/>
+    <w:basedOn w:val="Textoindependiente"/>
+    <w:next w:val="Textoindependiente"/>
+    <w:qFormat/>
+  </w:style>
+  <w:style w:type="paragraph" w:customStyle="1" w:styleId="Compact">
+    <w:name w:val="Compact"/>
+    <w:basedOn w:val="Textoindependiente"/>
+    <w:qFormat/>
+    <w:pPr>
+      <w:spacing w:before="36" w:after="36"/>
+    </w:pPr>
+  </w:style>
+  <w:style w:type="paragraph" w:styleId="Ttulo">
+    <w:name w:val="Title"/>
+    <w:basedOn w:val="Normal"/>
+    <w:next w:val="Textoindependiente"/>
+    <w:link w:val="TtuloCar"/>
+    <w:uiPriority w:val="10"/>
+    <w:qFormat/>
+    <w:rsid w:val="00A10FD9"/>
+    <w:pPr>
+      <w:spacing w:after="80"/>
+      <w:contextualSpacing/>
+      <w:jc w:val="center"/>
+    </w:pPr>
+    <w:rPr>
+      <w:rFonts w:asciiTheme="majorHAnsi" w:eastAsiaTheme="majorEastAsia" w:hAnsiTheme="majorHAnsi" w:cstheme="majorBidi"/>
+      <w:sz w:val="56"/>
+      <w:szCs w:val="56"/>
+    </w:rPr>
+  </w:style>
+  <w:style w:type="character" w:customStyle="1" w:styleId="TtuloCar">
+    <w:name w:val="Título Car"/>
+    <w:basedOn w:val="Fuentedeprrafopredeter"/>
+    <w:link w:val="Ttulo"/>
+    <w:uiPriority w:val="10"/>
+    <w:rsid w:val="00A10FD9"/>
+    <w:rPr>
+      <w:rFonts w:asciiTheme="majorHAnsi" w:eastAsiaTheme="majorEastAsia" w:hAnsiTheme="majorHAnsi" w:cstheme="majorBidi"/>
+      <w:sz w:val="56"/>
+      <w:szCs w:val="56"/>
+    </w:rPr>
+  </w:style>
+  <w:style w:type="paragraph" w:styleId="Subttulo">
+    <w:name w:val="Subtitle"/>
+    <w:basedOn w:val="Ttulo"/>
+    <w:next w:val="Textoindependiente"/>
+    <w:link w:val="SubttuloCar"/>
+    <w:uiPriority w:val="11"/>
+    <w:qFormat/>
+    <w:rsid w:val="00A10FD9"/>
+    <w:pPr>
+      <w:numPr>
+        <w:ilvl w:val="1"/>
+      </w:numPr>
+    </w:pPr>
+    <w:rPr>
+      <w:spacing w:val="15"/>
+      <w:sz w:val="28"/>
+      <w:szCs w:val="28"/>
+    </w:rPr>
+  </w:style>
+  <w:style w:type="character" w:customStyle="1" w:styleId="SubttuloCar">
+    <w:name w:val="Subtítulo Car"/>
+    <w:basedOn w:val="Fuentedeprrafopredeter"/>
+    <w:link w:val="Subttulo"/>
+    <w:uiPriority w:val="11"/>
+    <w:rsid w:val="00A10FD9"/>
+    <w:rPr>
+      <w:rFonts w:eastAsiaTheme="majorEastAsia" w:cstheme="majorBidi"/>
+      <w:color w:val="595959" w:themeColor="text1" w:themeTint="A6"/>
+      <w:spacing w:val="15"/>
+      <w:sz w:val="28"/>
+      <w:szCs w:val="28"/>
+    </w:rPr>
+  </w:style>
+  <w:style w:type="paragraph" w:customStyle="1" w:styleId="Author">
+    <w:name w:val="Author"/>
+    <w:basedOn w:val="Ttulo"/>
+    <w:next w:val="Textoindependiente"/>
+    <w:qFormat/>
+    <w:pPr>
+      <w:keepNext/>
+      <w:keepLines/>
+    </w:pPr>
+    <w:rPr>
+      <w:sz w:val="24"/>
+      <w:szCs w:val="24"/>
+    </w:rPr>
+  </w:style>
+  <w:style w:type="paragraph" w:styleId="Fecha">
+    <w:name w:val="Date"/>
+    <w:basedOn w:val="Ttulo"/>
+    <w:next w:val="Textoindependiente"/>
+    <w:qFormat/>
+    <w:pPr>
+      <w:keepNext/>
+      <w:keepLines/>
+    </w:pPr>
+    <w:rPr>
+      <w:sz w:val="24"/>
+      <w:szCs w:val="24"/>
+    </w:rPr>
+  </w:style>
+  <w:style w:type="paragraph" w:customStyle="1" w:styleId="AbstractTitle">
+    <w:name w:val="Abstract Title"/>
+    <w:basedOn w:val="Normal"/>
+    <w:next w:val="Abstract"/>
+    <w:qFormat/>
+    <w:pPr>
+      <w:keepNext/>
+      <w:keepLines/>
+      <w:spacing w:before="300" w:after="0"/>
+      <w:jc w:val="center"/>
+    </w:pPr>
+    <w:rPr>
+      <w:b/>
+      <w:sz w:val="20"/>
+      <w:szCs w:val="20"/>
+    </w:rPr>
+  </w:style>
+  <w:style w:type="paragraph" w:customStyle="1" w:styleId="Abstract">
+    <w:name w:val="Abstract"/>
+    <w:basedOn w:val="Normal"/>
+    <w:next w:val="Textoindependiente"/>
+    <w:qFormat/>
+    <w:pPr>
+      <w:keepNext/>
+      <w:keepLines/>
+      <w:spacing w:before="100" w:after="300"/>
+    </w:pPr>
+    <w:rPr>
+      <w:sz w:val="20"/>
+      <w:szCs w:val="20"/>
+    </w:rPr>
+  </w:style>
+  <w:style w:type="paragraph" w:styleId="Bibliografa">
+    <w:name w:val="Bibliography"/>
+    <w:basedOn w:val="Normal"/>
+    <w:qFormat/>
+  </w:style>
+  <w:style w:type="character" w:customStyle="1" w:styleId="Ttulo1Car">
+    <w:name w:val="Título 1 Car"/>
+    <w:basedOn w:val="Fuentedeprrafopredeter"/>
+    <w:link w:val="Ttulo1"/>
     <w:uiPriority w:val="9"/>
     <w:rsid w:val="00A10FD9"/>
     <w:rPr>
-      <w:rFonts w:asciiTheme="majorHAnsi" w:cstheme="majorBidi" w:eastAsiaTheme="majorEastAsia" w:hAnsiTheme="majorHAnsi"/>
-      <w:color w:themeColor="accent1" w:themeShade="BF" w:val="0F4761"/>
+      <w:rFonts w:asciiTheme="majorHAnsi" w:eastAsiaTheme="majorEastAsia" w:hAnsiTheme="majorHAnsi" w:cstheme="majorBidi"/>
+      <w:color w:val="0F4761" w:themeColor="accent1" w:themeShade="BF"/>
       <w:sz w:val="40"/>
       <w:szCs w:val="40"/>
     </w:rPr>
   </w:style>
-  <w:style w:customStyle="1" w:styleId="Heading2Char" w:type="character">
-    <w:name w:val="Heading 2 Char"/>
-    <w:basedOn w:val="DefaultParagraphFont"/>
-    <w:link w:val="Heading2"/>
+  <w:style w:type="character" w:customStyle="1" w:styleId="Ttulo2Car">
+    <w:name w:val="Título 2 Car"/>
+    <w:basedOn w:val="Fuentedeprrafopredeter"/>
+    <w:link w:val="Ttulo2"/>
     <w:uiPriority w:val="9"/>
     <w:semiHidden/>
     <w:rsid w:val="00A10FD9"/>
     <w:rPr>
-      <w:rFonts w:asciiTheme="majorHAnsi" w:cstheme="majorBidi" w:eastAsiaTheme="majorEastAsia" w:hAnsiTheme="majorHAnsi"/>
-      <w:color w:themeColor="accent1" w:themeShade="BF" w:val="0F4761"/>
+      <w:rFonts w:asciiTheme="majorHAnsi" w:eastAsiaTheme="majorEastAsia" w:hAnsiTheme="majorHAnsi" w:cstheme="majorBidi"/>
+      <w:color w:val="0F4761" w:themeColor="accent1" w:themeShade="BF"/>
       <w:sz w:val="32"/>
       <w:szCs w:val="32"/>
     </w:rPr>
   </w:style>
-  <w:style w:customStyle="1" w:styleId="Heading3Char" w:type="character">
-    <w:name w:val="Heading 3 Char"/>
-    <w:basedOn w:val="DefaultParagraphFont"/>
-    <w:link w:val="Heading3"/>
+  <w:style w:type="character" w:customStyle="1" w:styleId="Ttulo3Car">
+    <w:name w:val="Título 3 Car"/>
+    <w:basedOn w:val="Fuentedeprrafopredeter"/>
+    <w:link w:val="Ttulo3"/>
     <w:uiPriority w:val="9"/>
     <w:semiHidden/>
     <w:rsid w:val="00A10FD9"/>
     <w:rPr>
-      <w:rFonts w:cstheme="majorBidi" w:eastAsiaTheme="majorEastAsia"/>
-      <w:color w:themeColor="accent1" w:themeShade="BF" w:val="0F4761"/>
+      <w:rFonts w:eastAsiaTheme="majorEastAsia" w:cstheme="majorBidi"/>
+      <w:color w:val="0F4761" w:themeColor="accent1" w:themeShade="BF"/>
       <w:sz w:val="28"/>
       <w:szCs w:val="28"/>
     </w:rPr>
   </w:style>
-  <w:style w:customStyle="1" w:styleId="Heading4Char" w:type="character">
-    <w:name w:val="Heading 4 Char"/>
-    <w:basedOn w:val="DefaultParagraphFont"/>
-    <w:link w:val="Heading4"/>
+  <w:style w:type="character" w:customStyle="1" w:styleId="Ttulo4Car">
+    <w:name w:val="Título 4 Car"/>
+    <w:basedOn w:val="Fuentedeprrafopredeter"/>
+    <w:link w:val="Ttulo4"/>
     <w:uiPriority w:val="9"/>
     <w:semiHidden/>
     <w:rsid w:val="00A10FD9"/>
     <w:rPr>
-      <w:rFonts w:cstheme="majorBidi" w:eastAsiaTheme="majorEastAsia"/>
+      <w:rFonts w:eastAsiaTheme="majorEastAsia" w:cstheme="majorBidi"/>
       <w:i/>
       <w:iCs/>
-      <w:color w:themeColor="accent1" w:themeShade="BF" w:val="0F4761"/>
-    </w:rPr>
-  </w:style>
-  <w:style w:customStyle="1" w:styleId="Heading5Char" w:type="character">
-    <w:name w:val="Heading 5 Char"/>
-    <w:basedOn w:val="DefaultParagraphFont"/>
-    <w:link w:val="Heading5"/>
+      <w:color w:val="0F4761" w:themeColor="accent1" w:themeShade="BF"/>
+    </w:rPr>
+  </w:style>
+  <w:style w:type="character" w:customStyle="1" w:styleId="Ttulo5Car">
+    <w:name w:val="Título 5 Car"/>
+    <w:basedOn w:val="Fuentedeprrafopredeter"/>
+    <w:link w:val="Ttulo5"/>
     <w:uiPriority w:val="9"/>
     <w:semiHidden/>
     <w:rsid w:val="00A10FD9"/>
     <w:rPr>
-      <w:rFonts w:cstheme="majorBidi" w:eastAsiaTheme="majorEastAsia"/>
-      <w:color w:themeColor="accent1" w:themeShade="BF" w:val="0F4761"/>
-    </w:rPr>
-  </w:style>
-  <w:style w:customStyle="1" w:styleId="Heading6Char" w:type="character">
-    <w:name w:val="Heading 6 Char"/>
-    <w:basedOn w:val="DefaultParagraphFont"/>
-    <w:link w:val="Heading6"/>
+      <w:rFonts w:eastAsiaTheme="majorEastAsia" w:cstheme="majorBidi"/>
+      <w:color w:val="0F4761" w:themeColor="accent1" w:themeShade="BF"/>
+    </w:rPr>
+  </w:style>
+  <w:style w:type="character" w:customStyle="1" w:styleId="Ttulo6Car">
+    <w:name w:val="Título 6 Car"/>
+    <w:basedOn w:val="Fuentedeprrafopredeter"/>
+    <w:link w:val="Ttulo6"/>
     <w:uiPriority w:val="9"/>
     <w:semiHidden/>
     <w:rsid w:val="00A10FD9"/>
     <w:rPr>
-      <w:rFonts w:cstheme="majorBidi" w:eastAsiaTheme="majorEastAsia"/>
+      <w:rFonts w:eastAsiaTheme="majorEastAsia" w:cstheme="majorBidi"/>
       <w:i/>
       <w:iCs/>
-      <w:color w:themeColor="text1" w:themeTint="A6" w:val="595959"/>
-    </w:rPr>
-  </w:style>
-  <w:style w:customStyle="1" w:styleId="Heading7Char" w:type="character">
-    <w:name w:val="Heading 7 Char"/>
-    <w:basedOn w:val="DefaultParagraphFont"/>
-    <w:link w:val="Heading7"/>
+      <w:color w:val="595959" w:themeColor="text1" w:themeTint="A6"/>
+    </w:rPr>
+  </w:style>
+  <w:style w:type="character" w:customStyle="1" w:styleId="Ttulo7Car">
+    <w:name w:val="Título 7 Car"/>
+    <w:basedOn w:val="Fuentedeprrafopredeter"/>
+    <w:link w:val="Ttulo7"/>
     <w:uiPriority w:val="9"/>
     <w:semiHidden/>
     <w:rsid w:val="00A10FD9"/>
     <w:rPr>
-      <w:rFonts w:cstheme="majorBidi" w:eastAsiaTheme="majorEastAsia"/>
-      <w:color w:themeColor="text1" w:themeTint="A6" w:val="595959"/>
-    </w:rPr>
-  </w:style>
-  <w:style w:customStyle="1" w:styleId="Heading8Char" w:type="character">
-    <w:name w:val="Heading 8 Char"/>
-    <w:basedOn w:val="DefaultParagraphFont"/>
-    <w:link w:val="Heading8"/>
+      <w:rFonts w:eastAsiaTheme="majorEastAsia" w:cstheme="majorBidi"/>
+      <w:color w:val="595959" w:themeColor="text1" w:themeTint="A6"/>
+    </w:rPr>
+  </w:style>
+  <w:style w:type="character" w:customStyle="1" w:styleId="Ttulo8Car">
+    <w:name w:val="Título 8 Car"/>
+    <w:basedOn w:val="Fuentedeprrafopredeter"/>
+    <w:link w:val="Ttulo8"/>
     <w:uiPriority w:val="9"/>
     <w:semiHidden/>
     <w:rsid w:val="00A10FD9"/>
     <w:rPr>
-      <w:rFonts w:cstheme="majorBidi" w:eastAsiaTheme="majorEastAsia"/>
+      <w:rFonts w:eastAsiaTheme="majorEastAsia" w:cstheme="majorBidi"/>
       <w:i/>
       <w:iCs/>
-      <w:color w:themeColor="text1" w:themeTint="D8" w:val="272727"/>
-    </w:rPr>
-  </w:style>
-  <w:style w:customStyle="1" w:styleId="Heading9Char" w:type="character">
-    <w:name w:val="Heading 9 Char"/>
-    <w:basedOn w:val="DefaultParagraphFont"/>
-    <w:link w:val="Heading9"/>
+      <w:color w:val="272727" w:themeColor="text1" w:themeTint="D8"/>
+    </w:rPr>
+  </w:style>
+  <w:style w:type="character" w:customStyle="1" w:styleId="Ttulo9Car">
+    <w:name w:val="Título 9 Car"/>
+    <w:basedOn w:val="Fuentedeprrafopredeter"/>
+    <w:link w:val="Ttulo9"/>
     <w:uiPriority w:val="9"/>
     <w:semiHidden/>
     <w:rsid w:val="00A10FD9"/>
     <w:rPr>
-      <w:rFonts w:cstheme="majorBidi" w:eastAsiaTheme="majorEastAsia"/>
-      <w:color w:themeColor="text1" w:themeTint="D8" w:val="272727"/>
-    </w:rPr>
-  </w:style>
-  <w:style w:styleId="BlockText" w:type="paragraph">
+      <w:rFonts w:eastAsiaTheme="majorEastAsia" w:cstheme="majorBidi"/>
+      <w:color w:val="272727" w:themeColor="text1" w:themeTint="D8"/>
+    </w:rPr>
+  </w:style>
+  <w:style w:type="paragraph" w:styleId="Textodebloque">
     <w:name w:val="Block Text"/>
-    <w:basedOn w:val="BodyText"/>
-    <w:next w:val="BodyText"/>
+    <w:basedOn w:val="Textoindependiente"/>
+    <w:next w:val="Textoindependiente"/>
     <w:uiPriority w:val="9"/>
     <w:unhideWhenUsed/>
     <w:qFormat/>
     <w:pPr>
-      <w:spacing w:after="100" w:before="100"/>
-      <w:ind w:firstLine="0" w:left="480" w:right="480"/>
+      <w:spacing w:before="100" w:after="100"/>
+      <w:ind w:left="480" w:right="480"/>
     </w:pPr>
   </w:style>
-  <w:style w:styleId="FootnoteText" w:type="paragraph">
-    <w:name w:val="Footnote Text"/>
+  <w:style w:type="paragraph" w:styleId="Textonotapie">
+    <w:name w:val="footnote text"/>
     <w:basedOn w:val="Normal"/>
-    <w:next w:val="FootnoteText"/>
     <w:uiPriority w:val="9"/>
     <w:unhideWhenUsed/>
     <w:qFormat/>
   </w:style>
-  <w:style w:styleId="FootnoteBlockText" w:type="paragraph">
+  <w:style w:type="paragraph" w:customStyle="1" w:styleId="FootnoteBlockText">
     <w:name w:val="Footnote Block Text"/>
-    <w:basedOn w:val="FootnoteText"/>
-    <w:next w:val="FootnoteText"/>
+    <w:basedOn w:val="Textonotapie"/>
+    <w:next w:val="Textonotapie"/>
     <w:uiPriority w:val="9"/>
     <w:unhideWhenUsed/>
     <w:qFormat/>
     <w:pPr>
-      <w:spacing w:after="100" w:before="100"/>
-      <w:ind w:firstLine="0" w:left="480" w:right="480"/>
+      <w:spacing w:before="100" w:after="100"/>
+      <w:ind w:left="480" w:right="480"/>
     </w:pPr>
   </w:style>
-  <w:style w:default="1" w:styleId="DefaultParagraphFont" w:type="character">
-    <w:name w:val="Default Paragraph Font"/>
-    <w:semiHidden/>
-    <w:unhideWhenUsed/>
-  </w:style>
-  <w:style w:default="1" w:styleId="Table" w:type="table">
+  <w:style w:type="table" w:customStyle="1" w:styleId="Table">
     <w:name w:val="Table"/>
-    <w:basedOn w:val="TableNormal"/>
     <w:semiHidden/>
     <w:unhideWhenUsed/>
     <w:qFormat/>
     <w:tblPr>
-      <w:tblInd w:type="dxa" w:w="0"/>
+      <w:tblInd w:w="0" w:type="dxa"/>
       <w:tblCellMar>
-        <w:top w:type="dxa" w:w="0"/>
-        <w:left w:type="dxa" w:w="108"/>
-        <w:bottom w:type="dxa" w:w="0"/>
-        <w:right w:type="dxa" w:w="108"/>
+        <w:top w:w="0" w:type="dxa"/>
+        <w:left w:w="108" w:type="dxa"/>
+        <w:bottom w:w="0" w:type="dxa"/>
+        <w:right w:w="108" w:type="dxa"/>
       </w:tblCellMar>
     </w:tblPr>
     <w:tblStylePr w:type="firstRow">
       <w:tblPr>
         <w:jc w:val="left"/>
-        <w:tblInd w:type="dxa" w:w="0"/>
       </w:tblPr>
       <w:trPr>
         <w:jc w:val="left"/>
       </w:trPr>
       <w:tcPr>
         <w:tcBorders>
-          <w:bottom w:val="single"/>
+          <w:bottom w:val="single" w:sz="0" w:space="0" w:color="auto"/>
         </w:tcBorders>
         <w:vAlign w:val="bottom"/>
       </w:tcPr>
     </w:tblStylePr>
   </w:style>
-  <w:style w:customStyle="1" w:styleId="DefinitionTerm" w:type="paragraph">
+  <w:style w:type="paragraph" w:customStyle="1" w:styleId="DefinitionTerm">
     <w:name w:val="Definition Term"/>
     <w:basedOn w:val="Normal"/>
     <w:next w:val="Definition"/>
@@ -2875,78 +3683,79 @@
       <w:b/>
     </w:rPr>
   </w:style>
-  <w:style w:customStyle="1" w:styleId="Definition" w:type="paragraph">
+  <w:style w:type="paragraph" w:customStyle="1" w:styleId="Definition">
     <w:name w:val="Definition"/>
     <w:basedOn w:val="Normal"/>
   </w:style>
-  <w:style w:styleId="Caption" w:type="paragraph">
-    <w:name w:val="Caption"/>
+  <w:style w:type="paragraph" w:styleId="Descripcin">
+    <w:name w:val="caption"/>
     <w:basedOn w:val="Normal"/>
-    <w:link w:val="BodyTextChar"/>
+    <w:link w:val="DescripcinCar"/>
     <w:pPr>
-      <w:spacing w:after="120" w:before="0"/>
+      <w:spacing w:after="120"/>
     </w:pPr>
     <w:rPr>
       <w:i/>
     </w:rPr>
   </w:style>
-  <w:style w:customStyle="1" w:styleId="TableCaption" w:type="paragraph">
+  <w:style w:type="paragraph" w:customStyle="1" w:styleId="TableCaption">
     <w:name w:val="Table Caption"/>
-    <w:basedOn w:val="Caption"/>
+    <w:basedOn w:val="Descripcin"/>
     <w:pPr>
       <w:keepNext/>
     </w:pPr>
   </w:style>
-  <w:style w:customStyle="1" w:styleId="ImageCaption" w:type="paragraph">
+  <w:style w:type="paragraph" w:customStyle="1" w:styleId="ImageCaption">
     <w:name w:val="Image Caption"/>
-    <w:basedOn w:val="Caption"/>
-  </w:style>
-  <w:style w:customStyle="1" w:styleId="Figure" w:type="paragraph">
+    <w:basedOn w:val="Descripcin"/>
+  </w:style>
+  <w:style w:type="paragraph" w:customStyle="1" w:styleId="Figure">
     <w:name w:val="Figure"/>
     <w:basedOn w:val="Normal"/>
   </w:style>
-  <w:style w:customStyle="1" w:styleId="CaptionedFigure" w:type="paragraph">
+  <w:style w:type="paragraph" w:customStyle="1" w:styleId="CaptionedFigure">
     <w:name w:val="Captioned Figure"/>
     <w:basedOn w:val="Figure"/>
     <w:pPr>
       <w:keepNext/>
     </w:pPr>
   </w:style>
-  <w:style w:customStyle="1" w:styleId="BodyTextChar" w:type="character">
-    <w:name w:val="Body Text Char"/>
-    <w:basedOn w:val="DefaultParagraphFont"/>
-    <w:link w:val="BodyText"/>
-  </w:style>
-  <w:style w:customStyle="1" w:styleId="VerbatimChar" w:type="character">
+  <w:style w:type="character" w:customStyle="1" w:styleId="DescripcinCar">
+    <w:name w:val="Descripción Car"/>
+    <w:basedOn w:val="Fuentedeprrafopredeter"/>
+    <w:link w:val="Descripcin"/>
+  </w:style>
+  <w:style w:type="character" w:customStyle="1" w:styleId="VerbatimChar">
     <w:name w:val="Verbatim Char"/>
-    <w:basedOn w:val="BodyTextChar"/>
+    <w:basedOn w:val="DescripcinCar"/>
+    <w:link w:val="SourceCode"/>
     <w:rPr>
       <w:rFonts w:ascii="Consolas" w:hAnsi="Consolas"/>
       <w:sz w:val="22"/>
     </w:rPr>
   </w:style>
-  <w:style w:customStyle="1" w:styleId="SectionNumber" w:type="character">
+  <w:style w:type="character" w:customStyle="1" w:styleId="SectionNumber">
     <w:name w:val="Section Number"/>
-    <w:basedOn w:val="BodyTextChar"/>
-  </w:style>
-  <w:style w:styleId="FootnoteReference" w:type="character">
-    <w:name w:val="Footnote Reference"/>
-    <w:basedOn w:val="BodyTextChar"/>
+    <w:basedOn w:val="DescripcinCar"/>
+  </w:style>
+  <w:style w:type="character" w:styleId="Refdenotaalpie">
+    <w:name w:val="footnote reference"/>
+    <w:basedOn w:val="DescripcinCar"/>
     <w:rPr>
       <w:vertAlign w:val="superscript"/>
     </w:rPr>
   </w:style>
-  <w:style w:styleId="Hyperlink" w:type="character">
+  <w:style w:type="character" w:styleId="Hipervnculo">
     <w:name w:val="Hyperlink"/>
-    <w:basedOn w:val="BodyTextChar"/>
-    <w:rPr>
-      <w:color w:themeColor="accent1" w:val="4F81BD"/>
-    </w:rPr>
-  </w:style>
-  <w:style w:styleId="TOCHeading" w:type="paragraph">
+    <w:basedOn w:val="DescripcinCar"/>
+    <w:rPr>
+      <w:color w:val="156082" w:themeColor="accent1"/>
+    </w:rPr>
+  </w:style>
+  <w:style w:type="paragraph" w:styleId="TtuloTDC">
     <w:name w:val="TOC Heading"/>
-    <w:basedOn w:val="Heading1"/>
-    <w:next w:val="BodyText"/>
+    <w:basedOn w:val="Ttulo1"/>
+    <w:next w:val="Textoindependiente"/>
     <w:uiPriority w:val="39"/>
     <w:unhideWhenUsed/>
     <w:qFormat/>
@@ -2954,246 +3763,305 @@
       <w:spacing w:before="240" w:line="259" w:lineRule="auto"/>
       <w:outlineLvl w:val="9"/>
     </w:pPr>
-    <w:rPr>
-      <w:rFonts w:asciiTheme="majorHAnsi" w:cstheme="majorBidi" w:eastAsiaTheme="majorEastAsia" w:hAnsiTheme="majorHAnsi"/>
-      <w:b w:val="0"/>
-      <w:bCs w:val="0"/>
-      <w:color w:themeColor="accent1" w:themeShade="BF" w:val="365F91"/>
-    </w:rPr>
   </w:style>
   <w:style w:type="paragraph" w:customStyle="1" w:styleId="SourceCode">
     <w:name w:val="Source Code"/>
     <w:basedOn w:val="Normal"/>
     <w:link w:val="VerbatimChar"/>
     <w:pPr>
-      <w:wordWrap w:val="off"/>
+      <w:wordWrap w:val="0"/>
     </w:pPr>
   </w:style>
   <w:style w:type="character" w:customStyle="1" w:styleId="KeywordTok">
     <w:name w:val="KeywordTok"/>
     <w:basedOn w:val="VerbatimChar"/>
     <w:rPr>
+      <w:rFonts w:ascii="Consolas" w:hAnsi="Consolas"/>
       <w:b/>
       <w:color w:val="007020"/>
+      <w:sz w:val="22"/>
     </w:rPr>
   </w:style>
   <w:style w:type="character" w:customStyle="1" w:styleId="DataTypeTok">
     <w:name w:val="DataTypeTok"/>
     <w:basedOn w:val="VerbatimChar"/>
     <w:rPr>
+      <w:rFonts w:ascii="Consolas" w:hAnsi="Consolas"/>
       <w:color w:val="902000"/>
+      <w:sz w:val="22"/>
     </w:rPr>
   </w:style>
   <w:style w:type="character" w:customStyle="1" w:styleId="DecValTok">
     <w:name w:val="DecValTok"/>
     <w:basedOn w:val="VerbatimChar"/>
     <w:rPr>
-      <w:color w:val="40a070"/>
+      <w:rFonts w:ascii="Consolas" w:hAnsi="Consolas"/>
+      <w:color w:val="40A070"/>
+      <w:sz w:val="22"/>
     </w:rPr>
   </w:style>
   <w:style w:type="character" w:customStyle="1" w:styleId="BaseNTok">
     <w:name w:val="BaseNTok"/>
     <w:basedOn w:val="VerbatimChar"/>
     <w:rPr>
-      <w:color w:val="40a070"/>
+      <w:rFonts w:ascii="Consolas" w:hAnsi="Consolas"/>
+      <w:color w:val="40A070"/>
+      <w:sz w:val="22"/>
     </w:rPr>
   </w:style>
   <w:style w:type="character" w:customStyle="1" w:styleId="FloatTok">
     <w:name w:val="FloatTok"/>
     <w:basedOn w:val="VerbatimChar"/>
     <w:rPr>
-      <w:color w:val="40a070"/>
+      <w:rFonts w:ascii="Consolas" w:hAnsi="Consolas"/>
+      <w:color w:val="40A070"/>
+      <w:sz w:val="22"/>
     </w:rPr>
   </w:style>
   <w:style w:type="character" w:customStyle="1" w:styleId="ConstantTok">
     <w:name w:val="ConstantTok"/>
     <w:basedOn w:val="VerbatimChar"/>
     <w:rPr>
+      <w:rFonts w:ascii="Consolas" w:hAnsi="Consolas"/>
       <w:color w:val="880000"/>
+      <w:sz w:val="22"/>
     </w:rPr>
   </w:style>
   <w:style w:type="character" w:customStyle="1" w:styleId="CharTok">
     <w:name w:val="CharTok"/>
     <w:basedOn w:val="VerbatimChar"/>
     <w:rPr>
-      <w:color w:val="4070a0"/>
+      <w:rFonts w:ascii="Consolas" w:hAnsi="Consolas"/>
+      <w:color w:val="4070A0"/>
+      <w:sz w:val="22"/>
     </w:rPr>
   </w:style>
   <w:style w:type="character" w:customStyle="1" w:styleId="SpecialCharTok">
     <w:name w:val="SpecialCharTok"/>
     <w:basedOn w:val="VerbatimChar"/>
     <w:rPr>
-      <w:color w:val="4070a0"/>
+      <w:rFonts w:ascii="Consolas" w:hAnsi="Consolas"/>
+      <w:color w:val="4070A0"/>
+      <w:sz w:val="22"/>
     </w:rPr>
   </w:style>
   <w:style w:type="character" w:customStyle="1" w:styleId="StringTok">
     <w:name w:val="StringTok"/>
     <w:basedOn w:val="VerbatimChar"/>
     <w:rPr>
-      <w:color w:val="4070a0"/>
+      <w:rFonts w:ascii="Consolas" w:hAnsi="Consolas"/>
+      <w:color w:val="4070A0"/>
+      <w:sz w:val="22"/>
     </w:rPr>
   </w:style>
   <w:style w:type="character" w:customStyle="1" w:styleId="VerbatimStringTok">
     <w:name w:val="VerbatimStringTok"/>
     <w:basedOn w:val="VerbatimChar"/>
     <w:rPr>
-      <w:color w:val="4070a0"/>
+      <w:rFonts w:ascii="Consolas" w:hAnsi="Consolas"/>
+      <w:color w:val="4070A0"/>
+      <w:sz w:val="22"/>
     </w:rPr>
   </w:style>
   <w:style w:type="character" w:customStyle="1" w:styleId="SpecialStringTok">
     <w:name w:val="SpecialStringTok"/>
     <w:basedOn w:val="VerbatimChar"/>
     <w:rPr>
-      <w:color w:val="bb6688"/>
+      <w:rFonts w:ascii="Consolas" w:hAnsi="Consolas"/>
+      <w:color w:val="BB6688"/>
+      <w:sz w:val="22"/>
     </w:rPr>
   </w:style>
   <w:style w:type="character" w:customStyle="1" w:styleId="ImportTok">
     <w:name w:val="ImportTok"/>
     <w:basedOn w:val="VerbatimChar"/>
     <w:rPr>
+      <w:rFonts w:ascii="Consolas" w:hAnsi="Consolas"/>
       <w:b/>
       <w:color w:val="008000"/>
+      <w:sz w:val="22"/>
     </w:rPr>
   </w:style>
   <w:style w:type="character" w:customStyle="1" w:styleId="CommentTok">
     <w:name w:val="CommentTok"/>
     <w:basedOn w:val="VerbatimChar"/>
     <w:rPr>
+      <w:rFonts w:ascii="Consolas" w:hAnsi="Consolas"/>
       <w:i/>
-      <w:color w:val="60a0b0"/>
+      <w:color w:val="60A0B0"/>
+      <w:sz w:val="22"/>
     </w:rPr>
   </w:style>
   <w:style w:type="character" w:customStyle="1" w:styleId="DocumentationTok">
     <w:name w:val="DocumentationTok"/>
     <w:basedOn w:val="VerbatimChar"/>
     <w:rPr>
+      <w:rFonts w:ascii="Consolas" w:hAnsi="Consolas"/>
       <w:i/>
-      <w:color w:val="ba2121"/>
+      <w:color w:val="BA2121"/>
+      <w:sz w:val="22"/>
     </w:rPr>
   </w:style>
   <w:style w:type="character" w:customStyle="1" w:styleId="AnnotationTok">
     <w:name w:val="AnnotationTok"/>
     <w:basedOn w:val="VerbatimChar"/>
     <w:rPr>
+      <w:rFonts w:ascii="Consolas" w:hAnsi="Consolas"/>
       <w:b/>
       <w:i/>
-      <w:color w:val="60a0b0"/>
+      <w:color w:val="60A0B0"/>
+      <w:sz w:val="22"/>
     </w:rPr>
   </w:style>
   <w:style w:type="character" w:customStyle="1" w:styleId="CommentVarTok">
     <w:name w:val="CommentVarTok"/>
     <w:basedOn w:val="VerbatimChar"/>
     <w:rPr>
+      <w:rFonts w:ascii="Consolas" w:hAnsi="Consolas"/>
       <w:b/>
       <w:i/>
-      <w:color w:val="60a0b0"/>
+      <w:color w:val="60A0B0"/>
+      <w:sz w:val="22"/>
     </w:rPr>
   </w:style>
   <w:style w:type="character" w:customStyle="1" w:styleId="OtherTok">
     <w:name w:val="OtherTok"/>
     <w:basedOn w:val="VerbatimChar"/>
     <w:rPr>
+      <w:rFonts w:ascii="Consolas" w:hAnsi="Consolas"/>
       <w:color w:val="007020"/>
+      <w:sz w:val="22"/>
     </w:rPr>
   </w:style>
   <w:style w:type="character" w:customStyle="1" w:styleId="FunctionTok">
     <w:name w:val="FunctionTok"/>
     <w:basedOn w:val="VerbatimChar"/>
     <w:rPr>
-      <w:color w:val="06287e"/>
+      <w:rFonts w:ascii="Consolas" w:hAnsi="Consolas"/>
+      <w:color w:val="06287E"/>
+      <w:sz w:val="22"/>
     </w:rPr>
   </w:style>
   <w:style w:type="character" w:customStyle="1" w:styleId="VariableTok">
     <w:name w:val="VariableTok"/>
     <w:basedOn w:val="VerbatimChar"/>
     <w:rPr>
-      <w:color w:val="19177c"/>
+      <w:rFonts w:ascii="Consolas" w:hAnsi="Consolas"/>
+      <w:color w:val="19177C"/>
+      <w:sz w:val="22"/>
     </w:rPr>
   </w:style>
   <w:style w:type="character" w:customStyle="1" w:styleId="ControlFlowTok">
     <w:name w:val="ControlFlowTok"/>
     <w:basedOn w:val="VerbatimChar"/>
     <w:rPr>
+      <w:rFonts w:ascii="Consolas" w:hAnsi="Consolas"/>
       <w:b/>
       <w:color w:val="007020"/>
+      <w:sz w:val="22"/>
     </w:rPr>
   </w:style>
   <w:style w:type="character" w:customStyle="1" w:styleId="OperatorTok">
     <w:name w:val="OperatorTok"/>
     <w:basedOn w:val="VerbatimChar"/>
     <w:rPr>
+      <w:rFonts w:ascii="Consolas" w:hAnsi="Consolas"/>
       <w:color w:val="666666"/>
+      <w:sz w:val="22"/>
     </w:rPr>
   </w:style>
   <w:style w:type="character" w:customStyle="1" w:styleId="BuiltInTok">
     <w:name w:val="BuiltInTok"/>
     <w:basedOn w:val="VerbatimChar"/>
     <w:rPr>
+      <w:rFonts w:ascii="Consolas" w:hAnsi="Consolas"/>
       <w:color w:val="008000"/>
+      <w:sz w:val="22"/>
     </w:rPr>
   </w:style>
   <w:style w:type="character" w:customStyle="1" w:styleId="ExtensionTok">
     <w:name w:val="ExtensionTok"/>
     <w:basedOn w:val="VerbatimChar"/>
-    <w:rPr/>
+    <w:rPr>
+      <w:rFonts w:ascii="Consolas" w:hAnsi="Consolas"/>
+      <w:sz w:val="22"/>
+    </w:rPr>
   </w:style>
   <w:style w:type="character" w:customStyle="1" w:styleId="PreprocessorTok">
     <w:name w:val="PreprocessorTok"/>
     <w:basedOn w:val="VerbatimChar"/>
     <w:rPr>
-      <w:color w:val="bc7a00"/>
+      <w:rFonts w:ascii="Consolas" w:hAnsi="Consolas"/>
+      <w:color w:val="BC7A00"/>
+      <w:sz w:val="22"/>
     </w:rPr>
   </w:style>
   <w:style w:type="character" w:customStyle="1" w:styleId="AttributeTok">
     <w:name w:val="AttributeTok"/>
     <w:basedOn w:val="VerbatimChar"/>
     <w:rPr>
-      <w:color w:val="7d9029"/>
+      <w:rFonts w:ascii="Consolas" w:hAnsi="Consolas"/>
+      <w:color w:val="7D9029"/>
+      <w:sz w:val="22"/>
     </w:rPr>
   </w:style>
   <w:style w:type="character" w:customStyle="1" w:styleId="RegionMarkerTok">
     <w:name w:val="RegionMarkerTok"/>
     <w:basedOn w:val="VerbatimChar"/>
-    <w:rPr/>
+    <w:rPr>
+      <w:rFonts w:ascii="Consolas" w:hAnsi="Consolas"/>
+      <w:sz w:val="22"/>
+    </w:rPr>
   </w:style>
   <w:style w:type="character" w:customStyle="1" w:styleId="InformationTok">
     <w:name w:val="InformationTok"/>
     <w:basedOn w:val="VerbatimChar"/>
     <w:rPr>
+      <w:rFonts w:ascii="Consolas" w:hAnsi="Consolas"/>
       <w:b/>
       <w:i/>
-      <w:color w:val="60a0b0"/>
+      <w:color w:val="60A0B0"/>
+      <w:sz w:val="22"/>
     </w:rPr>
   </w:style>
   <w:style w:type="character" w:customStyle="1" w:styleId="WarningTok">
     <w:name w:val="WarningTok"/>
     <w:basedOn w:val="VerbatimChar"/>
     <w:rPr>
+      <w:rFonts w:ascii="Consolas" w:hAnsi="Consolas"/>
       <w:b/>
       <w:i/>
-      <w:color w:val="60a0b0"/>
+      <w:color w:val="60A0B0"/>
+      <w:sz w:val="22"/>
     </w:rPr>
   </w:style>
   <w:style w:type="character" w:customStyle="1" w:styleId="AlertTok">
     <w:name w:val="AlertTok"/>
     <w:basedOn w:val="VerbatimChar"/>
     <w:rPr>
+      <w:rFonts w:ascii="Consolas" w:hAnsi="Consolas"/>
       <w:b/>
-      <w:color w:val="ff0000"/>
+      <w:color w:val="FF0000"/>
+      <w:sz w:val="22"/>
     </w:rPr>
   </w:style>
   <w:style w:type="character" w:customStyle="1" w:styleId="ErrorTok">
     <w:name w:val="ErrorTok"/>
     <w:basedOn w:val="VerbatimChar"/>
     <w:rPr>
+      <w:rFonts w:ascii="Consolas" w:hAnsi="Consolas"/>
       <w:b/>
-      <w:color w:val="ff0000"/>
+      <w:color w:val="FF0000"/>
+      <w:sz w:val="22"/>
     </w:rPr>
   </w:style>
   <w:style w:type="character" w:customStyle="1" w:styleId="NormalTok">
     <w:name w:val="NormalTok"/>
     <w:basedOn w:val="VerbatimChar"/>
-    <w:rPr/>
+    <w:rPr>
+      <w:rFonts w:ascii="Consolas" w:hAnsi="Consolas"/>
+      <w:sz w:val="22"/>
+    </w:rPr>
   </w:style>
 </w:styles>
 </file>
